--- a/08-传感器电路/09-距离与位置传感器电路/电位器位置检测电路/电位器位置检测电路.docx
+++ b/08-传感器电路/09-距离与位置传感器电路/电位器位置检测电路/电位器位置检测电路.docx
@@ -2226,6 +2226,20 @@
     </w:p>
     <w:bookmarkEnd w:id="26"/>
     <w:bookmarkEnd w:id="27"/>
+    <w:p>
+      <w:pPr>
+        <w:spacing w:before="360"/>
+        <w:jc w:val="center"/>
+      </w:pPr>
+      <w:r>
+        <w:rPr>
+          <w:rFonts w:ascii="Times New Roman" w:hAnsi="Times New Roman"/>
+          <w:color w:val="555555"/>
+          <w:sz w:val="21"/>
+        </w:rPr>
+        <w:t>材料收集者：杜文杰</w:t>
+      </w:r>
+    </w:p>
     <w:sectPr>
       <w:headerReference r:id="rId9" w:type="default"/>
       <w:footerReference r:id="rId10" w:type="default"/>

--- a/08-传感器电路/09-距离与位置传感器电路/电位器位置检测电路/电位器位置检测电路.docx
+++ b/08-传感器电路/09-距离与位置传感器电路/电位器位置检测电路/电位器位置检测电路.docx
@@ -1,6 +1,6 @@
 
 <file path=word/document.xml><?xml version="1.0" encoding="utf-8"?>
-<w:document xmlns:w="http://schemas.openxmlformats.org/wordprocessingml/2006/main" xmlns:m="http://schemas.openxmlformats.org/officeDocument/2006/math" xmlns:r="http://schemas.openxmlformats.org/officeDocument/2006/relationships" xmlns:o="urn:schemas-microsoft-com:office:office" xmlns:v="urn:schemas-microsoft-com:vml" xmlns:w10="urn:schemas-microsoft-com:office:word" xmlns:a="http://schemas.openxmlformats.org/drawingml/2006/main" xmlns:pic="http://schemas.openxmlformats.org/drawingml/2006/picture" xmlns:wp="http://schemas.openxmlformats.org/drawingml/2006/wordprocessingDrawing">
+<w:document xmlns:m="http://schemas.openxmlformats.org/officeDocument/2006/math" xmlns:r="http://schemas.openxmlformats.org/officeDocument/2006/relationships" xmlns:w="http://schemas.openxmlformats.org/wordprocessingml/2006/main" xmlns:o="urn:schemas-microsoft-com:office:office" xmlns:v="urn:schemas-microsoft-com:vml" xmlns:w10="urn:schemas-microsoft-com:office:word" xmlns:a="http://schemas.openxmlformats.org/drawingml/2006/main" xmlns:pic="http://schemas.openxmlformats.org/drawingml/2006/picture" xmlns:wp="http://schemas.openxmlformats.org/drawingml/2006/wordprocessingDrawing">
   <w:body>
     <w:bookmarkStart w:id="27" w:name="电位器位置检测电路"/>
     <w:p>
@@ -9,7 +9,7 @@
       </w:pPr>
       <w:r>
         <w:rPr>
-          <w:rFonts w:hint="eastAsia"/>
+          <w:rFonts w:hint="eastAsia" w:eastAsia="黑体"/>
         </w:rPr>
         <w:t xml:space="preserve">电位器位置检测电路</w:t>
       </w:r>
@@ -21,7 +21,7 @@
       </w:pPr>
       <w:r>
         <w:rPr>
-          <w:rFonts w:hint="eastAsia"/>
+          <w:rFonts w:hint="eastAsia" w:eastAsia="黑体"/>
         </w:rPr>
         <w:t xml:space="preserve">拓扑描述</w:t>
       </w:r>
@@ -32,13 +32,13 @@
       </w:pPr>
       <w:r>
         <w:rPr>
-          <w:rFonts w:hint="eastAsia"/>
+          <w:rFonts w:hint="eastAsia" w:eastAsia="黑体"/>
         </w:rPr>
         <w:t xml:space="preserve">元件组成与节点定义：由</w:t>
       </w:r>
       <w:r>
         <w:rPr>
-          <w:rFonts w:hint="eastAsia"/>
+          <w:rFonts w:hint="eastAsia" w:eastAsia="黑体"/>
           <w:b/>
           <w:bCs/>
         </w:rPr>
@@ -46,65 +46,85 @@
       </w:r>
       <w:r>
         <w:rPr>
+          <w:rFonts w:eastAsia="黑体"/>
           <w:b/>
           <w:bCs/>
         </w:rPr>
         <w:t xml:space="preserve"> RP</w:t>
       </w:r>
       <w:r>
+        <w:rPr>
+          <w:rFonts w:eastAsia="黑体"/>
+        </w:rPr>
         <w:t xml:space="preserve"> </w:t>
       </w:r>
       <w:r>
         <w:rPr>
-          <w:rFonts w:hint="eastAsia"/>
+          <w:rFonts w:hint="eastAsia" w:eastAsia="黑体"/>
         </w:rPr>
         <w:t xml:space="preserve">作为分压传感元件，必要时配</w:t>
       </w:r>
       <w:r>
+        <w:rPr>
+          <w:rFonts w:eastAsia="黑体"/>
+        </w:rPr>
         <w:t xml:space="preserve"> </w:t>
       </w:r>
       <w:r>
         <w:rPr>
-          <w:rFonts w:hint="eastAsia"/>
+          <w:rFonts w:hint="eastAsia" w:eastAsia="黑体"/>
           <w:b/>
           <w:bCs/>
         </w:rPr>
         <w:t xml:space="preserve">基准电压/上拉电阻</w:t>
       </w:r>
       <w:r>
+        <w:rPr>
+          <w:rFonts w:eastAsia="黑体"/>
+        </w:rPr>
         <w:t xml:space="preserve"> </w:t>
       </w:r>
       <w:r>
         <w:rPr>
-          <w:rFonts w:hint="eastAsia"/>
+          <w:rFonts w:hint="eastAsia" w:eastAsia="黑体"/>
         </w:rPr>
         <w:t xml:space="preserve">与</w:t>
       </w:r>
       <w:r>
+        <w:rPr>
+          <w:rFonts w:eastAsia="黑体"/>
+        </w:rPr>
         <w:t xml:space="preserve"> </w:t>
       </w:r>
       <w:r>
         <w:rPr>
-          <w:rFonts w:hint="eastAsia"/>
+          <w:rFonts w:hint="eastAsia" w:eastAsia="黑体"/>
           <w:b/>
           <w:bCs/>
         </w:rPr>
         <w:t xml:space="preserve">后续缓冲（运放跟随器）</w:t>
       </w:r>
       <w:r>
+        <w:rPr>
+          <w:rFonts w:eastAsia="黑体"/>
+        </w:rPr>
         <w:t xml:space="preserve"> </w:t>
       </w:r>
       <w:r>
         <w:rPr>
-          <w:rFonts w:hint="eastAsia"/>
+          <w:rFonts w:hint="eastAsia" w:eastAsia="黑体"/>
         </w:rPr>
         <w:t xml:space="preserve">或</w:t>
       </w:r>
       <w:r>
+        <w:rPr>
+          <w:rFonts w:eastAsia="黑体"/>
+        </w:rPr>
         <w:t xml:space="preserve"> </w:t>
       </w:r>
       <w:r>
         <w:rPr>
+          <w:rFonts w:eastAsia="黑体"/>
           <w:b/>
           <w:bCs/>
         </w:rPr>
@@ -112,22 +132,25 @@
       </w:r>
       <w:r>
         <w:rPr>
-          <w:rFonts w:hint="eastAsia"/>
+          <w:rFonts w:hint="eastAsia" w:eastAsia="黑体"/>
         </w:rPr>
         <w:t xml:space="preserve">（也可直接送比较器/模拟表头）。电路共有</w:t>
       </w:r>
       <w:r>
+        <w:rPr>
+          <w:rFonts w:eastAsia="黑体"/>
+        </w:rPr>
         <w:t xml:space="preserve"> 4 </w:t>
       </w:r>
       <w:r>
         <w:rPr>
-          <w:rFonts w:hint="eastAsia"/>
+          <w:rFonts w:hint="eastAsia" w:eastAsia="黑体"/>
         </w:rPr>
         <w:t xml:space="preserve">个关键节点：</w:t>
       </w:r>
       <w:r>
         <w:rPr>
-          <w:rFonts w:hint="eastAsia"/>
+          <w:rFonts w:hint="eastAsia" w:eastAsia="黑体"/>
           <w:b/>
           <w:bCs/>
         </w:rPr>
@@ -135,6 +158,7 @@
       </w:r>
       <w:r>
         <w:rPr>
+          <w:rFonts w:eastAsia="黑体"/>
           <w:b/>
           <w:bCs/>
         </w:rPr>
@@ -142,7 +166,7 @@
       </w:r>
       <w:r>
         <w:rPr>
-          <w:rFonts w:hint="eastAsia"/>
+          <w:rFonts w:hint="eastAsia" w:eastAsia="黑体"/>
           <w:b/>
           <w:bCs/>
         </w:rPr>
@@ -150,11 +174,14 @@
       </w:r>
       <w:r>
         <w:rPr>
-          <w:rFonts w:hint="eastAsia"/>
+          <w:rFonts w:hint="eastAsia" w:eastAsia="黑体"/>
         </w:rPr>
         <w:t xml:space="preserve">（电位器一端接电源或基准电压</w:t>
       </w:r>
       <w:r>
+        <w:rPr>
+          <w:rFonts w:eastAsia="黑体"/>
+        </w:rPr>
         <w:t xml:space="preserve"> </w:t>
       </w:r>
       <m:oMath>
@@ -179,13 +206,13 @@
       </m:oMath>
       <w:r>
         <w:rPr>
-          <w:rFonts w:hint="eastAsia"/>
+          <w:rFonts w:hint="eastAsia" w:eastAsia="黑体"/>
         </w:rPr>
         <w:t xml:space="preserve">）；</w:t>
       </w:r>
       <w:r>
         <w:rPr>
-          <w:rFonts w:hint="eastAsia"/>
+          <w:rFonts w:hint="eastAsia" w:eastAsia="黑体"/>
           <w:b/>
           <w:bCs/>
         </w:rPr>
@@ -193,6 +220,7 @@
       </w:r>
       <w:r>
         <w:rPr>
+          <w:rFonts w:eastAsia="黑体"/>
           <w:b/>
           <w:bCs/>
         </w:rPr>
@@ -200,7 +228,7 @@
       </w:r>
       <w:r>
         <w:rPr>
-          <w:rFonts w:hint="eastAsia"/>
+          <w:rFonts w:hint="eastAsia" w:eastAsia="黑体"/>
           <w:b/>
           <w:bCs/>
         </w:rPr>
@@ -208,22 +236,25 @@
       </w:r>
       <w:r>
         <w:rPr>
-          <w:rFonts w:hint="eastAsia"/>
+          <w:rFonts w:hint="eastAsia" w:eastAsia="黑体"/>
         </w:rPr>
         <w:t xml:space="preserve">（电位器另一端接地</w:t>
       </w:r>
       <w:r>
+        <w:rPr>
+          <w:rFonts w:eastAsia="黑体"/>
+        </w:rPr>
         <w:t xml:space="preserve"> </w:t>
       </w:r>
       <w:r>
         <w:rPr>
-          <w:rFonts w:hint="eastAsia"/>
+          <w:rFonts w:hint="eastAsia" w:eastAsia="黑体"/>
         </w:rPr>
         <w:t xml:space="preserve">GND）；</w:t>
       </w:r>
       <w:r>
         <w:rPr>
-          <w:rFonts w:hint="eastAsia"/>
+          <w:rFonts w:hint="eastAsia" w:eastAsia="黑体"/>
           <w:b/>
           <w:bCs/>
         </w:rPr>
@@ -231,6 +262,7 @@
       </w:r>
       <w:r>
         <w:rPr>
+          <w:rFonts w:eastAsia="黑体"/>
           <w:b/>
           <w:bCs/>
         </w:rPr>
@@ -238,7 +270,7 @@
       </w:r>
       <w:r>
         <w:rPr>
-          <w:rFonts w:hint="eastAsia"/>
+          <w:rFonts w:hint="eastAsia" w:eastAsia="黑体"/>
           <w:b/>
           <w:bCs/>
         </w:rPr>
@@ -246,11 +278,14 @@
       </w:r>
       <w:r>
         <w:rPr>
-          <w:rFonts w:hint="eastAsia"/>
+          <w:rFonts w:hint="eastAsia" w:eastAsia="黑体"/>
         </w:rPr>
         <w:t xml:space="preserve">（滑动端输出</w:t>
       </w:r>
       <w:r>
+        <w:rPr>
+          <w:rFonts w:eastAsia="黑体"/>
+        </w:rPr>
         <w:t xml:space="preserve"> </w:t>
       </w:r>
       <m:oMath>
@@ -275,13 +310,13 @@
       </m:oMath>
       <w:r>
         <w:rPr>
-          <w:rFonts w:hint="eastAsia"/>
+          <w:rFonts w:hint="eastAsia" w:eastAsia="黑体"/>
         </w:rPr>
         <w:t xml:space="preserve">）；</w:t>
       </w:r>
       <w:r>
         <w:rPr>
-          <w:rFonts w:hint="eastAsia"/>
+          <w:rFonts w:hint="eastAsia" w:eastAsia="黑体"/>
           <w:b/>
           <w:bCs/>
         </w:rPr>
@@ -289,6 +324,7 @@
       </w:r>
       <w:r>
         <w:rPr>
+          <w:rFonts w:eastAsia="黑体"/>
           <w:b/>
           <w:bCs/>
         </w:rPr>
@@ -296,7 +332,7 @@
       </w:r>
       <w:r>
         <w:rPr>
-          <w:rFonts w:hint="eastAsia"/>
+          <w:rFonts w:hint="eastAsia" w:eastAsia="黑体"/>
           <w:b/>
           <w:bCs/>
         </w:rPr>
@@ -304,6 +340,7 @@
       </w:r>
       <w:r>
         <w:rPr>
+          <w:rFonts w:eastAsia="黑体"/>
           <w:b/>
           <w:bCs/>
         </w:rPr>
@@ -311,7 +348,7 @@
       </w:r>
       <w:r>
         <w:rPr>
-          <w:rFonts w:hint="eastAsia"/>
+          <w:rFonts w:hint="eastAsia" w:eastAsia="黑体"/>
           <w:b/>
           <w:bCs/>
         </w:rPr>
@@ -319,7 +356,7 @@
       </w:r>
       <w:r>
         <w:rPr>
-          <w:rFonts w:hint="eastAsia"/>
+          <w:rFonts w:hint="eastAsia" w:eastAsia="黑体"/>
         </w:rPr>
         <w:t xml:space="preserve">（</w:t>
       </w:r>
@@ -344,20 +381,26 @@
         </m:sSub>
       </m:oMath>
       <w:r>
+        <w:rPr>
+          <w:rFonts w:eastAsia="黑体"/>
+        </w:rPr>
         <w:t xml:space="preserve"> </w:t>
       </w:r>
       <w:r>
         <w:rPr>
-          <w:rFonts w:hint="eastAsia"/>
+          <w:rFonts w:hint="eastAsia" w:eastAsia="黑体"/>
         </w:rPr>
         <w:t xml:space="preserve">经跟随器后的输出，接</w:t>
       </w:r>
       <w:r>
+        <w:rPr>
+          <w:rFonts w:eastAsia="黑体"/>
+        </w:rPr>
         <w:t xml:space="preserve"> ADC </w:t>
       </w:r>
       <w:r>
         <w:rPr>
-          <w:rFonts w:hint="eastAsia"/>
+          <w:rFonts w:hint="eastAsia" w:eastAsia="黑体"/>
         </w:rPr>
         <w:t xml:space="preserve">输入或直接驱动比较器/表头）。</w:t>
       </w:r>
@@ -366,13 +409,13 @@
       <w:pPr/>
       <w:r>
         <w:rPr>
-          <w:rFonts w:hint="eastAsia"/>
+          <w:rFonts w:hint="eastAsia" w:eastAsia="黑体"/>
         </w:rPr>
         <w:t xml:space="preserve">各元件管脚连接：</w:t>
       </w:r>
       <w:r>
         <w:rPr>
-          <w:rFonts w:hint="eastAsia"/>
+          <w:rFonts w:hint="eastAsia" w:eastAsia="黑体"/>
           <w:b/>
           <w:bCs/>
         </w:rPr>
@@ -380,40 +423,47 @@
       </w:r>
       <w:r>
         <w:rPr>
+          <w:rFonts w:eastAsia="黑体"/>
           <w:b/>
           <w:bCs/>
         </w:rPr>
         <w:t xml:space="preserve"> RP</w:t>
       </w:r>
       <w:r>
+        <w:rPr>
+          <w:rFonts w:eastAsia="黑体"/>
+        </w:rPr>
         <w:t xml:space="preserve"> </w:t>
       </w:r>
       <w:r>
         <w:rPr>
-          <w:rFonts w:hint="eastAsia"/>
+          <w:rFonts w:hint="eastAsia" w:eastAsia="黑体"/>
         </w:rPr>
         <w:t xml:space="preserve">一端接上端节点①、另一端接下端节点②、滑动端（抽头）接抽头输出节点③；</w:t>
       </w:r>
       <w:r>
         <w:rPr>
-          <w:rFonts w:hint="eastAsia"/>
+          <w:rFonts w:hint="eastAsia" w:eastAsia="黑体"/>
           <w:b/>
           <w:bCs/>
         </w:rPr>
         <w:t xml:space="preserve">基准电压源</w:t>
       </w:r>
       <w:r>
+        <w:rPr>
+          <w:rFonts w:eastAsia="黑体"/>
+        </w:rPr>
         <w:t xml:space="preserve"> </w:t>
       </w:r>
       <w:r>
         <w:rPr>
-          <w:rFonts w:hint="eastAsia"/>
+          <w:rFonts w:hint="eastAsia" w:eastAsia="黑体"/>
         </w:rPr>
         <w:t xml:space="preserve">正端接上端节点①、负端接地节点②；</w:t>
       </w:r>
       <w:r>
         <w:rPr>
-          <w:rFonts w:hint="eastAsia"/>
+          <w:rFonts w:hint="eastAsia" w:eastAsia="黑体"/>
           <w:b/>
           <w:bCs/>
         </w:rPr>
@@ -421,83 +471,105 @@
       </w:r>
       <w:r>
         <w:rPr>
-          <w:rFonts w:hint="eastAsia"/>
+          <w:rFonts w:hint="eastAsia" w:eastAsia="黑体"/>
         </w:rPr>
         <w:t xml:space="preserve">（若用）一端接上端节点①或抽头、另一端接相应节点；</w:t>
       </w:r>
       <w:r>
         <w:rPr>
-          <w:rFonts w:hint="eastAsia"/>
+          <w:rFonts w:hint="eastAsia" w:eastAsia="黑体"/>
           <w:b/>
           <w:bCs/>
         </w:rPr>
         <w:t xml:space="preserve">运放跟随器</w:t>
       </w:r>
       <w:r>
+        <w:rPr>
+          <w:rFonts w:eastAsia="黑体"/>
+        </w:rPr>
         <w:t xml:space="preserve"> </w:t>
       </w:r>
       <w:r>
         <w:rPr>
-          <w:rFonts w:hint="eastAsia"/>
+          <w:rFonts w:hint="eastAsia" w:eastAsia="黑体"/>
         </w:rPr>
         <w:t xml:space="preserve">的</w:t>
       </w:r>
       <w:r>
+        <w:rPr>
+          <w:rFonts w:eastAsia="黑体"/>
+        </w:rPr>
         <w:t xml:space="preserve"> IN+ </w:t>
       </w:r>
       <w:r>
         <w:rPr>
-          <w:rFonts w:hint="eastAsia"/>
+          <w:rFonts w:hint="eastAsia" w:eastAsia="黑体"/>
         </w:rPr>
         <w:t xml:space="preserve">接抽头输出节点③、IN−</w:t>
       </w:r>
       <w:r>
+        <w:rPr>
+          <w:rFonts w:eastAsia="黑体"/>
+        </w:rPr>
         <w:t xml:space="preserve"> </w:t>
       </w:r>
       <w:r>
         <w:rPr>
-          <w:rFonts w:hint="eastAsia"/>
+          <w:rFonts w:hint="eastAsia" w:eastAsia="黑体"/>
         </w:rPr>
         <w:t xml:space="preserve">与</w:t>
       </w:r>
       <w:r>
+        <w:rPr>
+          <w:rFonts w:eastAsia="黑体"/>
+        </w:rPr>
         <w:t xml:space="preserve"> OUT </w:t>
       </w:r>
       <w:r>
         <w:rPr>
-          <w:rFonts w:hint="eastAsia"/>
+          <w:rFonts w:hint="eastAsia" w:eastAsia="黑体"/>
         </w:rPr>
         <w:t xml:space="preserve">短接（单位增益）、OUT</w:t>
       </w:r>
       <w:r>
+        <w:rPr>
+          <w:rFonts w:eastAsia="黑体"/>
+        </w:rPr>
         <w:t xml:space="preserve"> </w:t>
       </w:r>
       <w:r>
         <w:rPr>
-          <w:rFonts w:hint="eastAsia"/>
+          <w:rFonts w:hint="eastAsia" w:eastAsia="黑体"/>
         </w:rPr>
         <w:t xml:space="preserve">接缓冲输出节点④、V+</w:t>
       </w:r>
       <w:r>
+        <w:rPr>
+          <w:rFonts w:eastAsia="黑体"/>
+        </w:rPr>
         <w:t xml:space="preserve"> </w:t>
       </w:r>
       <w:r>
         <w:rPr>
-          <w:rFonts w:hint="eastAsia"/>
+          <w:rFonts w:hint="eastAsia" w:eastAsia="黑体"/>
         </w:rPr>
         <w:t xml:space="preserve">接电源、V−</w:t>
       </w:r>
       <w:r>
+        <w:rPr>
+          <w:rFonts w:eastAsia="黑体"/>
+        </w:rPr>
         <w:t xml:space="preserve"> </w:t>
       </w:r>
       <w:r>
         <w:rPr>
-          <w:rFonts w:hint="eastAsia"/>
+          <w:rFonts w:hint="eastAsia" w:eastAsia="黑体"/>
         </w:rPr>
         <w:t xml:space="preserve">接地节点②；</w:t>
       </w:r>
       <w:r>
         <w:rPr>
+          <w:rFonts w:eastAsia="黑体"/>
           <w:b/>
           <w:bCs/>
         </w:rPr>
@@ -505,38 +577,47 @@
       </w:r>
       <w:r>
         <w:rPr>
-          <w:rFonts w:hint="eastAsia"/>
+          <w:rFonts w:hint="eastAsia" w:eastAsia="黑体"/>
           <w:b/>
           <w:bCs/>
         </w:rPr>
         <w:t xml:space="preserve">输入</w:t>
       </w:r>
       <w:r>
+        <w:rPr>
+          <w:rFonts w:eastAsia="黑体"/>
+        </w:rPr>
         <w:t xml:space="preserve"> </w:t>
       </w:r>
       <w:r>
         <w:rPr>
-          <w:rFonts w:hint="eastAsia"/>
+          <w:rFonts w:hint="eastAsia" w:eastAsia="黑体"/>
         </w:rPr>
         <w:t xml:space="preserve">或</w:t>
       </w:r>
       <w:r>
+        <w:rPr>
+          <w:rFonts w:eastAsia="黑体"/>
+        </w:rPr>
         <w:t xml:space="preserve"> </w:t>
       </w:r>
       <w:r>
         <w:rPr>
-          <w:rFonts w:hint="eastAsia"/>
+          <w:rFonts w:hint="eastAsia" w:eastAsia="黑体"/>
           <w:b/>
           <w:bCs/>
         </w:rPr>
         <w:t xml:space="preserve">比较器/表头</w:t>
       </w:r>
       <w:r>
+        <w:rPr>
+          <w:rFonts w:eastAsia="黑体"/>
+        </w:rPr>
         <w:t xml:space="preserve"> </w:t>
       </w:r>
       <w:r>
         <w:rPr>
-          <w:rFonts w:hint="eastAsia"/>
+          <w:rFonts w:hint="eastAsia" w:eastAsia="黑体"/>
         </w:rPr>
         <w:t xml:space="preserve">接缓冲输出节点④（或直接接抽头输出节点③）。</w:t>
       </w:r>
@@ -545,11 +626,14 @@
       <w:pPr/>
       <w:r>
         <w:rPr>
-          <w:rFonts w:hint="eastAsia"/>
+          <w:rFonts w:hint="eastAsia" w:eastAsia="黑体"/>
         </w:rPr>
         <w:t xml:space="preserve">由此构成”电位器两端接</w:t>
       </w:r>
       <w:r>
+        <w:rPr>
+          <w:rFonts w:eastAsia="黑体"/>
+        </w:rPr>
         <w:t xml:space="preserve"> </w:t>
       </w:r>
       <m:oMath>
@@ -573,15 +657,21 @@
         </m:sSub>
       </m:oMath>
       <w:r>
+        <w:rPr>
+          <w:rFonts w:eastAsia="黑体"/>
+        </w:rPr>
         <w:t xml:space="preserve"> </w:t>
       </w:r>
       <w:r>
         <w:rPr>
-          <w:rFonts w:hint="eastAsia"/>
+          <w:rFonts w:hint="eastAsia" w:eastAsia="黑体"/>
         </w:rPr>
         <w:t xml:space="preserve">与地、滑动端分压输出与行程成正比，经跟随器/ADC（或比较器）转换”的电阻分压位置检测组态，输出</w:t>
       </w:r>
       <w:r>
+        <w:rPr>
+          <w:rFonts w:eastAsia="黑体"/>
+        </w:rPr>
         <w:t xml:space="preserve"> </w:t>
       </w:r>
       <m:oMath>
@@ -695,6 +785,9 @@
         </m:r>
       </m:oMath>
       <w:r>
+        <w:rPr>
+          <w:rFonts w:eastAsia="黑体"/>
+        </w:rPr>
         <w:t xml:space="preserve">。</w:t>
       </w:r>
     </w:p>
@@ -706,7 +799,7 @@
       </w:pPr>
       <w:r>
         <w:rPr>
-          <w:rFonts w:hint="eastAsia"/>
+          <w:rFonts w:hint="eastAsia" w:eastAsia="黑体"/>
         </w:rPr>
         <w:t xml:space="preserve">工作原理</w:t>
       </w:r>
@@ -717,7 +810,7 @@
       </w:pPr>
       <w:r>
         <w:rPr>
-          <w:rFonts w:hint="eastAsia"/>
+          <w:rFonts w:hint="eastAsia" w:eastAsia="黑体"/>
         </w:rPr>
         <w:t xml:space="preserve">电位器触点把电阻膜分成两段，滑动端电压为两段电阻对电源的分压。当滑片移动时分段比例改变，输出电压随位置线性变化，实现位置—电压的转换。</w:t>
       </w:r>
@@ -730,7 +823,7 @@
       </w:pPr>
       <w:r>
         <w:rPr>
-          <w:rFonts w:hint="eastAsia"/>
+          <w:rFonts w:hint="eastAsia" w:eastAsia="黑体"/>
         </w:rPr>
         <w:t xml:space="preserve">关键计算公式</w:t>
       </w:r>
@@ -744,7 +837,7 @@
       </w:pPr>
       <w:r>
         <w:rPr>
-          <w:rFonts w:hint="eastAsia"/>
+          <w:rFonts w:hint="eastAsia" w:eastAsia="黑体"/>
         </w:rPr>
         <w:t xml:space="preserve">输出电压与位置关系（线性电位器）：</w:t>
       </w:r>
@@ -870,7 +963,7 @@
       </w:pPr>
       <w:r>
         <w:rPr>
-          <w:rFonts w:hint="eastAsia"/>
+          <w:rFonts w:hint="eastAsia" w:eastAsia="黑体"/>
         </w:rPr>
         <w:t xml:space="preserve">位置比例（行程归一化）：</w:t>
       </w:r>
@@ -969,16 +1062,19 @@
       </w:pPr>
       <w:r>
         <w:rPr>
-          <w:rFonts w:hint="eastAsia"/>
+          <w:rFonts w:hint="eastAsia" w:eastAsia="黑体"/>
         </w:rPr>
         <w:t xml:space="preserve">分辨率（由</w:t>
       </w:r>
       <w:r>
+        <w:rPr>
+          <w:rFonts w:eastAsia="黑体"/>
+        </w:rPr>
         <w:t xml:space="preserve"> ADC </w:t>
       </w:r>
       <w:r>
         <w:rPr>
-          <w:rFonts w:hint="eastAsia"/>
+          <w:rFonts w:hint="eastAsia" w:eastAsia="黑体"/>
         </w:rPr>
         <w:t xml:space="preserve">位数决定）：</w:t>
       </w:r>
@@ -1066,7 +1162,7 @@
             </w:pPr>
             <w:r>
               <w:rPr>
-                <w:rFonts w:hint="eastAsia"/>
+                <w:rFonts w:hint="eastAsia" w:eastAsia="黑体"/>
               </w:rPr>
               <w:t xml:space="preserve">符号</w:t>
             </w:r>
@@ -1080,7 +1176,7 @@
             </w:pPr>
             <w:r>
               <w:rPr>
-                <w:rFonts w:hint="eastAsia"/>
+                <w:rFonts w:hint="eastAsia" w:eastAsia="黑体"/>
               </w:rPr>
               <w:t xml:space="preserve">含义</w:t>
             </w:r>
@@ -1094,7 +1190,7 @@
             </w:pPr>
             <w:r>
               <w:rPr>
-                <w:rFonts w:hint="eastAsia"/>
+                <w:rFonts w:hint="eastAsia" w:eastAsia="黑体"/>
               </w:rPr>
               <w:t xml:space="preserve">单位</w:t>
             </w:r>
@@ -1129,6 +1225,9 @@
               </m:sSub>
             </m:oMath>
             <w:r>
+              <w:rPr>
+                <w:rFonts w:eastAsia="黑体"/>
+              </w:rPr>
               <w:t xml:space="preserve">​</w:t>
             </w:r>
           </w:p>
@@ -1141,7 +1240,7 @@
             </w:pPr>
             <w:r>
               <w:rPr>
-                <w:rFonts w:hint="eastAsia"/>
+                <w:rFonts w:hint="eastAsia" w:eastAsia="黑体"/>
               </w:rPr>
               <w:t xml:space="preserve">抽头输出电压</w:t>
             </w:r>
@@ -1154,6 +1253,9 @@
               <w:pStyle w:val="Compact"/>
             </w:pPr>
             <w:r>
+              <w:rPr>
+                <w:rFonts w:eastAsia="黑体"/>
+              </w:rPr>
               <w:t xml:space="preserve">V</w:t>
             </w:r>
           </w:p>
@@ -1187,6 +1289,9 @@
               </m:sSub>
             </m:oMath>
             <w:r>
+              <w:rPr>
+                <w:rFonts w:eastAsia="黑体"/>
+              </w:rPr>
               <w:t xml:space="preserve">​</w:t>
             </w:r>
           </w:p>
@@ -1199,7 +1304,7 @@
             </w:pPr>
             <w:r>
               <w:rPr>
-                <w:rFonts w:hint="eastAsia"/>
+                <w:rFonts w:hint="eastAsia" w:eastAsia="黑体"/>
               </w:rPr>
               <w:t xml:space="preserve">电源/基准电压</w:t>
             </w:r>
@@ -1212,6 +1317,9 @@
               <w:pStyle w:val="Compact"/>
             </w:pPr>
             <w:r>
+              <w:rPr>
+                <w:rFonts w:eastAsia="黑体"/>
+              </w:rPr>
               <w:t xml:space="preserve">V</w:t>
             </w:r>
           </w:p>
@@ -1260,6 +1368,9 @@
               </m:sSub>
             </m:oMath>
             <w:r>
+              <w:rPr>
+                <w:rFonts w:eastAsia="黑体"/>
+              </w:rPr>
               <w:t xml:space="preserve">​</w:t>
             </w:r>
           </w:p>
@@ -1272,7 +1383,7 @@
             </w:pPr>
             <w:r>
               <w:rPr>
-                <w:rFonts w:hint="eastAsia"/>
+                <w:rFonts w:hint="eastAsia" w:eastAsia="黑体"/>
               </w:rPr>
               <w:t xml:space="preserve">触点两侧电阻</w:t>
             </w:r>
@@ -1285,6 +1396,9 @@
               <w:pStyle w:val="Compact"/>
             </w:pPr>
             <w:r>
+              <w:rPr>
+                <w:rFonts w:eastAsia="黑体"/>
+              </w:rPr>
               <w:t xml:space="preserve">Ω</w:t>
             </w:r>
           </w:p>
@@ -1303,6 +1417,9 @@
               </m:r>
             </m:oMath>
             <w:r>
+              <w:rPr>
+                <w:rFonts w:eastAsia="黑体"/>
+              </w:rPr>
               <w:t xml:space="preserve">​</w:t>
             </w:r>
           </w:p>
@@ -1315,7 +1432,7 @@
             </w:pPr>
             <w:r>
               <w:rPr>
-                <w:rFonts w:hint="eastAsia"/>
+                <w:rFonts w:hint="eastAsia" w:eastAsia="黑体"/>
               </w:rPr>
               <w:t xml:space="preserve">当前机械位置</w:t>
             </w:r>
@@ -1328,6 +1445,9 @@
               <w:pStyle w:val="Compact"/>
             </w:pPr>
             <w:r>
+              <w:rPr>
+                <w:rFonts w:eastAsia="黑体"/>
+              </w:rPr>
               <w:t xml:space="preserve">m</w:t>
             </w:r>
           </w:p>
@@ -1346,6 +1466,9 @@
               </m:r>
             </m:oMath>
             <w:r>
+              <w:rPr>
+                <w:rFonts w:eastAsia="黑体"/>
+              </w:rPr>
               <w:t xml:space="preserve">​</w:t>
             </w:r>
           </w:p>
@@ -1358,7 +1481,7 @@
             </w:pPr>
             <w:r>
               <w:rPr>
-                <w:rFonts w:hint="eastAsia"/>
+                <w:rFonts w:hint="eastAsia" w:eastAsia="黑体"/>
               </w:rPr>
               <w:t xml:space="preserve">总行程/总电阻</w:t>
             </w:r>
@@ -1371,6 +1494,9 @@
               <w:pStyle w:val="Compact"/>
             </w:pPr>
             <w:r>
+              <w:rPr>
+                <w:rFonts w:eastAsia="黑体"/>
+              </w:rPr>
               <w:t xml:space="preserve">m</w:t>
             </w:r>
           </w:p>
@@ -1389,6 +1515,9 @@
               </m:r>
             </m:oMath>
             <w:r>
+              <w:rPr>
+                <w:rFonts w:eastAsia="黑体"/>
+              </w:rPr>
               <w:t xml:space="preserve">​</w:t>
             </w:r>
           </w:p>
@@ -1400,11 +1529,14 @@
               <w:pStyle w:val="Compact"/>
             </w:pPr>
             <w:r>
+              <w:rPr>
+                <w:rFonts w:eastAsia="黑体"/>
+              </w:rPr>
               <w:t xml:space="preserve">ADC </w:t>
             </w:r>
             <w:r>
               <w:rPr>
-                <w:rFonts w:hint="eastAsia"/>
+                <w:rFonts w:hint="eastAsia" w:eastAsia="黑体"/>
               </w:rPr>
               <w:t xml:space="preserve">位数</w:t>
             </w:r>
@@ -1418,7 +1550,7 @@
             </w:pPr>
             <w:r>
               <w:rPr>
-                <w:rFonts w:hint="eastAsia"/>
+                <w:rFonts w:hint="eastAsia" w:eastAsia="黑体"/>
               </w:rPr>
               <w:t xml:space="preserve">无量纲</w:t>
             </w:r>
@@ -1434,7 +1566,7 @@
       </w:pPr>
       <w:r>
         <w:rPr>
-          <w:rFonts w:hint="eastAsia"/>
+          <w:rFonts w:hint="eastAsia" w:eastAsia="黑体"/>
         </w:rPr>
         <w:t xml:space="preserve">元件调整影响</w:t>
       </w:r>
@@ -1449,7 +1581,7 @@
       </w:pPr>
       <w:r>
         <w:rPr>
-          <w:rFonts w:hint="eastAsia"/>
+          <w:rFonts w:hint="eastAsia" w:eastAsia="黑体"/>
           <w:b/>
           <w:bCs/>
         </w:rPr>
@@ -1457,6 +1589,7 @@
       </w:r>
       <w:r>
         <w:rPr>
+          <w:rFonts w:eastAsia="黑体"/>
           <w:b/>
           <w:bCs/>
         </w:rPr>
@@ -1496,6 +1629,7 @@
       </m:oMath>
       <w:r>
         <w:rPr>
+          <w:rFonts w:eastAsia="黑体"/>
           <w:b/>
           <w:bCs/>
         </w:rPr>
@@ -1503,21 +1637,27 @@
       </w:r>
       <w:r>
         <w:rPr>
-          <w:rFonts w:hint="eastAsia"/>
+          <w:rFonts w:hint="eastAsia" w:eastAsia="黑体"/>
           <w:b/>
           <w:bCs/>
         </w:rPr>
         <w:t xml:space="preserve">增大</w:t>
       </w:r>
       <w:r>
+        <w:rPr>
+          <w:rFonts w:eastAsia="黑体"/>
+        </w:rPr>
         <w:t xml:space="preserve"> </w:t>
       </w:r>
       <w:r>
+        <w:rPr>
+          <w:rFonts w:eastAsia="黑体"/>
+        </w:rPr>
         <w:t xml:space="preserve">→ </w:t>
       </w:r>
       <w:r>
         <w:rPr>
-          <w:rFonts w:hint="eastAsia"/>
+          <w:rFonts w:hint="eastAsia" w:eastAsia="黑体"/>
         </w:rPr>
         <w:t xml:space="preserve">分压网络功耗减小，但输出阻抗增大、后级加载误差变大。</w:t>
       </w:r>
@@ -1532,21 +1672,27 @@
       </w:pPr>
       <w:r>
         <w:rPr>
-          <w:rFonts w:hint="eastAsia"/>
+          <w:rFonts w:hint="eastAsia" w:eastAsia="黑体"/>
           <w:b/>
           <w:bCs/>
         </w:rPr>
         <w:t xml:space="preserve">总电阻减小</w:t>
       </w:r>
       <w:r>
+        <w:rPr>
+          <w:rFonts w:eastAsia="黑体"/>
+        </w:rPr>
         <w:t xml:space="preserve"> </w:t>
       </w:r>
       <w:r>
+        <w:rPr>
+          <w:rFonts w:eastAsia="黑体"/>
+        </w:rPr>
         <w:t xml:space="preserve">→ </w:t>
       </w:r>
       <w:r>
         <w:rPr>
-          <w:rFonts w:hint="eastAsia"/>
+          <w:rFonts w:hint="eastAsia" w:eastAsia="黑体"/>
         </w:rPr>
         <w:t xml:space="preserve">驱动能力强、噪声小，但静态功耗增大。</w:t>
       </w:r>
@@ -1581,6 +1727,7 @@
       </m:oMath>
       <w:r>
         <w:rPr>
+          <w:rFonts w:eastAsia="黑体"/>
           <w:b/>
           <w:bCs/>
         </w:rPr>
@@ -1588,30 +1735,39 @@
       </w:r>
       <w:r>
         <w:rPr>
-          <w:rFonts w:hint="eastAsia"/>
+          <w:rFonts w:hint="eastAsia" w:eastAsia="黑体"/>
           <w:b/>
           <w:bCs/>
         </w:rPr>
         <w:t xml:space="preserve">增大</w:t>
       </w:r>
       <w:r>
+        <w:rPr>
+          <w:rFonts w:eastAsia="黑体"/>
+        </w:rPr>
         <w:t xml:space="preserve"> </w:t>
       </w:r>
       <w:r>
+        <w:rPr>
+          <w:rFonts w:eastAsia="黑体"/>
+        </w:rPr>
         <w:t xml:space="preserve">→ </w:t>
       </w:r>
       <w:r>
         <w:rPr>
-          <w:rFonts w:hint="eastAsia"/>
+          <w:rFonts w:hint="eastAsia" w:eastAsia="黑体"/>
         </w:rPr>
         <w:t xml:space="preserve">输出摆幅增大、信噪比提高，但不得超过</w:t>
       </w:r>
       <w:r>
+        <w:rPr>
+          <w:rFonts w:eastAsia="黑体"/>
+        </w:rPr>
         <w:t xml:space="preserve"> ADC </w:t>
       </w:r>
       <w:r>
         <w:rPr>
-          <w:rFonts w:hint="eastAsia"/>
+          <w:rFonts w:hint="eastAsia" w:eastAsia="黑体"/>
         </w:rPr>
         <w:t xml:space="preserve">量程。</w:t>
       </w:r>
@@ -1626,6 +1782,7 @@
       </w:pPr>
       <w:r>
         <w:rPr>
+          <w:rFonts w:eastAsia="黑体"/>
           <w:b/>
           <w:bCs/>
         </w:rPr>
@@ -1633,7 +1790,7 @@
       </w:r>
       <w:r>
         <w:rPr>
-          <w:rFonts w:hint="eastAsia"/>
+          <w:rFonts w:hint="eastAsia" w:eastAsia="黑体"/>
           <w:b/>
           <w:bCs/>
         </w:rPr>
@@ -1641,6 +1798,7 @@
       </w:r>
       <w:r>
         <w:rPr>
+          <w:rFonts w:eastAsia="黑体"/>
           <w:b/>
           <w:bCs/>
         </w:rPr>
@@ -1653,6 +1811,7 @@
       </m:oMath>
       <w:r>
         <w:rPr>
+          <w:rFonts w:eastAsia="黑体"/>
           <w:b/>
           <w:bCs/>
         </w:rPr>
@@ -1660,25 +1819,34 @@
       </w:r>
       <w:r>
         <w:rPr>
-          <w:rFonts w:hint="eastAsia"/>
+          <w:rFonts w:hint="eastAsia" w:eastAsia="黑体"/>
           <w:b/>
           <w:bCs/>
         </w:rPr>
         <w:t xml:space="preserve">增加</w:t>
       </w:r>
       <w:r>
+        <w:rPr>
+          <w:rFonts w:eastAsia="黑体"/>
+        </w:rPr>
         <w:t xml:space="preserve"> </w:t>
       </w:r>
       <w:r>
+        <w:rPr>
+          <w:rFonts w:eastAsia="黑体"/>
+        </w:rPr>
         <w:t xml:space="preserve">→ </w:t>
       </w:r>
       <w:r>
         <w:rPr>
-          <w:rFonts w:hint="eastAsia"/>
+          <w:rFonts w:hint="eastAsia" w:eastAsia="黑体"/>
         </w:rPr>
         <w:t xml:space="preserve">位置分辨率</w:t>
       </w:r>
       <w:r>
+        <w:rPr>
+          <w:rFonts w:eastAsia="黑体"/>
+        </w:rPr>
         <w:t xml:space="preserve"> </w:t>
       </w:r>
       <m:oMath>
@@ -1693,11 +1861,14 @@
         </m:r>
       </m:oMath>
       <w:r>
+        <w:rPr>
+          <w:rFonts w:eastAsia="黑体"/>
+        </w:rPr>
         <w:t xml:space="preserve"> </w:t>
       </w:r>
       <w:r>
         <w:rPr>
-          <w:rFonts w:hint="eastAsia"/>
+          <w:rFonts w:hint="eastAsia" w:eastAsia="黑体"/>
         </w:rPr>
         <w:t xml:space="preserve">提高。</w:t>
       </w:r>
@@ -1710,7 +1881,7 @@
       </w:pPr>
       <w:r>
         <w:rPr>
-          <w:rFonts w:hint="eastAsia"/>
+          <w:rFonts w:hint="eastAsia" w:eastAsia="黑体"/>
         </w:rPr>
         <w:t xml:space="preserve">典型参数示例</w:t>
       </w:r>
@@ -1724,15 +1895,21 @@
         </w:numPr>
       </w:pPr>
       <w:r>
+        <w:rPr>
+          <w:rFonts w:eastAsia="黑体"/>
+        </w:rPr>
         <w:t xml:space="preserve">10 kΩ </w:t>
       </w:r>
       <w:r>
         <w:rPr>
-          <w:rFonts w:hint="eastAsia"/>
+          <w:rFonts w:hint="eastAsia" w:eastAsia="黑体"/>
         </w:rPr>
         <w:t xml:space="preserve">电位器接</w:t>
       </w:r>
       <w:r>
+        <w:rPr>
+          <w:rFonts w:eastAsia="黑体"/>
+        </w:rPr>
         <w:t xml:space="preserve"> </w:t>
       </w:r>
       <m:oMath>
@@ -1776,7 +1953,7 @@
       </m:oMath>
       <w:r>
         <w:rPr>
-          <w:rFonts w:hint="eastAsia"/>
+          <w:rFonts w:hint="eastAsia" w:eastAsia="黑体"/>
         </w:rPr>
         <w:t xml:space="preserve">，滑片位于中点（</w:t>
       </w:r>
@@ -1833,7 +2010,7 @@
       </m:oMath>
       <w:r>
         <w:rPr>
-          <w:rFonts w:hint="eastAsia"/>
+          <w:rFonts w:hint="eastAsia" w:eastAsia="黑体"/>
         </w:rPr>
         <w:t xml:space="preserve">）：</w:t>
       </w:r>
@@ -1907,6 +2084,9 @@
         </m:r>
       </m:oMath>
       <w:r>
+        <w:rPr>
+          <w:rFonts w:eastAsia="黑体"/>
+        </w:rPr>
         <w:t xml:space="preserve">。</w:t>
       </w:r>
     </w:p>
@@ -1920,11 +2100,14 @@
       </w:pPr>
       <w:r>
         <w:rPr>
-          <w:rFonts w:hint="eastAsia"/>
+          <w:rFonts w:hint="eastAsia" w:eastAsia="黑体"/>
         </w:rPr>
         <w:t xml:space="preserve">若行程</w:t>
       </w:r>
       <w:r>
+        <w:rPr>
+          <w:rFonts w:eastAsia="黑体"/>
+        </w:rPr>
         <w:t xml:space="preserve"> </w:t>
       </w:r>
       <m:oMath>
@@ -1953,25 +2136,31 @@
       </m:oMath>
       <w:r>
         <w:rPr>
-          <w:rFonts w:hint="eastAsia"/>
+          <w:rFonts w:hint="eastAsia" w:eastAsia="黑体"/>
         </w:rPr>
         <w:t xml:space="preserve">，配</w:t>
       </w:r>
       <w:r>
+        <w:rPr>
+          <w:rFonts w:eastAsia="黑体"/>
+        </w:rPr>
         <w:t xml:space="preserve"> 12 </w:t>
       </w:r>
       <w:r>
         <w:rPr>
-          <w:rFonts w:hint="eastAsia"/>
+          <w:rFonts w:hint="eastAsia" w:eastAsia="黑体"/>
         </w:rPr>
         <w:t xml:space="preserve">位</w:t>
       </w:r>
       <w:r>
+        <w:rPr>
+          <w:rFonts w:eastAsia="黑体"/>
+        </w:rPr>
         <w:t xml:space="preserve"> </w:t>
       </w:r>
       <w:r>
         <w:rPr>
-          <w:rFonts w:hint="eastAsia"/>
+          <w:rFonts w:hint="eastAsia" w:eastAsia="黑体"/>
         </w:rPr>
         <w:t xml:space="preserve">ADC（</w:t>
       </w:r>
@@ -2000,11 +2189,14 @@
       </m:oMath>
       <w:r>
         <w:rPr>
-          <w:rFonts w:hint="eastAsia"/>
+          <w:rFonts w:hint="eastAsia" w:eastAsia="黑体"/>
         </w:rPr>
         <w:t xml:space="preserve">）：位置分辨率</w:t>
       </w:r>
       <w:r>
+        <w:rPr>
+          <w:rFonts w:eastAsia="黑体"/>
+        </w:rPr>
         <w:t xml:space="preserve"> </w:t>
       </w:r>
       <m:oMath>
@@ -2059,6 +2251,9 @@
         </m:r>
       </m:oMath>
       <w:r>
+        <w:rPr>
+          <w:rFonts w:eastAsia="黑体"/>
+        </w:rPr>
         <w:t xml:space="preserve">。</w:t>
       </w:r>
     </w:p>
@@ -2070,7 +2265,7 @@
       </w:pPr>
       <w:r>
         <w:rPr>
-          <w:rFonts w:hint="eastAsia"/>
+          <w:rFonts w:hint="eastAsia" w:eastAsia="黑体"/>
         </w:rPr>
         <w:t xml:space="preserve">常见器件型号</w:t>
       </w:r>
@@ -2085,29 +2280,38 @@
       </w:pPr>
       <w:r>
         <w:rPr>
-          <w:rFonts w:hint="eastAsia"/>
+          <w:rFonts w:hint="eastAsia" w:eastAsia="黑体"/>
         </w:rPr>
         <w:t xml:space="preserve">旋转电位器：B10K</w:t>
       </w:r>
       <w:r>
+        <w:rPr>
+          <w:rFonts w:eastAsia="黑体"/>
+        </w:rPr>
         <w:t xml:space="preserve"> </w:t>
       </w:r>
       <w:r>
         <w:rPr>
-          <w:rFonts w:hint="eastAsia"/>
+          <w:rFonts w:hint="eastAsia" w:eastAsia="黑体"/>
         </w:rPr>
         <w:t xml:space="preserve">线性电位器、3296</w:t>
       </w:r>
       <w:r>
+        <w:rPr>
+          <w:rFonts w:eastAsia="黑体"/>
+        </w:rPr>
         <w:t xml:space="preserve"> </w:t>
       </w:r>
       <w:r>
         <w:rPr>
-          <w:rFonts w:hint="eastAsia"/>
+          <w:rFonts w:hint="eastAsia" w:eastAsia="黑体"/>
         </w:rPr>
         <w:t xml:space="preserve">多圈微调、Bourns</w:t>
       </w:r>
       <w:r>
+        <w:rPr>
+          <w:rFonts w:eastAsia="黑体"/>
+        </w:rPr>
         <w:t xml:space="preserve"> 3386。</w:t>
       </w:r>
     </w:p>
@@ -2121,7 +2325,7 @@
       </w:pPr>
       <w:r>
         <w:rPr>
-          <w:rFonts w:hint="eastAsia"/>
+          <w:rFonts w:hint="eastAsia" w:eastAsia="黑体"/>
         </w:rPr>
         <w:t xml:space="preserve">直线电位器（滑杆）：常用：按需选型。</w:t>
       </w:r>
@@ -2134,7 +2338,7 @@
       </w:pPr>
       <w:r>
         <w:rPr>
-          <w:rFonts w:hint="eastAsia"/>
+          <w:rFonts w:hint="eastAsia" w:eastAsia="黑体"/>
         </w:rPr>
         <w:t xml:space="preserve">注意事项</w:t>
       </w:r>
@@ -2149,7 +2353,7 @@
       </w:pPr>
       <w:r>
         <w:rPr>
-          <w:rFonts w:hint="eastAsia"/>
+          <w:rFonts w:hint="eastAsia" w:eastAsia="黑体"/>
         </w:rPr>
         <w:t xml:space="preserve">后级输入阻抗应远大于电位器输出阻抗，否则引入非线性误差，必要时加运放跟随器。</w:t>
       </w:r>
@@ -2164,7 +2368,7 @@
       </w:pPr>
       <w:r>
         <w:rPr>
-          <w:rFonts w:hint="eastAsia"/>
+          <w:rFonts w:hint="eastAsia" w:eastAsia="黑体"/>
         </w:rPr>
         <w:t xml:space="preserve">触点长期滑动会磨损，产生接触噪声与跳变，需消抖或软件滤波。</w:t>
       </w:r>
@@ -2179,7 +2383,7 @@
       </w:pPr>
       <w:r>
         <w:rPr>
-          <w:rFonts w:hint="eastAsia"/>
+          <w:rFonts w:hint="eastAsia" w:eastAsia="黑体"/>
         </w:rPr>
         <w:t xml:space="preserve">输出受温度与端到端容差影响，要求高精度时选低温度系数线绕/导电塑料电位器。</w:t>
       </w:r>
@@ -2192,7 +2396,7 @@
       </w:pPr>
       <w:r>
         <w:rPr>
-          <w:rFonts w:hint="eastAsia"/>
+          <w:rFonts w:hint="eastAsia" w:eastAsia="黑体"/>
         </w:rPr>
         <w:t xml:space="preserve">参考资料</w:t>
       </w:r>
@@ -2206,6 +2410,9 @@
         </w:numPr>
       </w:pPr>
       <w:r>
+        <w:rPr>
+          <w:rFonts w:eastAsia="黑体"/>
+        </w:rPr>
         <w:t xml:space="preserve">Wikipedia: Potentiometer。</w:t>
       </w:r>
     </w:p>
@@ -2219,7 +2426,7 @@
       </w:pPr>
       <w:r>
         <w:rPr>
-          <w:rFonts w:hint="eastAsia"/>
+          <w:rFonts w:hint="eastAsia" w:eastAsia="黑体"/>
         </w:rPr>
         <w:t xml:space="preserve">《模拟电子技术基础》（童诗白、华成英）。</w:t>
       </w:r>
@@ -2233,11 +2440,11 @@
       </w:pPr>
       <w:r>
         <w:rPr>
-          <w:rFonts w:ascii="Times New Roman" w:hAnsi="Times New Roman"/>
+          <w:rFonts w:ascii="Times New Roman" w:hAnsi="Times New Roman" w:eastAsia="黑体"/>
           <w:color w:val="555555"/>
           <w:sz w:val="21"/>
         </w:rPr>
-        <w:t>材料收集者：杜文杰</w:t>
+        <w:t>材料收集者：杜文杰，WX手机：19519196569，QQ:3478827729</w:t>
       </w:r>
     </w:p>
     <w:sectPr>
@@ -2257,7 +2464,7 @@
 </file>
 
 <file path=word/footer1.xml><?xml version="1.0" encoding="utf-8"?>
-<w:ftr xmlns:m="http://schemas.openxmlformats.org/officeDocument/2006/math" xmlns:mc="http://schemas.openxmlformats.org/markup-compatibility/2006" xmlns:mo="http://schemas.microsoft.com/office/mac/office/2008/main" xmlns:mv="urn:schemas-microsoft-com:mac:vml" xmlns:o="urn:schemas-microsoft-com:office:office" xmlns:r="http://schemas.openxmlformats.org/officeDocument/2006/relationships" xmlns:v="urn:schemas-microsoft-com:vml" xmlns:w10="urn:schemas-microsoft-com:office:word" xmlns:w14="http://schemas.microsoft.com/office/word/2010/wordml" xmlns:w="http://schemas.openxmlformats.org/wordprocessingml/2006/main" xmlns:wne="http://schemas.microsoft.com/office/word/2006/wordml" xmlns:wp14="http://schemas.microsoft.com/office/word/2010/wordprocessingDrawing" xmlns:wp="http://schemas.openxmlformats.org/drawingml/2006/wordprocessingDrawing" xmlns:wpc="http://schemas.microsoft.com/office/word/2010/wordprocessingCanvas" xmlns:wpg="http://schemas.microsoft.com/office/word/2010/wordprocessingGroup" xmlns:wpi="http://schemas.microsoft.com/office/word/2010/wordprocessingInk" xmlns:wps="http://schemas.microsoft.com/office/word/2010/wordprocessingShape" mc:Ignorable="w14 wp14">
+<w:ftr xmlns:mc="http://schemas.openxmlformats.org/markup-compatibility/2006" xmlns:w="http://schemas.openxmlformats.org/wordprocessingml/2006/main" xmlns:m="http://schemas.openxmlformats.org/officeDocument/2006/math" xmlns:mo="http://schemas.microsoft.com/office/mac/office/2008/main" xmlns:mv="urn:schemas-microsoft-com:mac:vml" xmlns:o="urn:schemas-microsoft-com:office:office" xmlns:r="http://schemas.openxmlformats.org/officeDocument/2006/relationships" xmlns:v="urn:schemas-microsoft-com:vml" xmlns:w10="urn:schemas-microsoft-com:office:word" xmlns:w14="http://schemas.microsoft.com/office/word/2010/wordml" xmlns:wne="http://schemas.microsoft.com/office/word/2006/wordml" xmlns:wp14="http://schemas.microsoft.com/office/word/2010/wordprocessingDrawing" xmlns:wp="http://schemas.openxmlformats.org/drawingml/2006/wordprocessingDrawing" xmlns:wpc="http://schemas.microsoft.com/office/word/2010/wordprocessingCanvas" xmlns:wpg="http://schemas.microsoft.com/office/word/2010/wordprocessingGroup" xmlns:wpi="http://schemas.microsoft.com/office/word/2010/wordprocessingInk" xmlns:wps="http://schemas.microsoft.com/office/word/2010/wordprocessingShape" mc:Ignorable="w14 wp14">
   <w:p>
     <w:pPr>
       <w:pStyle w:val="Footer"/>
@@ -2265,12 +2472,14 @@
     </w:pPr>
     <w:r>
       <w:rPr>
+        <w:rFonts w:eastAsia="黑体"/>
         <w:sz w:val="18"/>
       </w:rPr>
       <w:t xml:space="preserve">第 </w:t>
     </w:r>
     <w:r>
       <w:rPr>
+        <w:rFonts w:eastAsia="黑体"/>
         <w:sz w:val="18"/>
       </w:rPr>
       <w:fldChar w:fldCharType="begin"/>
@@ -2279,6 +2488,7 @@
     </w:r>
     <w:r>
       <w:rPr>
+        <w:rFonts w:eastAsia="黑体"/>
         <w:sz w:val="18"/>
       </w:rPr>
       <w:t xml:space="preserve"> 页</w:t>
@@ -2292,6 +2502,9 @@
   <w:footnote w:type="continuationSeparator" w:id="0">
     <w:p>
       <w:r>
+        <w:rPr>
+          <w:rFonts w:eastAsia="黑体"/>
+        </w:rPr>
         <w:continuationSeparator/>
       </w:r>
     </w:p>
@@ -2299,6 +2512,9 @@
   <w:footnote w:type="separator" w:id="-1">
     <w:p>
       <w:r>
+        <w:rPr>
+          <w:rFonts w:eastAsia="黑体"/>
+        </w:rPr>
         <w:separator/>
       </w:r>
     </w:p>
@@ -2307,7 +2523,7 @@
 </file>
 
 <file path=word/header1.xml><?xml version="1.0" encoding="utf-8"?>
-<w:hdr xmlns:m="http://schemas.openxmlformats.org/officeDocument/2006/math" xmlns:mc="http://schemas.openxmlformats.org/markup-compatibility/2006" xmlns:mo="http://schemas.microsoft.com/office/mac/office/2008/main" xmlns:mv="urn:schemas-microsoft-com:mac:vml" xmlns:o="urn:schemas-microsoft-com:office:office" xmlns:r="http://schemas.openxmlformats.org/officeDocument/2006/relationships" xmlns:v="urn:schemas-microsoft-com:vml" xmlns:w10="urn:schemas-microsoft-com:office:word" xmlns:w14="http://schemas.microsoft.com/office/word/2010/wordml" xmlns:w="http://schemas.openxmlformats.org/wordprocessingml/2006/main" xmlns:wne="http://schemas.microsoft.com/office/word/2006/wordml" xmlns:wp14="http://schemas.microsoft.com/office/word/2010/wordprocessingDrawing" xmlns:wp="http://schemas.openxmlformats.org/drawingml/2006/wordprocessingDrawing" xmlns:wpc="http://schemas.microsoft.com/office/word/2010/wordprocessingCanvas" xmlns:wpg="http://schemas.microsoft.com/office/word/2010/wordprocessingGroup" xmlns:wpi="http://schemas.microsoft.com/office/word/2010/wordprocessingInk" xmlns:wps="http://schemas.microsoft.com/office/word/2010/wordprocessingShape" mc:Ignorable="w14 wp14">
+<w:hdr xmlns:mc="http://schemas.openxmlformats.org/markup-compatibility/2006" xmlns:w="http://schemas.openxmlformats.org/wordprocessingml/2006/main" xmlns:m="http://schemas.openxmlformats.org/officeDocument/2006/math" xmlns:mo="http://schemas.microsoft.com/office/mac/office/2008/main" xmlns:mv="urn:schemas-microsoft-com:mac:vml" xmlns:o="urn:schemas-microsoft-com:office:office" xmlns:r="http://schemas.openxmlformats.org/officeDocument/2006/relationships" xmlns:v="urn:schemas-microsoft-com:vml" xmlns:w10="urn:schemas-microsoft-com:office:word" xmlns:w14="http://schemas.microsoft.com/office/word/2010/wordml" xmlns:wne="http://schemas.microsoft.com/office/word/2006/wordml" xmlns:wp14="http://schemas.microsoft.com/office/word/2010/wordprocessingDrawing" xmlns:wp="http://schemas.openxmlformats.org/drawingml/2006/wordprocessingDrawing" xmlns:wpc="http://schemas.microsoft.com/office/word/2010/wordprocessingCanvas" xmlns:wpg="http://schemas.microsoft.com/office/word/2010/wordprocessingGroup" xmlns:wpi="http://schemas.microsoft.com/office/word/2010/wordprocessingInk" xmlns:wps="http://schemas.microsoft.com/office/word/2010/wordprocessingShape" mc:Ignorable="w14 wp14">
   <w:p>
     <w:pPr>
       <w:pStyle w:val="Header"/>
@@ -2315,7 +2531,7 @@
     </w:pPr>
     <w:r>
       <w:rPr>
-        <w:rFonts w:ascii="Times New Roman" w:hAnsi="Times New Roman"/>
+        <w:rFonts w:ascii="Times New Roman" w:hAnsi="Times New Roman" w:eastAsia="黑体"/>
         <w:sz w:val="18"/>
         <w:rFonts w:eastAsia="黑体"/>
         <w:rFonts w:eastAsia="黑体"/>
@@ -2327,7 +2543,7 @@
 </file>
 
 <file path=word/numbering.xml><?xml version="1.0" encoding="utf-8"?>
-<w:numbering xmlns:m="http://schemas.openxmlformats.org/officeDocument/2006/math" xmlns:mc="http://schemas.openxmlformats.org/markup-compatibility/2006" xmlns:mo="http://schemas.microsoft.com/office/mac/office/2008/main" xmlns:mv="urn:schemas-microsoft-com:mac:vml" xmlns:o="urn:schemas-microsoft-com:office:office" xmlns:r="http://schemas.openxmlformats.org/officeDocument/2006/relationships" xmlns:v="urn:schemas-microsoft-com:vml" xmlns:w="http://schemas.openxmlformats.org/wordprocessingml/2006/main" xmlns:w10="urn:schemas-microsoft-com:office:word" xmlns:w14="http://schemas.microsoft.com/office/word/2010/wordml" xmlns:wne="http://schemas.microsoft.com/office/word/2006/wordml" xmlns:wp="http://schemas.openxmlformats.org/drawingml/2006/wordprocessingDrawing" xmlns:wp14="http://schemas.microsoft.com/office/word/2010/wordprocessingDrawing" xmlns:wpc="http://schemas.microsoft.com/office/word/2010/wordprocessingCanvas" xmlns:wpg="http://schemas.microsoft.com/office/word/2010/wordprocessingGroup" xmlns:wpi="http://schemas.microsoft.com/office/word/2010/wordprocessingInk" xmlns:wps="http://schemas.microsoft.com/office/word/2010/wordprocessingShape" mc:Ignorable="w14 wp14">
+<w:numbering xmlns:mc="http://schemas.openxmlformats.org/markup-compatibility/2006" xmlns:w="http://schemas.openxmlformats.org/wordprocessingml/2006/main" xmlns:m="http://schemas.openxmlformats.org/officeDocument/2006/math" xmlns:mo="http://schemas.microsoft.com/office/mac/office/2008/main" xmlns:mv="urn:schemas-microsoft-com:mac:vml" xmlns:o="urn:schemas-microsoft-com:office:office" xmlns:r="http://schemas.openxmlformats.org/officeDocument/2006/relationships" xmlns:v="urn:schemas-microsoft-com:vml" xmlns:w10="urn:schemas-microsoft-com:office:word" xmlns:w14="http://schemas.microsoft.com/office/word/2010/wordml" xmlns:wne="http://schemas.microsoft.com/office/word/2006/wordml" xmlns:wp="http://schemas.openxmlformats.org/drawingml/2006/wordprocessingDrawing" xmlns:wp14="http://schemas.microsoft.com/office/word/2010/wordprocessingDrawing" xmlns:wpc="http://schemas.microsoft.com/office/word/2010/wordprocessingCanvas" xmlns:wpg="http://schemas.microsoft.com/office/word/2010/wordprocessingGroup" xmlns:wpi="http://schemas.microsoft.com/office/word/2010/wordprocessingInk" xmlns:wps="http://schemas.microsoft.com/office/word/2010/wordprocessingShape" mc:Ignorable="w14 wp14">
   <w:abstractNum w:abstractNumId="0">
     <w:nsid w:val="FFFFFF7C"/>
     <w:multiLevelType w:val="singleLevel"/>
@@ -2414,7 +2630,7 @@
         <w:ind w:hanging="360" w:left="1440"/>
       </w:pPr>
       <w:rPr>
-        <w:rFonts w:ascii="Symbol" w:hAnsi="Symbol" w:hint="default"/>
+        <w:rFonts w:ascii="Symbol" w:hAnsi="Symbol" w:hint="default" w:eastAsia="黑体"/>
       </w:rPr>
     </w:lvl>
   </w:abstractNum>
@@ -2435,7 +2651,7 @@
         <w:ind w:hanging="360" w:left="1080"/>
       </w:pPr>
       <w:rPr>
-        <w:rFonts w:ascii="Symbol" w:hAnsi="Symbol" w:hint="default"/>
+        <w:rFonts w:ascii="Symbol" w:hAnsi="Symbol" w:hint="default" w:eastAsia="黑体"/>
       </w:rPr>
     </w:lvl>
   </w:abstractNum>
@@ -2456,7 +2672,7 @@
         <w:ind w:hanging="360" w:left="720"/>
       </w:pPr>
       <w:rPr>
-        <w:rFonts w:ascii="Symbol" w:hAnsi="Symbol" w:hint="default"/>
+        <w:rFonts w:ascii="Symbol" w:hAnsi="Symbol" w:hint="default" w:eastAsia="黑体"/>
       </w:rPr>
     </w:lvl>
   </w:abstractNum>
@@ -2495,7 +2711,7 @@
         <w:ind w:hanging="360" w:left="360"/>
       </w:pPr>
       <w:rPr>
-        <w:rFonts w:ascii="Symbol" w:hAnsi="Symbol" w:hint="default"/>
+        <w:rFonts w:ascii="Symbol" w:hAnsi="Symbol" w:hint="default" w:eastAsia="黑体"/>
       </w:rPr>
     </w:lvl>
   </w:abstractNum>
@@ -2586,7 +2802,7 @@
         <w:ind w:left="720" w:hanging="360"/>
       </w:pPr>
       <w:rPr>
-        <w:rFonts w:ascii="Symbol" w:hAnsi="Symbol" w:cs="Symbol" w:hint="default"/>
+        <w:rFonts w:ascii="Symbol" w:hAnsi="Symbol" w:cs="Symbol" w:hint="default" w:eastAsia="黑体"/>
       </w:rPr>
     </w:lvl>
     <w:lvl w:ilvl="1">
@@ -2597,7 +2813,7 @@
         <w:ind w:left="1440" w:hanging="360"/>
       </w:pPr>
       <w:rPr>
-        <w:rFonts w:ascii="Courier New" w:hAnsi="Courier New" w:cs="Courier New" w:hint="default"/>
+        <w:rFonts w:ascii="Courier New" w:hAnsi="Courier New" w:cs="Courier New" w:hint="default" w:eastAsia="黑体"/>
       </w:rPr>
     </w:lvl>
     <w:lvl w:ilvl="2">
@@ -2608,7 +2824,7 @@
         <w:ind w:left="2160" w:hanging="360"/>
       </w:pPr>
       <w:rPr>
-        <w:rFonts w:ascii="Wingdings" w:hAnsi="Wingdings" w:cs="Wingdings" w:hint="default"/>
+        <w:rFonts w:ascii="Wingdings" w:hAnsi="Wingdings" w:cs="Wingdings" w:hint="default" w:eastAsia="黑体"/>
       </w:rPr>
     </w:lvl>
     <w:lvl w:ilvl="3">
@@ -2619,7 +2835,7 @@
         <w:ind w:left="2880" w:hanging="360"/>
       </w:pPr>
       <w:rPr>
-        <w:rFonts w:ascii="Symbol" w:hAnsi="Symbol" w:cs="Symbol" w:hint="default"/>
+        <w:rFonts w:ascii="Symbol" w:hAnsi="Symbol" w:cs="Symbol" w:hint="default" w:eastAsia="黑体"/>
       </w:rPr>
     </w:lvl>
     <w:lvl w:ilvl="4">
@@ -2630,7 +2846,7 @@
         <w:ind w:left="3600" w:hanging="360"/>
       </w:pPr>
       <w:rPr>
-        <w:rFonts w:ascii="Courier New" w:hAnsi="Courier New" w:cs="Courier New" w:hint="default"/>
+        <w:rFonts w:ascii="Courier New" w:hAnsi="Courier New" w:cs="Courier New" w:hint="default" w:eastAsia="黑体"/>
       </w:rPr>
     </w:lvl>
     <w:lvl w:ilvl="5">
@@ -2641,7 +2857,7 @@
         <w:ind w:left="4320" w:hanging="360"/>
       </w:pPr>
       <w:rPr>
-        <w:rFonts w:ascii="Wingdings" w:hAnsi="Wingdings" w:cs="Wingdings" w:hint="default"/>
+        <w:rFonts w:ascii="Wingdings" w:hAnsi="Wingdings" w:cs="Wingdings" w:hint="default" w:eastAsia="黑体"/>
       </w:rPr>
     </w:lvl>
     <w:lvl w:ilvl="6">
@@ -2652,7 +2868,7 @@
         <w:ind w:left="5040" w:hanging="360"/>
       </w:pPr>
       <w:rPr>
-        <w:rFonts w:ascii="Symbol" w:hAnsi="Symbol" w:cs="Symbol" w:hint="default"/>
+        <w:rFonts w:ascii="Symbol" w:hAnsi="Symbol" w:cs="Symbol" w:hint="default" w:eastAsia="黑体"/>
       </w:rPr>
     </w:lvl>
     <w:lvl w:ilvl="7">
@@ -2663,7 +2879,7 @@
         <w:ind w:left="5760" w:hanging="360"/>
       </w:pPr>
       <w:rPr>
-        <w:rFonts w:ascii="Courier New" w:hAnsi="Courier New" w:cs="Courier New" w:hint="default"/>
+        <w:rFonts w:ascii="Courier New" w:hAnsi="Courier New" w:cs="Courier New" w:hint="default" w:eastAsia="黑体"/>
       </w:rPr>
     </w:lvl>
     <w:lvl w:ilvl="8">
@@ -2674,7 +2890,7 @@
         <w:ind w:left="6480" w:hanging="360"/>
       </w:pPr>
       <w:rPr>
-        <w:rFonts w:ascii="Wingdings" w:hAnsi="Wingdings" w:cs="Wingdings" w:hint="default"/>
+        <w:rFonts w:ascii="Wingdings" w:hAnsi="Wingdings" w:cs="Wingdings" w:hint="default" w:eastAsia="黑体"/>
       </w:rPr>
     </w:lvl>
   </w:abstractNum>
@@ -2730,11 +2946,11 @@
 </file>
 
 <file path=word/styles.xml><?xml version="1.0" encoding="utf-8"?>
-<w:styles xmlns:mc="http://schemas.openxmlformats.org/markup-compatibility/2006" xmlns:r="http://schemas.openxmlformats.org/officeDocument/2006/relationships" xmlns:w="http://schemas.openxmlformats.org/wordprocessingml/2006/main" xmlns:w14="http://schemas.microsoft.com/office/word/2010/wordml" mc:Ignorable="w14">
+<w:styles xmlns:mc="http://schemas.openxmlformats.org/markup-compatibility/2006" xmlns:w="http://schemas.openxmlformats.org/wordprocessingml/2006/main" xmlns:r="http://schemas.openxmlformats.org/officeDocument/2006/relationships" xmlns:w14="http://schemas.microsoft.com/office/word/2010/wordml" mc:Ignorable="w14">
   <w:docDefaults>
     <w:rPrDefault>
       <w:rPr>
-        <w:rFonts w:asciiTheme="minorHAnsi" w:cstheme="minorBidi" w:eastAsiaTheme="minorEastAsia" w:hAnsiTheme="minorHAnsi"/>
+        <w:rFonts w:asciiTheme="minorHAnsi" w:cstheme="minorBidi" w:hAnsiTheme="minorHAnsi" w:eastAsia="黑体"/>
         <w:sz w:val="22"/>
         <w:szCs w:val="22"/>
         <w:lang w:bidi="ar-SA" w:eastAsia="en-US" w:val="en-US"/>
@@ -2956,7 +3172,7 @@
       <w:outlineLvl w:val="0"/>
     </w:pPr>
     <w:rPr>
-      <w:rFonts w:ascii="Times New Roman" w:asciiTheme="majorHAnsi" w:cstheme="majorBidi" w:eastAsia="黑体" w:eastAsiaTheme="majorEastAsia" w:hAnsi="Times New Roman" w:hAnsiTheme="majorHAnsi"/>
+      <w:rFonts w:ascii="Times New Roman" w:asciiTheme="majorHAnsi" w:cstheme="majorBidi" w:eastAsia="黑体" w:hAnsi="Times New Roman" w:hAnsiTheme="majorHAnsi"/>
       <w:b/>
       <w:bCs/>
       <w:color w:val="1F3864"/>
@@ -2980,7 +3196,7 @@
       <w:outlineLvl w:val="1"/>
     </w:pPr>
     <w:rPr>
-      <w:rFonts w:ascii="Times New Roman" w:asciiTheme="majorHAnsi" w:cstheme="majorBidi" w:eastAsia="黑体" w:eastAsiaTheme="majorEastAsia" w:hAnsi="Times New Roman" w:hAnsiTheme="majorHAnsi"/>
+      <w:rFonts w:ascii="Times New Roman" w:asciiTheme="majorHAnsi" w:cstheme="majorBidi" w:eastAsia="黑体" w:hAnsi="Times New Roman" w:hAnsiTheme="majorHAnsi"/>
       <w:b/>
       <w:bCs/>
       <w:color w:val="2E4E7E"/>
@@ -3004,7 +3220,7 @@
       <w:outlineLvl w:val="2"/>
     </w:pPr>
     <w:rPr>
-      <w:rFonts w:ascii="Times New Roman" w:asciiTheme="majorHAnsi" w:cstheme="majorBidi" w:eastAsia="黑体" w:eastAsiaTheme="majorEastAsia" w:hAnsi="Times New Roman" w:hAnsiTheme="majorHAnsi"/>
+      <w:rFonts w:ascii="Times New Roman" w:asciiTheme="majorHAnsi" w:cstheme="majorBidi" w:eastAsia="黑体" w:hAnsi="Times New Roman" w:hAnsiTheme="majorHAnsi"/>
       <w:b/>
       <w:bCs/>
       <w:color w:val="2E4E7E"/>
@@ -3028,7 +3244,7 @@
       <w:outlineLvl w:val="3"/>
     </w:pPr>
     <w:rPr>
-      <w:rFonts w:ascii="Times New Roman" w:asciiTheme="majorHAnsi" w:cstheme="majorBidi" w:eastAsia="黑体" w:eastAsiaTheme="majorEastAsia" w:hAnsi="Times New Roman" w:hAnsiTheme="majorHAnsi"/>
+      <w:rFonts w:ascii="Times New Roman" w:asciiTheme="majorHAnsi" w:cstheme="majorBidi" w:eastAsia="黑体" w:hAnsi="Times New Roman" w:hAnsiTheme="majorHAnsi"/>
       <w:b/>
       <w:bCs/>
       <w:i/>
@@ -3054,7 +3270,7 @@
       <w:outlineLvl w:val="4"/>
     </w:pPr>
     <w:rPr>
-      <w:rFonts w:ascii="Times New Roman" w:asciiTheme="majorHAnsi" w:cstheme="majorBidi" w:eastAsia="黑体" w:eastAsiaTheme="majorEastAsia" w:hAnsi="Times New Roman" w:hAnsiTheme="majorHAnsi"/>
+      <w:rFonts w:ascii="Times New Roman" w:asciiTheme="majorHAnsi" w:cstheme="majorBidi" w:eastAsia="黑体" w:hAnsi="Times New Roman" w:hAnsiTheme="majorHAnsi"/>
       <w:b/>
       <w:color w:val="333333"/>
       <w:sz w:val="22"/>
@@ -3077,7 +3293,7 @@
       <w:outlineLvl w:val="5"/>
     </w:pPr>
     <w:rPr>
-      <w:rFonts w:asciiTheme="majorHAnsi" w:cstheme="majorBidi" w:eastAsiaTheme="majorEastAsia" w:hAnsiTheme="majorHAnsi"/>
+      <w:rFonts w:asciiTheme="majorHAnsi" w:cstheme="majorBidi" w:hAnsiTheme="majorHAnsi" w:eastAsia="黑体"/>
       <w:i/>
       <w:iCs/>
       <w:color w:themeColor="accent1" w:themeShade="7F" w:val="243F60"/>
@@ -3100,7 +3316,7 @@
       <w:outlineLvl w:val="6"/>
     </w:pPr>
     <w:rPr>
-      <w:rFonts w:asciiTheme="majorHAnsi" w:cstheme="majorBidi" w:eastAsiaTheme="majorEastAsia" w:hAnsiTheme="majorHAnsi"/>
+      <w:rFonts w:asciiTheme="majorHAnsi" w:cstheme="majorBidi" w:hAnsiTheme="majorHAnsi" w:eastAsia="黑体"/>
       <w:i/>
       <w:iCs/>
       <w:color w:themeColor="text1" w:themeTint="BF" w:val="404040"/>
@@ -3123,7 +3339,7 @@
       <w:outlineLvl w:val="7"/>
     </w:pPr>
     <w:rPr>
-      <w:rFonts w:asciiTheme="majorHAnsi" w:cstheme="majorBidi" w:eastAsiaTheme="majorEastAsia" w:hAnsiTheme="majorHAnsi"/>
+      <w:rFonts w:asciiTheme="majorHAnsi" w:cstheme="majorBidi" w:hAnsiTheme="majorHAnsi" w:eastAsia="黑体"/>
       <w:color w:themeColor="accent1" w:val="4F81BD"/>
       <w:sz w:val="20"/>
       <w:szCs w:val="20"/>
@@ -3146,7 +3362,7 @@
       <w:outlineLvl w:val="8"/>
     </w:pPr>
     <w:rPr>
-      <w:rFonts w:asciiTheme="majorHAnsi" w:cstheme="majorBidi" w:eastAsiaTheme="majorEastAsia" w:hAnsiTheme="majorHAnsi"/>
+      <w:rFonts w:asciiTheme="majorHAnsi" w:cstheme="majorBidi" w:hAnsiTheme="majorHAnsi" w:eastAsia="黑体"/>
       <w:i/>
       <w:iCs/>
       <w:color w:themeColor="text1" w:themeTint="BF" w:val="404040"/>
@@ -3197,7 +3413,7 @@
     <w:uiPriority w:val="9"/>
     <w:rsid w:val="00FC693F"/>
     <w:rPr>
-      <w:rFonts w:asciiTheme="majorHAnsi" w:cstheme="majorBidi" w:eastAsiaTheme="majorEastAsia" w:hAnsiTheme="majorHAnsi"/>
+      <w:rFonts w:asciiTheme="majorHAnsi" w:cstheme="majorBidi" w:hAnsiTheme="majorHAnsi" w:eastAsia="黑体"/>
       <w:b/>
       <w:bCs/>
       <w:color w:themeColor="accent1" w:themeShade="BF" w:val="365F91"/>
@@ -3212,7 +3428,7 @@
     <w:uiPriority w:val="9"/>
     <w:rsid w:val="00FC693F"/>
     <w:rPr>
-      <w:rFonts w:asciiTheme="majorHAnsi" w:cstheme="majorBidi" w:eastAsiaTheme="majorEastAsia" w:hAnsiTheme="majorHAnsi"/>
+      <w:rFonts w:asciiTheme="majorHAnsi" w:cstheme="majorBidi" w:hAnsiTheme="majorHAnsi" w:eastAsia="黑体"/>
       <w:b/>
       <w:bCs/>
       <w:color w:themeColor="accent1" w:val="4F81BD"/>
@@ -3227,7 +3443,7 @@
     <w:uiPriority w:val="9"/>
     <w:rsid w:val="00FC693F"/>
     <w:rPr>
-      <w:rFonts w:asciiTheme="majorHAnsi" w:cstheme="majorBidi" w:eastAsiaTheme="majorEastAsia" w:hAnsiTheme="majorHAnsi"/>
+      <w:rFonts w:asciiTheme="majorHAnsi" w:cstheme="majorBidi" w:hAnsiTheme="majorHAnsi" w:eastAsia="黑体"/>
       <w:b/>
       <w:bCs/>
       <w:color w:themeColor="accent1" w:val="4F81BD"/>
@@ -3250,7 +3466,7 @@
       <w:contextualSpacing/>
     </w:pPr>
     <w:rPr>
-      <w:rFonts w:ascii="Times New Roman" w:asciiTheme="majorHAnsi" w:cstheme="majorBidi" w:eastAsia="黑体" w:eastAsiaTheme="majorEastAsia" w:hAnsi="Times New Roman" w:hAnsiTheme="majorHAnsi"/>
+      <w:rFonts w:ascii="Times New Roman" w:asciiTheme="majorHAnsi" w:cstheme="majorBidi" w:eastAsia="黑体" w:hAnsi="Times New Roman" w:hAnsiTheme="majorHAnsi"/>
       <w:b/>
       <w:color w:val="1F3864"/>
       <w:spacing w:val="5"/>
@@ -3266,7 +3482,7 @@
     <w:uiPriority w:val="10"/>
     <w:rsid w:val="00FC693F"/>
     <w:rPr>
-      <w:rFonts w:asciiTheme="majorHAnsi" w:cstheme="majorBidi" w:eastAsiaTheme="majorEastAsia" w:hAnsiTheme="majorHAnsi"/>
+      <w:rFonts w:asciiTheme="majorHAnsi" w:cstheme="majorBidi" w:hAnsiTheme="majorHAnsi" w:eastAsia="黑体"/>
       <w:color w:themeColor="text2" w:themeShade="BF" w:val="17365D"/>
       <w:spacing w:val="5"/>
       <w:kern w:val="28"/>
@@ -3288,7 +3504,7 @@
       </w:numPr>
     </w:pPr>
     <w:rPr>
-      <w:rFonts w:asciiTheme="majorHAnsi" w:cstheme="majorBidi" w:eastAsiaTheme="majorEastAsia" w:hAnsiTheme="majorHAnsi"/>
+      <w:rFonts w:asciiTheme="majorHAnsi" w:cstheme="majorBidi" w:hAnsiTheme="majorHAnsi" w:eastAsia="黑体"/>
       <w:i/>
       <w:iCs/>
       <w:color w:themeColor="accent1" w:val="4F81BD"/>
@@ -3304,7 +3520,7 @@
     <w:uiPriority w:val="11"/>
     <w:rsid w:val="00FC693F"/>
     <w:rPr>
-      <w:rFonts w:asciiTheme="majorHAnsi" w:cstheme="majorBidi" w:eastAsiaTheme="majorEastAsia" w:hAnsiTheme="majorHAnsi"/>
+      <w:rFonts w:asciiTheme="majorHAnsi" w:cstheme="majorBidi" w:hAnsiTheme="majorHAnsi" w:eastAsia="黑体"/>
       <w:i/>
       <w:iCs/>
       <w:color w:themeColor="accent1" w:val="4F81BD"/>
@@ -3371,6 +3587,7 @@
       <w:spacing w:after="120"/>
     </w:pPr>
     <w:rPr>
+      <w:rFonts w:eastAsia="黑体"/>
       <w:sz w:val="16"/>
       <w:szCs w:val="16"/>
     </w:rPr>
@@ -3382,6 +3599,7 @@
     <w:uiPriority w:val="99"/>
     <w:rsid w:val="00AA1D8D"/>
     <w:rPr>
+      <w:rFonts w:eastAsia="黑体"/>
       <w:sz w:val="16"/>
       <w:szCs w:val="16"/>
     </w:rPr>
@@ -3551,7 +3769,7 @@
       </w:tabs>
     </w:pPr>
     <w:rPr>
-      <w:rFonts w:ascii="Courier" w:hAnsi="Courier"/>
+      <w:rFonts w:ascii="Courier" w:hAnsi="Courier" w:eastAsia="黑体"/>
       <w:sz w:val="20"/>
       <w:szCs w:val="20"/>
     </w:rPr>
@@ -3563,7 +3781,7 @@
     <w:uiPriority w:val="99"/>
     <w:rsid w:val="0029639D"/>
     <w:rPr>
-      <w:rFonts w:ascii="Courier" w:hAnsi="Courier"/>
+      <w:rFonts w:ascii="Courier" w:hAnsi="Courier" w:eastAsia="黑体"/>
       <w:sz w:val="20"/>
       <w:szCs w:val="20"/>
     </w:rPr>
@@ -3599,6 +3817,7 @@
     <w:uiPriority w:val="29"/>
     <w:rsid w:val="00FC693F"/>
     <w:rPr>
+      <w:rFonts w:eastAsia="黑体"/>
       <w:i/>
       <w:iCs/>
       <w:color w:themeColor="text1" w:val="000000"/>
@@ -3612,7 +3831,7 @@
     <w:semiHidden/>
     <w:rsid w:val="00FC693F"/>
     <w:rPr>
-      <w:rFonts w:asciiTheme="majorHAnsi" w:cstheme="majorBidi" w:eastAsiaTheme="majorEastAsia" w:hAnsiTheme="majorHAnsi"/>
+      <w:rFonts w:asciiTheme="majorHAnsi" w:cstheme="majorBidi" w:hAnsiTheme="majorHAnsi" w:eastAsia="黑体"/>
       <w:b/>
       <w:bCs/>
       <w:i/>
@@ -3628,7 +3847,7 @@
     <w:semiHidden/>
     <w:rsid w:val="00FC693F"/>
     <w:rPr>
-      <w:rFonts w:asciiTheme="majorHAnsi" w:cstheme="majorBidi" w:eastAsiaTheme="majorEastAsia" w:hAnsiTheme="majorHAnsi"/>
+      <w:rFonts w:asciiTheme="majorHAnsi" w:cstheme="majorBidi" w:hAnsiTheme="majorHAnsi" w:eastAsia="黑体"/>
       <w:color w:themeColor="accent1" w:themeShade="7F" w:val="243F60"/>
     </w:rPr>
   </w:style>
@@ -3640,7 +3859,7 @@
     <w:semiHidden/>
     <w:rsid w:val="00FC693F"/>
     <w:rPr>
-      <w:rFonts w:asciiTheme="majorHAnsi" w:cstheme="majorBidi" w:eastAsiaTheme="majorEastAsia" w:hAnsiTheme="majorHAnsi"/>
+      <w:rFonts w:asciiTheme="majorHAnsi" w:cstheme="majorBidi" w:hAnsiTheme="majorHAnsi" w:eastAsia="黑体"/>
       <w:i/>
       <w:iCs/>
       <w:color w:themeColor="accent1" w:themeShade="7F" w:val="243F60"/>
@@ -3654,7 +3873,7 @@
     <w:semiHidden/>
     <w:rsid w:val="00FC693F"/>
     <w:rPr>
-      <w:rFonts w:asciiTheme="majorHAnsi" w:cstheme="majorBidi" w:eastAsiaTheme="majorEastAsia" w:hAnsiTheme="majorHAnsi"/>
+      <w:rFonts w:asciiTheme="majorHAnsi" w:cstheme="majorBidi" w:hAnsiTheme="majorHAnsi" w:eastAsia="黑体"/>
       <w:i/>
       <w:iCs/>
       <w:color w:themeColor="text1" w:themeTint="BF" w:val="404040"/>
@@ -3668,7 +3887,7 @@
     <w:semiHidden/>
     <w:rsid w:val="00FC693F"/>
     <w:rPr>
-      <w:rFonts w:asciiTheme="majorHAnsi" w:cstheme="majorBidi" w:eastAsiaTheme="majorEastAsia" w:hAnsiTheme="majorHAnsi"/>
+      <w:rFonts w:asciiTheme="majorHAnsi" w:cstheme="majorBidi" w:hAnsiTheme="majorHAnsi" w:eastAsia="黑体"/>
       <w:color w:themeColor="accent1" w:val="4F81BD"/>
       <w:sz w:val="20"/>
       <w:szCs w:val="20"/>
@@ -3682,7 +3901,7 @@
     <w:semiHidden/>
     <w:rsid w:val="00FC693F"/>
     <w:rPr>
-      <w:rFonts w:asciiTheme="majorHAnsi" w:cstheme="majorBidi" w:eastAsiaTheme="majorEastAsia" w:hAnsiTheme="majorHAnsi"/>
+      <w:rFonts w:asciiTheme="majorHAnsi" w:cstheme="majorBidi" w:hAnsiTheme="majorHAnsi" w:eastAsia="黑体"/>
       <w:i/>
       <w:iCs/>
       <w:color w:themeColor="text1" w:themeTint="BF" w:val="404040"/>
@@ -3703,6 +3922,7 @@
       <w:spacing w:line="240" w:lineRule="auto"/>
     </w:pPr>
     <w:rPr>
+      <w:rFonts w:eastAsia="黑体"/>
       <w:b/>
       <w:bCs/>
       <w:color w:themeColor="accent1" w:val="4F81BD"/>
@@ -3717,6 +3937,7 @@
     <w:qFormat/>
     <w:rsid w:val="00FC693F"/>
     <w:rPr>
+      <w:rFonts w:eastAsia="黑体"/>
       <w:b/>
       <w:bCs/>
     </w:rPr>
@@ -3728,6 +3949,7 @@
     <w:qFormat/>
     <w:rsid w:val="00FC693F"/>
     <w:rPr>
+      <w:rFonts w:eastAsia="黑体"/>
       <w:i/>
       <w:iCs/>
     </w:rPr>
@@ -3748,6 +3970,7 @@
       <w:ind w:left="936" w:right="936"/>
     </w:pPr>
     <w:rPr>
+      <w:rFonts w:eastAsia="黑体"/>
       <w:b/>
       <w:bCs/>
       <w:i/>
@@ -3762,6 +3985,7 @@
     <w:uiPriority w:val="30"/>
     <w:rsid w:val="00FC693F"/>
     <w:rPr>
+      <w:rFonts w:eastAsia="黑体"/>
       <w:b/>
       <w:bCs/>
       <w:i/>
@@ -3776,6 +4000,7 @@
     <w:qFormat/>
     <w:rsid w:val="00FC693F"/>
     <w:rPr>
+      <w:rFonts w:eastAsia="黑体"/>
       <w:i/>
       <w:iCs/>
       <w:color w:themeColor="text1" w:themeTint="7F" w:val="808080"/>
@@ -3788,6 +4013,7 @@
     <w:qFormat/>
     <w:rsid w:val="00FC693F"/>
     <w:rPr>
+      <w:rFonts w:eastAsia="黑体"/>
       <w:b/>
       <w:bCs/>
       <w:i/>
@@ -3802,6 +4028,7 @@
     <w:qFormat/>
     <w:rsid w:val="00FC693F"/>
     <w:rPr>
+      <w:rFonts w:eastAsia="黑体"/>
       <w:smallCaps/>
       <w:color w:themeColor="accent2" w:val="C0504D"/>
       <w:u w:val="single"/>
@@ -3814,6 +4041,7 @@
     <w:qFormat/>
     <w:rsid w:val="00FC693F"/>
     <w:rPr>
+      <w:rFonts w:eastAsia="黑体"/>
       <w:b/>
       <w:bCs/>
       <w:smallCaps/>
@@ -3829,6 +4057,7 @@
     <w:qFormat/>
     <w:rsid w:val="00FC693F"/>
     <w:rPr>
+      <w:rFonts w:eastAsia="黑体"/>
       <w:b/>
       <w:bCs/>
       <w:smallCaps/>
@@ -3883,6 +4112,7 @@
       <w:spacing w:after="0" w:line="240" w:lineRule="auto"/>
     </w:pPr>
     <w:rPr>
+      <w:rFonts w:eastAsia="黑体"/>
       <w:color w:themeColor="text1" w:themeShade="BF" w:val="000000"/>
     </w:rPr>
     <w:tblPr>
@@ -3905,6 +4135,7 @@
         <w:spacing w:after="0" w:before="0" w:line="240" w:lineRule="auto"/>
       </w:pPr>
       <w:rPr>
+        <w:rFonts w:eastAsia="黑体"/>
         <w:b/>
         <w:bCs/>
       </w:rPr>
@@ -3925,6 +4156,7 @@
         <w:spacing w:after="0" w:before="0" w:line="240" w:lineRule="auto"/>
       </w:pPr>
       <w:rPr>
+        <w:rFonts w:eastAsia="黑体"/>
         <w:b/>
         <w:bCs/>
       </w:rPr>
@@ -3942,12 +4174,14 @@
     </w:tblStylePr>
     <w:tblStylePr w:type="firstCol">
       <w:rPr>
+        <w:rFonts w:eastAsia="黑体"/>
         <w:b/>
         <w:bCs/>
       </w:rPr>
     </w:tblStylePr>
     <w:tblStylePr w:type="lastCol">
       <w:rPr>
+        <w:rFonts w:eastAsia="黑体"/>
         <w:b/>
         <w:bCs/>
       </w:rPr>
@@ -3986,6 +4220,7 @@
       <w:spacing w:after="0" w:line="240" w:lineRule="auto"/>
     </w:pPr>
     <w:rPr>
+      <w:rFonts w:eastAsia="黑体"/>
       <w:color w:themeColor="accent1" w:themeShade="BF" w:val="365F91"/>
     </w:rPr>
     <w:tblPr>
@@ -4008,6 +4243,7 @@
         <w:spacing w:after="0" w:before="0" w:line="240" w:lineRule="auto"/>
       </w:pPr>
       <w:rPr>
+        <w:rFonts w:eastAsia="黑体"/>
         <w:b/>
         <w:bCs/>
       </w:rPr>
@@ -4028,6 +4264,7 @@
         <w:spacing w:after="0" w:before="0" w:line="240" w:lineRule="auto"/>
       </w:pPr>
       <w:rPr>
+        <w:rFonts w:eastAsia="黑体"/>
         <w:b/>
         <w:bCs/>
       </w:rPr>
@@ -4045,12 +4282,14 @@
     </w:tblStylePr>
     <w:tblStylePr w:type="firstCol">
       <w:rPr>
+        <w:rFonts w:eastAsia="黑体"/>
         <w:b/>
         <w:bCs/>
       </w:rPr>
     </w:tblStylePr>
     <w:tblStylePr w:type="lastCol">
       <w:rPr>
+        <w:rFonts w:eastAsia="黑体"/>
         <w:b/>
         <w:bCs/>
       </w:rPr>
@@ -4089,6 +4328,7 @@
       <w:spacing w:after="0" w:line="240" w:lineRule="auto"/>
     </w:pPr>
     <w:rPr>
+      <w:rFonts w:eastAsia="黑体"/>
       <w:color w:themeColor="accent2" w:themeShade="BF" w:val="943634"/>
     </w:rPr>
     <w:tblPr>
@@ -4111,6 +4351,7 @@
         <w:spacing w:after="0" w:before="0" w:line="240" w:lineRule="auto"/>
       </w:pPr>
       <w:rPr>
+        <w:rFonts w:eastAsia="黑体"/>
         <w:b/>
         <w:bCs/>
       </w:rPr>
@@ -4131,6 +4372,7 @@
         <w:spacing w:after="0" w:before="0" w:line="240" w:lineRule="auto"/>
       </w:pPr>
       <w:rPr>
+        <w:rFonts w:eastAsia="黑体"/>
         <w:b/>
         <w:bCs/>
       </w:rPr>
@@ -4148,12 +4390,14 @@
     </w:tblStylePr>
     <w:tblStylePr w:type="firstCol">
       <w:rPr>
+        <w:rFonts w:eastAsia="黑体"/>
         <w:b/>
         <w:bCs/>
       </w:rPr>
     </w:tblStylePr>
     <w:tblStylePr w:type="lastCol">
       <w:rPr>
+        <w:rFonts w:eastAsia="黑体"/>
         <w:b/>
         <w:bCs/>
       </w:rPr>
@@ -4192,6 +4436,7 @@
       <w:spacing w:after="0" w:line="240" w:lineRule="auto"/>
     </w:pPr>
     <w:rPr>
+      <w:rFonts w:eastAsia="黑体"/>
       <w:color w:themeColor="accent3" w:themeShade="BF" w:val="76923C"/>
     </w:rPr>
     <w:tblPr>
@@ -4214,6 +4459,7 @@
         <w:spacing w:after="0" w:before="0" w:line="240" w:lineRule="auto"/>
       </w:pPr>
       <w:rPr>
+        <w:rFonts w:eastAsia="黑体"/>
         <w:b/>
         <w:bCs/>
       </w:rPr>
@@ -4234,6 +4480,7 @@
         <w:spacing w:after="0" w:before="0" w:line="240" w:lineRule="auto"/>
       </w:pPr>
       <w:rPr>
+        <w:rFonts w:eastAsia="黑体"/>
         <w:b/>
         <w:bCs/>
       </w:rPr>
@@ -4251,12 +4498,14 @@
     </w:tblStylePr>
     <w:tblStylePr w:type="firstCol">
       <w:rPr>
+        <w:rFonts w:eastAsia="黑体"/>
         <w:b/>
         <w:bCs/>
       </w:rPr>
     </w:tblStylePr>
     <w:tblStylePr w:type="lastCol">
       <w:rPr>
+        <w:rFonts w:eastAsia="黑体"/>
         <w:b/>
         <w:bCs/>
       </w:rPr>
@@ -4295,6 +4544,7 @@
       <w:spacing w:after="0" w:line="240" w:lineRule="auto"/>
     </w:pPr>
     <w:rPr>
+      <w:rFonts w:eastAsia="黑体"/>
       <w:color w:themeColor="accent4" w:themeShade="BF" w:val="5F497A"/>
     </w:rPr>
     <w:tblPr>
@@ -4317,6 +4567,7 @@
         <w:spacing w:after="0" w:before="0" w:line="240" w:lineRule="auto"/>
       </w:pPr>
       <w:rPr>
+        <w:rFonts w:eastAsia="黑体"/>
         <w:b/>
         <w:bCs/>
       </w:rPr>
@@ -4337,6 +4588,7 @@
         <w:spacing w:after="0" w:before="0" w:line="240" w:lineRule="auto"/>
       </w:pPr>
       <w:rPr>
+        <w:rFonts w:eastAsia="黑体"/>
         <w:b/>
         <w:bCs/>
       </w:rPr>
@@ -4354,12 +4606,14 @@
     </w:tblStylePr>
     <w:tblStylePr w:type="firstCol">
       <w:rPr>
+        <w:rFonts w:eastAsia="黑体"/>
         <w:b/>
         <w:bCs/>
       </w:rPr>
     </w:tblStylePr>
     <w:tblStylePr w:type="lastCol">
       <w:rPr>
+        <w:rFonts w:eastAsia="黑体"/>
         <w:b/>
         <w:bCs/>
       </w:rPr>
@@ -4398,6 +4652,7 @@
       <w:spacing w:after="0" w:line="240" w:lineRule="auto"/>
     </w:pPr>
     <w:rPr>
+      <w:rFonts w:eastAsia="黑体"/>
       <w:color w:themeColor="accent5" w:themeShade="BF" w:val="31849B"/>
     </w:rPr>
     <w:tblPr>
@@ -4420,6 +4675,7 @@
         <w:spacing w:after="0" w:before="0" w:line="240" w:lineRule="auto"/>
       </w:pPr>
       <w:rPr>
+        <w:rFonts w:eastAsia="黑体"/>
         <w:b/>
         <w:bCs/>
       </w:rPr>
@@ -4440,6 +4696,7 @@
         <w:spacing w:after="0" w:before="0" w:line="240" w:lineRule="auto"/>
       </w:pPr>
       <w:rPr>
+        <w:rFonts w:eastAsia="黑体"/>
         <w:b/>
         <w:bCs/>
       </w:rPr>
@@ -4457,12 +4714,14 @@
     </w:tblStylePr>
     <w:tblStylePr w:type="firstCol">
       <w:rPr>
+        <w:rFonts w:eastAsia="黑体"/>
         <w:b/>
         <w:bCs/>
       </w:rPr>
     </w:tblStylePr>
     <w:tblStylePr w:type="lastCol">
       <w:rPr>
+        <w:rFonts w:eastAsia="黑体"/>
         <w:b/>
         <w:bCs/>
       </w:rPr>
@@ -4501,6 +4760,7 @@
       <w:spacing w:after="0" w:line="240" w:lineRule="auto"/>
     </w:pPr>
     <w:rPr>
+      <w:rFonts w:eastAsia="黑体"/>
       <w:color w:themeColor="accent6" w:themeShade="BF" w:val="E36C0A"/>
     </w:rPr>
     <w:tblPr>
@@ -4523,6 +4783,7 @@
         <w:spacing w:after="0" w:before="0" w:line="240" w:lineRule="auto"/>
       </w:pPr>
       <w:rPr>
+        <w:rFonts w:eastAsia="黑体"/>
         <w:b/>
         <w:bCs/>
       </w:rPr>
@@ -4543,6 +4804,7 @@
         <w:spacing w:after="0" w:before="0" w:line="240" w:lineRule="auto"/>
       </w:pPr>
       <w:rPr>
+        <w:rFonts w:eastAsia="黑体"/>
         <w:b/>
         <w:bCs/>
       </w:rPr>
@@ -4560,12 +4822,14 @@
     </w:tblStylePr>
     <w:tblStylePr w:type="firstCol">
       <w:rPr>
+        <w:rFonts w:eastAsia="黑体"/>
         <w:b/>
         <w:bCs/>
       </w:rPr>
     </w:tblStylePr>
     <w:tblStylePr w:type="lastCol">
       <w:rPr>
+        <w:rFonts w:eastAsia="黑体"/>
         <w:b/>
         <w:bCs/>
       </w:rPr>
@@ -4625,6 +4889,7 @@
         <w:spacing w:after="0" w:before="0" w:line="240" w:lineRule="auto"/>
       </w:pPr>
       <w:rPr>
+        <w:rFonts w:eastAsia="黑体"/>
         <w:b/>
         <w:bCs/>
         <w:color w:themeColor="background1" w:val="FFFFFF"/>
@@ -4639,6 +4904,7 @@
         <w:spacing w:after="0" w:before="0" w:line="240" w:lineRule="auto"/>
       </w:pPr>
       <w:rPr>
+        <w:rFonts w:eastAsia="黑体"/>
         <w:b/>
         <w:bCs/>
       </w:rPr>
@@ -4654,12 +4920,14 @@
     </w:tblStylePr>
     <w:tblStylePr w:type="firstCol">
       <w:rPr>
+        <w:rFonts w:eastAsia="黑体"/>
         <w:b/>
         <w:bCs/>
       </w:rPr>
     </w:tblStylePr>
     <w:tblStylePr w:type="lastCol">
       <w:rPr>
+        <w:rFonts w:eastAsia="黑体"/>
         <w:b/>
         <w:bCs/>
       </w:rPr>
@@ -4717,6 +4985,7 @@
         <w:spacing w:after="0" w:before="0" w:line="240" w:lineRule="auto"/>
       </w:pPr>
       <w:rPr>
+        <w:rFonts w:eastAsia="黑体"/>
         <w:b/>
         <w:bCs/>
         <w:color w:themeColor="background1" w:val="FFFFFF"/>
@@ -4731,6 +5000,7 @@
         <w:spacing w:after="0" w:before="0" w:line="240" w:lineRule="auto"/>
       </w:pPr>
       <w:rPr>
+        <w:rFonts w:eastAsia="黑体"/>
         <w:b/>
         <w:bCs/>
       </w:rPr>
@@ -4746,12 +5016,14 @@
     </w:tblStylePr>
     <w:tblStylePr w:type="firstCol">
       <w:rPr>
+        <w:rFonts w:eastAsia="黑体"/>
         <w:b/>
         <w:bCs/>
       </w:rPr>
     </w:tblStylePr>
     <w:tblStylePr w:type="lastCol">
       <w:rPr>
+        <w:rFonts w:eastAsia="黑体"/>
         <w:b/>
         <w:bCs/>
       </w:rPr>
@@ -4809,6 +5081,7 @@
         <w:spacing w:after="0" w:before="0" w:line="240" w:lineRule="auto"/>
       </w:pPr>
       <w:rPr>
+        <w:rFonts w:eastAsia="黑体"/>
         <w:b/>
         <w:bCs/>
         <w:color w:themeColor="background1" w:val="FFFFFF"/>
@@ -4823,6 +5096,7 @@
         <w:spacing w:after="0" w:before="0" w:line="240" w:lineRule="auto"/>
       </w:pPr>
       <w:rPr>
+        <w:rFonts w:eastAsia="黑体"/>
         <w:b/>
         <w:bCs/>
       </w:rPr>
@@ -4838,12 +5112,14 @@
     </w:tblStylePr>
     <w:tblStylePr w:type="firstCol">
       <w:rPr>
+        <w:rFonts w:eastAsia="黑体"/>
         <w:b/>
         <w:bCs/>
       </w:rPr>
     </w:tblStylePr>
     <w:tblStylePr w:type="lastCol">
       <w:rPr>
+        <w:rFonts w:eastAsia="黑体"/>
         <w:b/>
         <w:bCs/>
       </w:rPr>
@@ -4901,6 +5177,7 @@
         <w:spacing w:after="0" w:before="0" w:line="240" w:lineRule="auto"/>
       </w:pPr>
       <w:rPr>
+        <w:rFonts w:eastAsia="黑体"/>
         <w:b/>
         <w:bCs/>
         <w:color w:themeColor="background1" w:val="FFFFFF"/>
@@ -4915,6 +5192,7 @@
         <w:spacing w:after="0" w:before="0" w:line="240" w:lineRule="auto"/>
       </w:pPr>
       <w:rPr>
+        <w:rFonts w:eastAsia="黑体"/>
         <w:b/>
         <w:bCs/>
       </w:rPr>
@@ -4930,12 +5208,14 @@
     </w:tblStylePr>
     <w:tblStylePr w:type="firstCol">
       <w:rPr>
+        <w:rFonts w:eastAsia="黑体"/>
         <w:b/>
         <w:bCs/>
       </w:rPr>
     </w:tblStylePr>
     <w:tblStylePr w:type="lastCol">
       <w:rPr>
+        <w:rFonts w:eastAsia="黑体"/>
         <w:b/>
         <w:bCs/>
       </w:rPr>
@@ -4993,6 +5273,7 @@
         <w:spacing w:after="0" w:before="0" w:line="240" w:lineRule="auto"/>
       </w:pPr>
       <w:rPr>
+        <w:rFonts w:eastAsia="黑体"/>
         <w:b/>
         <w:bCs/>
         <w:color w:themeColor="background1" w:val="FFFFFF"/>
@@ -5007,6 +5288,7 @@
         <w:spacing w:after="0" w:before="0" w:line="240" w:lineRule="auto"/>
       </w:pPr>
       <w:rPr>
+        <w:rFonts w:eastAsia="黑体"/>
         <w:b/>
         <w:bCs/>
       </w:rPr>
@@ -5022,12 +5304,14 @@
     </w:tblStylePr>
     <w:tblStylePr w:type="firstCol">
       <w:rPr>
+        <w:rFonts w:eastAsia="黑体"/>
         <w:b/>
         <w:bCs/>
       </w:rPr>
     </w:tblStylePr>
     <w:tblStylePr w:type="lastCol">
       <w:rPr>
+        <w:rFonts w:eastAsia="黑体"/>
         <w:b/>
         <w:bCs/>
       </w:rPr>
@@ -5085,6 +5369,7 @@
         <w:spacing w:after="0" w:before="0" w:line="240" w:lineRule="auto"/>
       </w:pPr>
       <w:rPr>
+        <w:rFonts w:eastAsia="黑体"/>
         <w:b/>
         <w:bCs/>
         <w:color w:themeColor="background1" w:val="FFFFFF"/>
@@ -5099,6 +5384,7 @@
         <w:spacing w:after="0" w:before="0" w:line="240" w:lineRule="auto"/>
       </w:pPr>
       <w:rPr>
+        <w:rFonts w:eastAsia="黑体"/>
         <w:b/>
         <w:bCs/>
       </w:rPr>
@@ -5114,12 +5400,14 @@
     </w:tblStylePr>
     <w:tblStylePr w:type="firstCol">
       <w:rPr>
+        <w:rFonts w:eastAsia="黑体"/>
         <w:b/>
         <w:bCs/>
       </w:rPr>
     </w:tblStylePr>
     <w:tblStylePr w:type="lastCol">
       <w:rPr>
+        <w:rFonts w:eastAsia="黑体"/>
         <w:b/>
         <w:bCs/>
       </w:rPr>
@@ -5177,6 +5465,7 @@
         <w:spacing w:after="0" w:before="0" w:line="240" w:lineRule="auto"/>
       </w:pPr>
       <w:rPr>
+        <w:rFonts w:eastAsia="黑体"/>
         <w:b/>
         <w:bCs/>
         <w:color w:themeColor="background1" w:val="FFFFFF"/>
@@ -5191,6 +5480,7 @@
         <w:spacing w:after="0" w:before="0" w:line="240" w:lineRule="auto"/>
       </w:pPr>
       <w:rPr>
+        <w:rFonts w:eastAsia="黑体"/>
         <w:b/>
         <w:bCs/>
       </w:rPr>
@@ -5206,12 +5496,14 @@
     </w:tblStylePr>
     <w:tblStylePr w:type="firstCol">
       <w:rPr>
+        <w:rFonts w:eastAsia="黑体"/>
         <w:b/>
         <w:bCs/>
       </w:rPr>
     </w:tblStylePr>
     <w:tblStylePr w:type="lastCol">
       <w:rPr>
+        <w:rFonts w:eastAsia="黑体"/>
         <w:b/>
         <w:bCs/>
       </w:rPr>
@@ -5271,7 +5563,7 @@
         <w:spacing w:after="0" w:before="0" w:line="240" w:lineRule="auto"/>
       </w:pPr>
       <w:rPr>
-        <w:rFonts w:asciiTheme="majorHAnsi" w:cstheme="majorBidi" w:eastAsiaTheme="majorEastAsia" w:hAnsiTheme="majorHAnsi"/>
+        <w:rFonts w:asciiTheme="majorHAnsi" w:cstheme="majorBidi" w:hAnsiTheme="majorHAnsi" w:eastAsia="黑体"/>
         <w:b/>
         <w:bCs/>
       </w:rPr>
@@ -5292,7 +5584,7 @@
         <w:spacing w:after="0" w:before="0" w:line="240" w:lineRule="auto"/>
       </w:pPr>
       <w:rPr>
-        <w:rFonts w:asciiTheme="majorHAnsi" w:cstheme="majorBidi" w:eastAsiaTheme="majorEastAsia" w:hAnsiTheme="majorHAnsi"/>
+        <w:rFonts w:asciiTheme="majorHAnsi" w:cstheme="majorBidi" w:hAnsiTheme="majorHAnsi" w:eastAsia="黑体"/>
         <w:b/>
         <w:bCs/>
       </w:rPr>
@@ -5310,14 +5602,14 @@
     </w:tblStylePr>
     <w:tblStylePr w:type="firstCol">
       <w:rPr>
-        <w:rFonts w:asciiTheme="majorHAnsi" w:cstheme="majorBidi" w:eastAsiaTheme="majorEastAsia" w:hAnsiTheme="majorHAnsi"/>
+        <w:rFonts w:asciiTheme="majorHAnsi" w:cstheme="majorBidi" w:hAnsiTheme="majorHAnsi" w:eastAsia="黑体"/>
         <w:b/>
         <w:bCs/>
       </w:rPr>
     </w:tblStylePr>
     <w:tblStylePr w:type="lastCol">
       <w:rPr>
-        <w:rFonts w:asciiTheme="majorHAnsi" w:cstheme="majorBidi" w:eastAsiaTheme="majorEastAsia" w:hAnsiTheme="majorHAnsi"/>
+        <w:rFonts w:asciiTheme="majorHAnsi" w:cstheme="majorBidi" w:hAnsiTheme="majorHAnsi" w:eastAsia="黑体"/>
         <w:b/>
         <w:bCs/>
       </w:rPr>
@@ -5401,7 +5693,7 @@
         <w:spacing w:after="0" w:before="0" w:line="240" w:lineRule="auto"/>
       </w:pPr>
       <w:rPr>
-        <w:rFonts w:asciiTheme="majorHAnsi" w:cstheme="majorBidi" w:eastAsiaTheme="majorEastAsia" w:hAnsiTheme="majorHAnsi"/>
+        <w:rFonts w:asciiTheme="majorHAnsi" w:cstheme="majorBidi" w:hAnsiTheme="majorHAnsi" w:eastAsia="黑体"/>
         <w:b/>
         <w:bCs/>
       </w:rPr>
@@ -5422,7 +5714,7 @@
         <w:spacing w:after="0" w:before="0" w:line="240" w:lineRule="auto"/>
       </w:pPr>
       <w:rPr>
-        <w:rFonts w:asciiTheme="majorHAnsi" w:cstheme="majorBidi" w:eastAsiaTheme="majorEastAsia" w:hAnsiTheme="majorHAnsi"/>
+        <w:rFonts w:asciiTheme="majorHAnsi" w:cstheme="majorBidi" w:hAnsiTheme="majorHAnsi" w:eastAsia="黑体"/>
         <w:b/>
         <w:bCs/>
       </w:rPr>
@@ -5440,14 +5732,14 @@
     </w:tblStylePr>
     <w:tblStylePr w:type="firstCol">
       <w:rPr>
-        <w:rFonts w:asciiTheme="majorHAnsi" w:cstheme="majorBidi" w:eastAsiaTheme="majorEastAsia" w:hAnsiTheme="majorHAnsi"/>
+        <w:rFonts w:asciiTheme="majorHAnsi" w:cstheme="majorBidi" w:hAnsiTheme="majorHAnsi" w:eastAsia="黑体"/>
         <w:b/>
         <w:bCs/>
       </w:rPr>
     </w:tblStylePr>
     <w:tblStylePr w:type="lastCol">
       <w:rPr>
-        <w:rFonts w:asciiTheme="majorHAnsi" w:cstheme="majorBidi" w:eastAsiaTheme="majorEastAsia" w:hAnsiTheme="majorHAnsi"/>
+        <w:rFonts w:asciiTheme="majorHAnsi" w:cstheme="majorBidi" w:hAnsiTheme="majorHAnsi" w:eastAsia="黑体"/>
         <w:b/>
         <w:bCs/>
       </w:rPr>
@@ -5531,7 +5823,7 @@
         <w:spacing w:after="0" w:before="0" w:line="240" w:lineRule="auto"/>
       </w:pPr>
       <w:rPr>
-        <w:rFonts w:asciiTheme="majorHAnsi" w:cstheme="majorBidi" w:eastAsiaTheme="majorEastAsia" w:hAnsiTheme="majorHAnsi"/>
+        <w:rFonts w:asciiTheme="majorHAnsi" w:cstheme="majorBidi" w:hAnsiTheme="majorHAnsi" w:eastAsia="黑体"/>
         <w:b/>
         <w:bCs/>
       </w:rPr>
@@ -5552,7 +5844,7 @@
         <w:spacing w:after="0" w:before="0" w:line="240" w:lineRule="auto"/>
       </w:pPr>
       <w:rPr>
-        <w:rFonts w:asciiTheme="majorHAnsi" w:cstheme="majorBidi" w:eastAsiaTheme="majorEastAsia" w:hAnsiTheme="majorHAnsi"/>
+        <w:rFonts w:asciiTheme="majorHAnsi" w:cstheme="majorBidi" w:hAnsiTheme="majorHAnsi" w:eastAsia="黑体"/>
         <w:b/>
         <w:bCs/>
       </w:rPr>
@@ -5570,14 +5862,14 @@
     </w:tblStylePr>
     <w:tblStylePr w:type="firstCol">
       <w:rPr>
-        <w:rFonts w:asciiTheme="majorHAnsi" w:cstheme="majorBidi" w:eastAsiaTheme="majorEastAsia" w:hAnsiTheme="majorHAnsi"/>
+        <w:rFonts w:asciiTheme="majorHAnsi" w:cstheme="majorBidi" w:hAnsiTheme="majorHAnsi" w:eastAsia="黑体"/>
         <w:b/>
         <w:bCs/>
       </w:rPr>
     </w:tblStylePr>
     <w:tblStylePr w:type="lastCol">
       <w:rPr>
-        <w:rFonts w:asciiTheme="majorHAnsi" w:cstheme="majorBidi" w:eastAsiaTheme="majorEastAsia" w:hAnsiTheme="majorHAnsi"/>
+        <w:rFonts w:asciiTheme="majorHAnsi" w:cstheme="majorBidi" w:hAnsiTheme="majorHAnsi" w:eastAsia="黑体"/>
         <w:b/>
         <w:bCs/>
       </w:rPr>
@@ -5661,7 +5953,7 @@
         <w:spacing w:after="0" w:before="0" w:line="240" w:lineRule="auto"/>
       </w:pPr>
       <w:rPr>
-        <w:rFonts w:asciiTheme="majorHAnsi" w:cstheme="majorBidi" w:eastAsiaTheme="majorEastAsia" w:hAnsiTheme="majorHAnsi"/>
+        <w:rFonts w:asciiTheme="majorHAnsi" w:cstheme="majorBidi" w:hAnsiTheme="majorHAnsi" w:eastAsia="黑体"/>
         <w:b/>
         <w:bCs/>
       </w:rPr>
@@ -5682,7 +5974,7 @@
         <w:spacing w:after="0" w:before="0" w:line="240" w:lineRule="auto"/>
       </w:pPr>
       <w:rPr>
-        <w:rFonts w:asciiTheme="majorHAnsi" w:cstheme="majorBidi" w:eastAsiaTheme="majorEastAsia" w:hAnsiTheme="majorHAnsi"/>
+        <w:rFonts w:asciiTheme="majorHAnsi" w:cstheme="majorBidi" w:hAnsiTheme="majorHAnsi" w:eastAsia="黑体"/>
         <w:b/>
         <w:bCs/>
       </w:rPr>
@@ -5700,14 +5992,14 @@
     </w:tblStylePr>
     <w:tblStylePr w:type="firstCol">
       <w:rPr>
-        <w:rFonts w:asciiTheme="majorHAnsi" w:cstheme="majorBidi" w:eastAsiaTheme="majorEastAsia" w:hAnsiTheme="majorHAnsi"/>
+        <w:rFonts w:asciiTheme="majorHAnsi" w:cstheme="majorBidi" w:hAnsiTheme="majorHAnsi" w:eastAsia="黑体"/>
         <w:b/>
         <w:bCs/>
       </w:rPr>
     </w:tblStylePr>
     <w:tblStylePr w:type="lastCol">
       <w:rPr>
-        <w:rFonts w:asciiTheme="majorHAnsi" w:cstheme="majorBidi" w:eastAsiaTheme="majorEastAsia" w:hAnsiTheme="majorHAnsi"/>
+        <w:rFonts w:asciiTheme="majorHAnsi" w:cstheme="majorBidi" w:hAnsiTheme="majorHAnsi" w:eastAsia="黑体"/>
         <w:b/>
         <w:bCs/>
       </w:rPr>
@@ -5791,7 +6083,7 @@
         <w:spacing w:after="0" w:before="0" w:line="240" w:lineRule="auto"/>
       </w:pPr>
       <w:rPr>
-        <w:rFonts w:asciiTheme="majorHAnsi" w:cstheme="majorBidi" w:eastAsiaTheme="majorEastAsia" w:hAnsiTheme="majorHAnsi"/>
+        <w:rFonts w:asciiTheme="majorHAnsi" w:cstheme="majorBidi" w:hAnsiTheme="majorHAnsi" w:eastAsia="黑体"/>
         <w:b/>
         <w:bCs/>
       </w:rPr>
@@ -5812,7 +6104,7 @@
         <w:spacing w:after="0" w:before="0" w:line="240" w:lineRule="auto"/>
       </w:pPr>
       <w:rPr>
-        <w:rFonts w:asciiTheme="majorHAnsi" w:cstheme="majorBidi" w:eastAsiaTheme="majorEastAsia" w:hAnsiTheme="majorHAnsi"/>
+        <w:rFonts w:asciiTheme="majorHAnsi" w:cstheme="majorBidi" w:hAnsiTheme="majorHAnsi" w:eastAsia="黑体"/>
         <w:b/>
         <w:bCs/>
       </w:rPr>
@@ -5830,14 +6122,14 @@
     </w:tblStylePr>
     <w:tblStylePr w:type="firstCol">
       <w:rPr>
-        <w:rFonts w:asciiTheme="majorHAnsi" w:cstheme="majorBidi" w:eastAsiaTheme="majorEastAsia" w:hAnsiTheme="majorHAnsi"/>
+        <w:rFonts w:asciiTheme="majorHAnsi" w:cstheme="majorBidi" w:hAnsiTheme="majorHAnsi" w:eastAsia="黑体"/>
         <w:b/>
         <w:bCs/>
       </w:rPr>
     </w:tblStylePr>
     <w:tblStylePr w:type="lastCol">
       <w:rPr>
-        <w:rFonts w:asciiTheme="majorHAnsi" w:cstheme="majorBidi" w:eastAsiaTheme="majorEastAsia" w:hAnsiTheme="majorHAnsi"/>
+        <w:rFonts w:asciiTheme="majorHAnsi" w:cstheme="majorBidi" w:hAnsiTheme="majorHAnsi" w:eastAsia="黑体"/>
         <w:b/>
         <w:bCs/>
       </w:rPr>
@@ -5921,7 +6213,7 @@
         <w:spacing w:after="0" w:before="0" w:line="240" w:lineRule="auto"/>
       </w:pPr>
       <w:rPr>
-        <w:rFonts w:asciiTheme="majorHAnsi" w:cstheme="majorBidi" w:eastAsiaTheme="majorEastAsia" w:hAnsiTheme="majorHAnsi"/>
+        <w:rFonts w:asciiTheme="majorHAnsi" w:cstheme="majorBidi" w:hAnsiTheme="majorHAnsi" w:eastAsia="黑体"/>
         <w:b/>
         <w:bCs/>
       </w:rPr>
@@ -5942,7 +6234,7 @@
         <w:spacing w:after="0" w:before="0" w:line="240" w:lineRule="auto"/>
       </w:pPr>
       <w:rPr>
-        <w:rFonts w:asciiTheme="majorHAnsi" w:cstheme="majorBidi" w:eastAsiaTheme="majorEastAsia" w:hAnsiTheme="majorHAnsi"/>
+        <w:rFonts w:asciiTheme="majorHAnsi" w:cstheme="majorBidi" w:hAnsiTheme="majorHAnsi" w:eastAsia="黑体"/>
         <w:b/>
         <w:bCs/>
       </w:rPr>
@@ -5960,14 +6252,14 @@
     </w:tblStylePr>
     <w:tblStylePr w:type="firstCol">
       <w:rPr>
-        <w:rFonts w:asciiTheme="majorHAnsi" w:cstheme="majorBidi" w:eastAsiaTheme="majorEastAsia" w:hAnsiTheme="majorHAnsi"/>
+        <w:rFonts w:asciiTheme="majorHAnsi" w:cstheme="majorBidi" w:hAnsiTheme="majorHAnsi" w:eastAsia="黑体"/>
         <w:b/>
         <w:bCs/>
       </w:rPr>
     </w:tblStylePr>
     <w:tblStylePr w:type="lastCol">
       <w:rPr>
-        <w:rFonts w:asciiTheme="majorHAnsi" w:cstheme="majorBidi" w:eastAsiaTheme="majorEastAsia" w:hAnsiTheme="majorHAnsi"/>
+        <w:rFonts w:asciiTheme="majorHAnsi" w:cstheme="majorBidi" w:hAnsiTheme="majorHAnsi" w:eastAsia="黑体"/>
         <w:b/>
         <w:bCs/>
       </w:rPr>
@@ -6051,7 +6343,7 @@
         <w:spacing w:after="0" w:before="0" w:line="240" w:lineRule="auto"/>
       </w:pPr>
       <w:rPr>
-        <w:rFonts w:asciiTheme="majorHAnsi" w:cstheme="majorBidi" w:eastAsiaTheme="majorEastAsia" w:hAnsiTheme="majorHAnsi"/>
+        <w:rFonts w:asciiTheme="majorHAnsi" w:cstheme="majorBidi" w:hAnsiTheme="majorHAnsi" w:eastAsia="黑体"/>
         <w:b/>
         <w:bCs/>
       </w:rPr>
@@ -6072,7 +6364,7 @@
         <w:spacing w:after="0" w:before="0" w:line="240" w:lineRule="auto"/>
       </w:pPr>
       <w:rPr>
-        <w:rFonts w:asciiTheme="majorHAnsi" w:cstheme="majorBidi" w:eastAsiaTheme="majorEastAsia" w:hAnsiTheme="majorHAnsi"/>
+        <w:rFonts w:asciiTheme="majorHAnsi" w:cstheme="majorBidi" w:hAnsiTheme="majorHAnsi" w:eastAsia="黑体"/>
         <w:b/>
         <w:bCs/>
       </w:rPr>
@@ -6090,14 +6382,14 @@
     </w:tblStylePr>
     <w:tblStylePr w:type="firstCol">
       <w:rPr>
-        <w:rFonts w:asciiTheme="majorHAnsi" w:cstheme="majorBidi" w:eastAsiaTheme="majorEastAsia" w:hAnsiTheme="majorHAnsi"/>
+        <w:rFonts w:asciiTheme="majorHAnsi" w:cstheme="majorBidi" w:hAnsiTheme="majorHAnsi" w:eastAsia="黑体"/>
         <w:b/>
         <w:bCs/>
       </w:rPr>
     </w:tblStylePr>
     <w:tblStylePr w:type="lastCol">
       <w:rPr>
-        <w:rFonts w:asciiTheme="majorHAnsi" w:cstheme="majorBidi" w:eastAsiaTheme="majorEastAsia" w:hAnsiTheme="majorHAnsi"/>
+        <w:rFonts w:asciiTheme="majorHAnsi" w:cstheme="majorBidi" w:hAnsiTheme="majorHAnsi" w:eastAsia="黑体"/>
         <w:b/>
         <w:bCs/>
       </w:rPr>
@@ -6180,6 +6472,7 @@
         <w:spacing w:after="0" w:before="0" w:line="240" w:lineRule="auto"/>
       </w:pPr>
       <w:rPr>
+        <w:rFonts w:eastAsia="黑体"/>
         <w:b/>
         <w:bCs/>
         <w:color w:themeColor="background1" w:val="FFFFFF"/>
@@ -6202,6 +6495,7 @@
         <w:spacing w:after="0" w:before="0" w:line="240" w:lineRule="auto"/>
       </w:pPr>
       <w:rPr>
+        <w:rFonts w:eastAsia="黑体"/>
         <w:b/>
         <w:bCs/>
       </w:rPr>
@@ -6219,12 +6513,14 @@
     </w:tblStylePr>
     <w:tblStylePr w:type="firstCol">
       <w:rPr>
+        <w:rFonts w:eastAsia="黑体"/>
         <w:b/>
         <w:bCs/>
       </w:rPr>
     </w:tblStylePr>
     <w:tblStylePr w:type="lastCol">
       <w:rPr>
+        <w:rFonts w:eastAsia="黑体"/>
         <w:b/>
         <w:bCs/>
       </w:rPr>
@@ -6286,6 +6582,7 @@
         <w:spacing w:after="0" w:before="0" w:line="240" w:lineRule="auto"/>
       </w:pPr>
       <w:rPr>
+        <w:rFonts w:eastAsia="黑体"/>
         <w:b/>
         <w:bCs/>
         <w:color w:themeColor="background1" w:val="FFFFFF"/>
@@ -6308,6 +6605,7 @@
         <w:spacing w:after="0" w:before="0" w:line="240" w:lineRule="auto"/>
       </w:pPr>
       <w:rPr>
+        <w:rFonts w:eastAsia="黑体"/>
         <w:b/>
         <w:bCs/>
       </w:rPr>
@@ -6325,12 +6623,14 @@
     </w:tblStylePr>
     <w:tblStylePr w:type="firstCol">
       <w:rPr>
+        <w:rFonts w:eastAsia="黑体"/>
         <w:b/>
         <w:bCs/>
       </w:rPr>
     </w:tblStylePr>
     <w:tblStylePr w:type="lastCol">
       <w:rPr>
+        <w:rFonts w:eastAsia="黑体"/>
         <w:b/>
         <w:bCs/>
       </w:rPr>
@@ -6392,6 +6692,7 @@
         <w:spacing w:after="0" w:before="0" w:line="240" w:lineRule="auto"/>
       </w:pPr>
       <w:rPr>
+        <w:rFonts w:eastAsia="黑体"/>
         <w:b/>
         <w:bCs/>
         <w:color w:themeColor="background1" w:val="FFFFFF"/>
@@ -6414,6 +6715,7 @@
         <w:spacing w:after="0" w:before="0" w:line="240" w:lineRule="auto"/>
       </w:pPr>
       <w:rPr>
+        <w:rFonts w:eastAsia="黑体"/>
         <w:b/>
         <w:bCs/>
       </w:rPr>
@@ -6431,12 +6733,14 @@
     </w:tblStylePr>
     <w:tblStylePr w:type="firstCol">
       <w:rPr>
+        <w:rFonts w:eastAsia="黑体"/>
         <w:b/>
         <w:bCs/>
       </w:rPr>
     </w:tblStylePr>
     <w:tblStylePr w:type="lastCol">
       <w:rPr>
+        <w:rFonts w:eastAsia="黑体"/>
         <w:b/>
         <w:bCs/>
       </w:rPr>
@@ -6498,6 +6802,7 @@
         <w:spacing w:after="0" w:before="0" w:line="240" w:lineRule="auto"/>
       </w:pPr>
       <w:rPr>
+        <w:rFonts w:eastAsia="黑体"/>
         <w:b/>
         <w:bCs/>
         <w:color w:themeColor="background1" w:val="FFFFFF"/>
@@ -6520,6 +6825,7 @@
         <w:spacing w:after="0" w:before="0" w:line="240" w:lineRule="auto"/>
       </w:pPr>
       <w:rPr>
+        <w:rFonts w:eastAsia="黑体"/>
         <w:b/>
         <w:bCs/>
       </w:rPr>
@@ -6537,12 +6843,14 @@
     </w:tblStylePr>
     <w:tblStylePr w:type="firstCol">
       <w:rPr>
+        <w:rFonts w:eastAsia="黑体"/>
         <w:b/>
         <w:bCs/>
       </w:rPr>
     </w:tblStylePr>
     <w:tblStylePr w:type="lastCol">
       <w:rPr>
+        <w:rFonts w:eastAsia="黑体"/>
         <w:b/>
         <w:bCs/>
       </w:rPr>
@@ -6604,6 +6912,7 @@
         <w:spacing w:after="0" w:before="0" w:line="240" w:lineRule="auto"/>
       </w:pPr>
       <w:rPr>
+        <w:rFonts w:eastAsia="黑体"/>
         <w:b/>
         <w:bCs/>
         <w:color w:themeColor="background1" w:val="FFFFFF"/>
@@ -6626,6 +6935,7 @@
         <w:spacing w:after="0" w:before="0" w:line="240" w:lineRule="auto"/>
       </w:pPr>
       <w:rPr>
+        <w:rFonts w:eastAsia="黑体"/>
         <w:b/>
         <w:bCs/>
       </w:rPr>
@@ -6643,12 +6953,14 @@
     </w:tblStylePr>
     <w:tblStylePr w:type="firstCol">
       <w:rPr>
+        <w:rFonts w:eastAsia="黑体"/>
         <w:b/>
         <w:bCs/>
       </w:rPr>
     </w:tblStylePr>
     <w:tblStylePr w:type="lastCol">
       <w:rPr>
+        <w:rFonts w:eastAsia="黑体"/>
         <w:b/>
         <w:bCs/>
       </w:rPr>
@@ -6710,6 +7022,7 @@
         <w:spacing w:after="0" w:before="0" w:line="240" w:lineRule="auto"/>
       </w:pPr>
       <w:rPr>
+        <w:rFonts w:eastAsia="黑体"/>
         <w:b/>
         <w:bCs/>
         <w:color w:themeColor="background1" w:val="FFFFFF"/>
@@ -6732,6 +7045,7 @@
         <w:spacing w:after="0" w:before="0" w:line="240" w:lineRule="auto"/>
       </w:pPr>
       <w:rPr>
+        <w:rFonts w:eastAsia="黑体"/>
         <w:b/>
         <w:bCs/>
       </w:rPr>
@@ -6749,12 +7063,14 @@
     </w:tblStylePr>
     <w:tblStylePr w:type="firstCol">
       <w:rPr>
+        <w:rFonts w:eastAsia="黑体"/>
         <w:b/>
         <w:bCs/>
       </w:rPr>
     </w:tblStylePr>
     <w:tblStylePr w:type="lastCol">
       <w:rPr>
+        <w:rFonts w:eastAsia="黑体"/>
         <w:b/>
         <w:bCs/>
       </w:rPr>
@@ -6816,6 +7132,7 @@
         <w:spacing w:after="0" w:before="0" w:line="240" w:lineRule="auto"/>
       </w:pPr>
       <w:rPr>
+        <w:rFonts w:eastAsia="黑体"/>
         <w:b/>
         <w:bCs/>
         <w:color w:themeColor="background1" w:val="FFFFFF"/>
@@ -6838,6 +7155,7 @@
         <w:spacing w:after="0" w:before="0" w:line="240" w:lineRule="auto"/>
       </w:pPr>
       <w:rPr>
+        <w:rFonts w:eastAsia="黑体"/>
         <w:b/>
         <w:bCs/>
       </w:rPr>
@@ -6855,12 +7173,14 @@
     </w:tblStylePr>
     <w:tblStylePr w:type="firstCol">
       <w:rPr>
+        <w:rFonts w:eastAsia="黑体"/>
         <w:b/>
         <w:bCs/>
       </w:rPr>
     </w:tblStylePr>
     <w:tblStylePr w:type="lastCol">
       <w:rPr>
+        <w:rFonts w:eastAsia="黑体"/>
         <w:b/>
         <w:bCs/>
       </w:rPr>
@@ -6919,6 +7239,7 @@
         <w:spacing w:after="0" w:before="0" w:line="240" w:lineRule="auto"/>
       </w:pPr>
       <w:rPr>
+        <w:rFonts w:eastAsia="黑体"/>
         <w:b/>
         <w:bCs/>
         <w:color w:themeColor="background1" w:val="FFFFFF"/>
@@ -6941,6 +7262,7 @@
         <w:spacing w:after="0" w:before="0" w:line="240" w:lineRule="auto"/>
       </w:pPr>
       <w:rPr>
+        <w:rFonts w:eastAsia="黑体"/>
         <w:color w:val="auto"/>
       </w:rPr>
       <w:tblPr/>
@@ -6958,6 +7280,7 @@
     </w:tblStylePr>
     <w:tblStylePr w:type="firstCol">
       <w:rPr>
+        <w:rFonts w:eastAsia="黑体"/>
         <w:b/>
         <w:bCs/>
         <w:color w:themeColor="background1" w:val="FFFFFF"/>
@@ -6977,6 +7300,7 @@
     </w:tblStylePr>
     <w:tblStylePr w:type="lastCol">
       <w:rPr>
+        <w:rFonts w:eastAsia="黑体"/>
         <w:b/>
         <w:bCs/>
         <w:color w:themeColor="background1" w:val="FFFFFF"/>
@@ -7025,6 +7349,7 @@
     </w:tblStylePr>
     <w:tblStylePr w:type="nwCell">
       <w:rPr>
+        <w:rFonts w:eastAsia="黑体"/>
         <w:color w:themeColor="background1" w:val="FFFFFF"/>
       </w:rPr>
       <w:tblPr/>
@@ -7068,6 +7393,7 @@
         <w:spacing w:after="0" w:before="0" w:line="240" w:lineRule="auto"/>
       </w:pPr>
       <w:rPr>
+        <w:rFonts w:eastAsia="黑体"/>
         <w:b/>
         <w:bCs/>
         <w:color w:themeColor="background1" w:val="FFFFFF"/>
@@ -7090,6 +7416,7 @@
         <w:spacing w:after="0" w:before="0" w:line="240" w:lineRule="auto"/>
       </w:pPr>
       <w:rPr>
+        <w:rFonts w:eastAsia="黑体"/>
         <w:color w:val="auto"/>
       </w:rPr>
       <w:tblPr/>
@@ -7107,6 +7434,7 @@
     </w:tblStylePr>
     <w:tblStylePr w:type="firstCol">
       <w:rPr>
+        <w:rFonts w:eastAsia="黑体"/>
         <w:b/>
         <w:bCs/>
         <w:color w:themeColor="background1" w:val="FFFFFF"/>
@@ -7126,6 +7454,7 @@
     </w:tblStylePr>
     <w:tblStylePr w:type="lastCol">
       <w:rPr>
+        <w:rFonts w:eastAsia="黑体"/>
         <w:b/>
         <w:bCs/>
         <w:color w:themeColor="background1" w:val="FFFFFF"/>
@@ -7174,6 +7503,7 @@
     </w:tblStylePr>
     <w:tblStylePr w:type="nwCell">
       <w:rPr>
+        <w:rFonts w:eastAsia="黑体"/>
         <w:color w:themeColor="background1" w:val="FFFFFF"/>
       </w:rPr>
       <w:tblPr/>
@@ -7217,6 +7547,7 @@
         <w:spacing w:after="0" w:before="0" w:line="240" w:lineRule="auto"/>
       </w:pPr>
       <w:rPr>
+        <w:rFonts w:eastAsia="黑体"/>
         <w:b/>
         <w:bCs/>
         <w:color w:themeColor="background1" w:val="FFFFFF"/>
@@ -7239,6 +7570,7 @@
         <w:spacing w:after="0" w:before="0" w:line="240" w:lineRule="auto"/>
       </w:pPr>
       <w:rPr>
+        <w:rFonts w:eastAsia="黑体"/>
         <w:color w:val="auto"/>
       </w:rPr>
       <w:tblPr/>
@@ -7256,6 +7588,7 @@
     </w:tblStylePr>
     <w:tblStylePr w:type="firstCol">
       <w:rPr>
+        <w:rFonts w:eastAsia="黑体"/>
         <w:b/>
         <w:bCs/>
         <w:color w:themeColor="background1" w:val="FFFFFF"/>
@@ -7275,6 +7608,7 @@
     </w:tblStylePr>
     <w:tblStylePr w:type="lastCol">
       <w:rPr>
+        <w:rFonts w:eastAsia="黑体"/>
         <w:b/>
         <w:bCs/>
         <w:color w:themeColor="background1" w:val="FFFFFF"/>
@@ -7323,6 +7657,7 @@
     </w:tblStylePr>
     <w:tblStylePr w:type="nwCell">
       <w:rPr>
+        <w:rFonts w:eastAsia="黑体"/>
         <w:color w:themeColor="background1" w:val="FFFFFF"/>
       </w:rPr>
       <w:tblPr/>
@@ -7366,6 +7701,7 @@
         <w:spacing w:after="0" w:before="0" w:line="240" w:lineRule="auto"/>
       </w:pPr>
       <w:rPr>
+        <w:rFonts w:eastAsia="黑体"/>
         <w:b/>
         <w:bCs/>
         <w:color w:themeColor="background1" w:val="FFFFFF"/>
@@ -7388,6 +7724,7 @@
         <w:spacing w:after="0" w:before="0" w:line="240" w:lineRule="auto"/>
       </w:pPr>
       <w:rPr>
+        <w:rFonts w:eastAsia="黑体"/>
         <w:color w:val="auto"/>
       </w:rPr>
       <w:tblPr/>
@@ -7405,6 +7742,7 @@
     </w:tblStylePr>
     <w:tblStylePr w:type="firstCol">
       <w:rPr>
+        <w:rFonts w:eastAsia="黑体"/>
         <w:b/>
         <w:bCs/>
         <w:color w:themeColor="background1" w:val="FFFFFF"/>
@@ -7424,6 +7762,7 @@
     </w:tblStylePr>
     <w:tblStylePr w:type="lastCol">
       <w:rPr>
+        <w:rFonts w:eastAsia="黑体"/>
         <w:b/>
         <w:bCs/>
         <w:color w:themeColor="background1" w:val="FFFFFF"/>
@@ -7472,6 +7811,7 @@
     </w:tblStylePr>
     <w:tblStylePr w:type="nwCell">
       <w:rPr>
+        <w:rFonts w:eastAsia="黑体"/>
         <w:color w:themeColor="background1" w:val="FFFFFF"/>
       </w:rPr>
       <w:tblPr/>
@@ -7515,6 +7855,7 @@
         <w:spacing w:after="0" w:before="0" w:line="240" w:lineRule="auto"/>
       </w:pPr>
       <w:rPr>
+        <w:rFonts w:eastAsia="黑体"/>
         <w:b/>
         <w:bCs/>
         <w:color w:themeColor="background1" w:val="FFFFFF"/>
@@ -7537,6 +7878,7 @@
         <w:spacing w:after="0" w:before="0" w:line="240" w:lineRule="auto"/>
       </w:pPr>
       <w:rPr>
+        <w:rFonts w:eastAsia="黑体"/>
         <w:color w:val="auto"/>
       </w:rPr>
       <w:tblPr/>
@@ -7554,6 +7896,7 @@
     </w:tblStylePr>
     <w:tblStylePr w:type="firstCol">
       <w:rPr>
+        <w:rFonts w:eastAsia="黑体"/>
         <w:b/>
         <w:bCs/>
         <w:color w:themeColor="background1" w:val="FFFFFF"/>
@@ -7573,6 +7916,7 @@
     </w:tblStylePr>
     <w:tblStylePr w:type="lastCol">
       <w:rPr>
+        <w:rFonts w:eastAsia="黑体"/>
         <w:b/>
         <w:bCs/>
         <w:color w:themeColor="background1" w:val="FFFFFF"/>
@@ -7621,6 +7965,7 @@
     </w:tblStylePr>
     <w:tblStylePr w:type="nwCell">
       <w:rPr>
+        <w:rFonts w:eastAsia="黑体"/>
         <w:color w:themeColor="background1" w:val="FFFFFF"/>
       </w:rPr>
       <w:tblPr/>
@@ -7664,6 +8009,7 @@
         <w:spacing w:after="0" w:before="0" w:line="240" w:lineRule="auto"/>
       </w:pPr>
       <w:rPr>
+        <w:rFonts w:eastAsia="黑体"/>
         <w:b/>
         <w:bCs/>
         <w:color w:themeColor="background1" w:val="FFFFFF"/>
@@ -7686,6 +8032,7 @@
         <w:spacing w:after="0" w:before="0" w:line="240" w:lineRule="auto"/>
       </w:pPr>
       <w:rPr>
+        <w:rFonts w:eastAsia="黑体"/>
         <w:color w:val="auto"/>
       </w:rPr>
       <w:tblPr/>
@@ -7703,6 +8050,7 @@
     </w:tblStylePr>
     <w:tblStylePr w:type="firstCol">
       <w:rPr>
+        <w:rFonts w:eastAsia="黑体"/>
         <w:b/>
         <w:bCs/>
         <w:color w:themeColor="background1" w:val="FFFFFF"/>
@@ -7722,6 +8070,7 @@
     </w:tblStylePr>
     <w:tblStylePr w:type="lastCol">
       <w:rPr>
+        <w:rFonts w:eastAsia="黑体"/>
         <w:b/>
         <w:bCs/>
         <w:color w:themeColor="background1" w:val="FFFFFF"/>
@@ -7770,6 +8119,7 @@
     </w:tblStylePr>
     <w:tblStylePr w:type="nwCell">
       <w:rPr>
+        <w:rFonts w:eastAsia="黑体"/>
         <w:color w:themeColor="background1" w:val="FFFFFF"/>
       </w:rPr>
       <w:tblPr/>
@@ -7813,6 +8163,7 @@
         <w:spacing w:after="0" w:before="0" w:line="240" w:lineRule="auto"/>
       </w:pPr>
       <w:rPr>
+        <w:rFonts w:eastAsia="黑体"/>
         <w:b/>
         <w:bCs/>
         <w:color w:themeColor="background1" w:val="FFFFFF"/>
@@ -7835,6 +8186,7 @@
         <w:spacing w:after="0" w:before="0" w:line="240" w:lineRule="auto"/>
       </w:pPr>
       <w:rPr>
+        <w:rFonts w:eastAsia="黑体"/>
         <w:color w:val="auto"/>
       </w:rPr>
       <w:tblPr/>
@@ -7852,6 +8204,7 @@
     </w:tblStylePr>
     <w:tblStylePr w:type="firstCol">
       <w:rPr>
+        <w:rFonts w:eastAsia="黑体"/>
         <w:b/>
         <w:bCs/>
         <w:color w:themeColor="background1" w:val="FFFFFF"/>
@@ -7871,6 +8224,7 @@
     </w:tblStylePr>
     <w:tblStylePr w:type="lastCol">
       <w:rPr>
+        <w:rFonts w:eastAsia="黑体"/>
         <w:b/>
         <w:bCs/>
         <w:color w:themeColor="background1" w:val="FFFFFF"/>
@@ -7919,6 +8273,7 @@
     </w:tblStylePr>
     <w:tblStylePr w:type="nwCell">
       <w:rPr>
+        <w:rFonts w:eastAsia="黑体"/>
         <w:color w:themeColor="background1" w:val="FFFFFF"/>
       </w:rPr>
       <w:tblPr/>
@@ -7943,6 +8298,7 @@
       <w:spacing w:after="0" w:line="240" w:lineRule="auto"/>
     </w:pPr>
     <w:rPr>
+      <w:rFonts w:eastAsia="黑体"/>
       <w:color w:themeColor="text1" w:val="000000"/>
     </w:rPr>
     <w:tblPr>
@@ -7962,7 +8318,7 @@
     </w:tblPr>
     <w:tblStylePr w:type="firstRow">
       <w:rPr>
-        <w:rFonts w:asciiTheme="majorHAnsi" w:cstheme="majorBidi" w:eastAsiaTheme="majorEastAsia" w:hAnsiTheme="majorHAnsi"/>
+        <w:rFonts w:asciiTheme="majorHAnsi" w:cstheme="majorBidi" w:hAnsiTheme="majorHAnsi" w:eastAsia="黑体"/>
       </w:rPr>
       <w:tblPr/>
       <w:tcPr>
@@ -7974,6 +8330,7 @@
     </w:tblStylePr>
     <w:tblStylePr w:type="lastRow">
       <w:rPr>
+        <w:rFonts w:eastAsia="黑体"/>
         <w:b/>
         <w:bCs/>
         <w:color w:themeColor="text2" w:val="1F497D"/>
@@ -7988,12 +8345,14 @@
     </w:tblStylePr>
     <w:tblStylePr w:type="firstCol">
       <w:rPr>
+        <w:rFonts w:eastAsia="黑体"/>
         <w:b/>
         <w:bCs/>
       </w:rPr>
     </w:tblStylePr>
     <w:tblStylePr w:type="lastCol">
       <w:rPr>
+        <w:rFonts w:eastAsia="黑体"/>
         <w:b/>
         <w:bCs/>
       </w:rPr>
@@ -8027,6 +8386,7 @@
       <w:spacing w:after="0" w:line="240" w:lineRule="auto"/>
     </w:pPr>
     <w:rPr>
+      <w:rFonts w:eastAsia="黑体"/>
       <w:color w:themeColor="text1" w:val="000000"/>
     </w:rPr>
     <w:tblPr>
@@ -8046,7 +8406,7 @@
     </w:tblPr>
     <w:tblStylePr w:type="firstRow">
       <w:rPr>
-        <w:rFonts w:asciiTheme="majorHAnsi" w:cstheme="majorBidi" w:eastAsiaTheme="majorEastAsia" w:hAnsiTheme="majorHAnsi"/>
+        <w:rFonts w:asciiTheme="majorHAnsi" w:cstheme="majorBidi" w:hAnsiTheme="majorHAnsi" w:eastAsia="黑体"/>
       </w:rPr>
       <w:tblPr/>
       <w:tcPr>
@@ -8058,6 +8418,7 @@
     </w:tblStylePr>
     <w:tblStylePr w:type="lastRow">
       <w:rPr>
+        <w:rFonts w:eastAsia="黑体"/>
         <w:b/>
         <w:bCs/>
         <w:color w:themeColor="text2" w:val="1F497D"/>
@@ -8072,12 +8433,14 @@
     </w:tblStylePr>
     <w:tblStylePr w:type="firstCol">
       <w:rPr>
+        <w:rFonts w:eastAsia="黑体"/>
         <w:b/>
         <w:bCs/>
       </w:rPr>
     </w:tblStylePr>
     <w:tblStylePr w:type="lastCol">
       <w:rPr>
+        <w:rFonts w:eastAsia="黑体"/>
         <w:b/>
         <w:bCs/>
       </w:rPr>
@@ -8111,6 +8474,7 @@
       <w:spacing w:after="0" w:line="240" w:lineRule="auto"/>
     </w:pPr>
     <w:rPr>
+      <w:rFonts w:eastAsia="黑体"/>
       <w:color w:themeColor="text1" w:val="000000"/>
     </w:rPr>
     <w:tblPr>
@@ -8130,7 +8494,7 @@
     </w:tblPr>
     <w:tblStylePr w:type="firstRow">
       <w:rPr>
-        <w:rFonts w:asciiTheme="majorHAnsi" w:cstheme="majorBidi" w:eastAsiaTheme="majorEastAsia" w:hAnsiTheme="majorHAnsi"/>
+        <w:rFonts w:asciiTheme="majorHAnsi" w:cstheme="majorBidi" w:hAnsiTheme="majorHAnsi" w:eastAsia="黑体"/>
       </w:rPr>
       <w:tblPr/>
       <w:tcPr>
@@ -8142,6 +8506,7 @@
     </w:tblStylePr>
     <w:tblStylePr w:type="lastRow">
       <w:rPr>
+        <w:rFonts w:eastAsia="黑体"/>
         <w:b/>
         <w:bCs/>
         <w:color w:themeColor="text2" w:val="1F497D"/>
@@ -8156,12 +8521,14 @@
     </w:tblStylePr>
     <w:tblStylePr w:type="firstCol">
       <w:rPr>
+        <w:rFonts w:eastAsia="黑体"/>
         <w:b/>
         <w:bCs/>
       </w:rPr>
     </w:tblStylePr>
     <w:tblStylePr w:type="lastCol">
       <w:rPr>
+        <w:rFonts w:eastAsia="黑体"/>
         <w:b/>
         <w:bCs/>
       </w:rPr>
@@ -8195,6 +8562,7 @@
       <w:spacing w:after="0" w:line="240" w:lineRule="auto"/>
     </w:pPr>
     <w:rPr>
+      <w:rFonts w:eastAsia="黑体"/>
       <w:color w:themeColor="text1" w:val="000000"/>
     </w:rPr>
     <w:tblPr>
@@ -8214,7 +8582,7 @@
     </w:tblPr>
     <w:tblStylePr w:type="firstRow">
       <w:rPr>
-        <w:rFonts w:asciiTheme="majorHAnsi" w:cstheme="majorBidi" w:eastAsiaTheme="majorEastAsia" w:hAnsiTheme="majorHAnsi"/>
+        <w:rFonts w:asciiTheme="majorHAnsi" w:cstheme="majorBidi" w:hAnsiTheme="majorHAnsi" w:eastAsia="黑体"/>
       </w:rPr>
       <w:tblPr/>
       <w:tcPr>
@@ -8226,6 +8594,7 @@
     </w:tblStylePr>
     <w:tblStylePr w:type="lastRow">
       <w:rPr>
+        <w:rFonts w:eastAsia="黑体"/>
         <w:b/>
         <w:bCs/>
         <w:color w:themeColor="text2" w:val="1F497D"/>
@@ -8240,12 +8609,14 @@
     </w:tblStylePr>
     <w:tblStylePr w:type="firstCol">
       <w:rPr>
+        <w:rFonts w:eastAsia="黑体"/>
         <w:b/>
         <w:bCs/>
       </w:rPr>
     </w:tblStylePr>
     <w:tblStylePr w:type="lastCol">
       <w:rPr>
+        <w:rFonts w:eastAsia="黑体"/>
         <w:b/>
         <w:bCs/>
       </w:rPr>
@@ -8279,6 +8650,7 @@
       <w:spacing w:after="0" w:line="240" w:lineRule="auto"/>
     </w:pPr>
     <w:rPr>
+      <w:rFonts w:eastAsia="黑体"/>
       <w:color w:themeColor="text1" w:val="000000"/>
     </w:rPr>
     <w:tblPr>
@@ -8298,7 +8670,7 @@
     </w:tblPr>
     <w:tblStylePr w:type="firstRow">
       <w:rPr>
-        <w:rFonts w:asciiTheme="majorHAnsi" w:cstheme="majorBidi" w:eastAsiaTheme="majorEastAsia" w:hAnsiTheme="majorHAnsi"/>
+        <w:rFonts w:asciiTheme="majorHAnsi" w:cstheme="majorBidi" w:hAnsiTheme="majorHAnsi" w:eastAsia="黑体"/>
       </w:rPr>
       <w:tblPr/>
       <w:tcPr>
@@ -8310,6 +8682,7 @@
     </w:tblStylePr>
     <w:tblStylePr w:type="lastRow">
       <w:rPr>
+        <w:rFonts w:eastAsia="黑体"/>
         <w:b/>
         <w:bCs/>
         <w:color w:themeColor="text2" w:val="1F497D"/>
@@ -8324,12 +8697,14 @@
     </w:tblStylePr>
     <w:tblStylePr w:type="firstCol">
       <w:rPr>
+        <w:rFonts w:eastAsia="黑体"/>
         <w:b/>
         <w:bCs/>
       </w:rPr>
     </w:tblStylePr>
     <w:tblStylePr w:type="lastCol">
       <w:rPr>
+        <w:rFonts w:eastAsia="黑体"/>
         <w:b/>
         <w:bCs/>
       </w:rPr>
@@ -8363,6 +8738,7 @@
       <w:spacing w:after="0" w:line="240" w:lineRule="auto"/>
     </w:pPr>
     <w:rPr>
+      <w:rFonts w:eastAsia="黑体"/>
       <w:color w:themeColor="text1" w:val="000000"/>
     </w:rPr>
     <w:tblPr>
@@ -8382,7 +8758,7 @@
     </w:tblPr>
     <w:tblStylePr w:type="firstRow">
       <w:rPr>
-        <w:rFonts w:asciiTheme="majorHAnsi" w:cstheme="majorBidi" w:eastAsiaTheme="majorEastAsia" w:hAnsiTheme="majorHAnsi"/>
+        <w:rFonts w:asciiTheme="majorHAnsi" w:cstheme="majorBidi" w:hAnsiTheme="majorHAnsi" w:eastAsia="黑体"/>
       </w:rPr>
       <w:tblPr/>
       <w:tcPr>
@@ -8394,6 +8770,7 @@
     </w:tblStylePr>
     <w:tblStylePr w:type="lastRow">
       <w:rPr>
+        <w:rFonts w:eastAsia="黑体"/>
         <w:b/>
         <w:bCs/>
         <w:color w:themeColor="text2" w:val="1F497D"/>
@@ -8408,12 +8785,14 @@
     </w:tblStylePr>
     <w:tblStylePr w:type="firstCol">
       <w:rPr>
+        <w:rFonts w:eastAsia="黑体"/>
         <w:b/>
         <w:bCs/>
       </w:rPr>
     </w:tblStylePr>
     <w:tblStylePr w:type="lastCol">
       <w:rPr>
+        <w:rFonts w:eastAsia="黑体"/>
         <w:b/>
         <w:bCs/>
       </w:rPr>
@@ -8447,6 +8826,7 @@
       <w:spacing w:after="0" w:line="240" w:lineRule="auto"/>
     </w:pPr>
     <w:rPr>
+      <w:rFonts w:eastAsia="黑体"/>
       <w:color w:themeColor="text1" w:val="000000"/>
     </w:rPr>
     <w:tblPr>
@@ -8466,7 +8846,7 @@
     </w:tblPr>
     <w:tblStylePr w:type="firstRow">
       <w:rPr>
-        <w:rFonts w:asciiTheme="majorHAnsi" w:cstheme="majorBidi" w:eastAsiaTheme="majorEastAsia" w:hAnsiTheme="majorHAnsi"/>
+        <w:rFonts w:asciiTheme="majorHAnsi" w:cstheme="majorBidi" w:hAnsiTheme="majorHAnsi" w:eastAsia="黑体"/>
       </w:rPr>
       <w:tblPr/>
       <w:tcPr>
@@ -8478,6 +8858,7 @@
     </w:tblStylePr>
     <w:tblStylePr w:type="lastRow">
       <w:rPr>
+        <w:rFonts w:eastAsia="黑体"/>
         <w:b/>
         <w:bCs/>
         <w:color w:themeColor="text2" w:val="1F497D"/>
@@ -8492,12 +8873,14 @@
     </w:tblStylePr>
     <w:tblStylePr w:type="firstCol">
       <w:rPr>
+        <w:rFonts w:eastAsia="黑体"/>
         <w:b/>
         <w:bCs/>
       </w:rPr>
     </w:tblStylePr>
     <w:tblStylePr w:type="lastCol">
       <w:rPr>
+        <w:rFonts w:eastAsia="黑体"/>
         <w:b/>
         <w:bCs/>
       </w:rPr>
@@ -8531,7 +8914,7 @@
       <w:spacing w:after="0" w:line="240" w:lineRule="auto"/>
     </w:pPr>
     <w:rPr>
-      <w:rFonts w:asciiTheme="majorHAnsi" w:cstheme="majorBidi" w:eastAsiaTheme="majorEastAsia" w:hAnsiTheme="majorHAnsi"/>
+      <w:rFonts w:asciiTheme="majorHAnsi" w:cstheme="majorBidi" w:hAnsiTheme="majorHAnsi" w:eastAsia="黑体"/>
       <w:color w:themeColor="text1" w:val="000000"/>
     </w:rPr>
     <w:tblPr>
@@ -8553,6 +8936,7 @@
     </w:tblPr>
     <w:tblStylePr w:type="firstRow">
       <w:rPr>
+        <w:rFonts w:eastAsia="黑体"/>
         <w:sz w:val="24"/>
         <w:szCs w:val="24"/>
       </w:rPr>
@@ -8659,7 +9043,7 @@
       <w:spacing w:after="0" w:line="240" w:lineRule="auto"/>
     </w:pPr>
     <w:rPr>
-      <w:rFonts w:asciiTheme="majorHAnsi" w:cstheme="majorBidi" w:eastAsiaTheme="majorEastAsia" w:hAnsiTheme="majorHAnsi"/>
+      <w:rFonts w:asciiTheme="majorHAnsi" w:cstheme="majorBidi" w:hAnsiTheme="majorHAnsi" w:eastAsia="黑体"/>
       <w:color w:themeColor="text1" w:val="000000"/>
     </w:rPr>
     <w:tblPr>
@@ -8681,6 +9065,7 @@
     </w:tblPr>
     <w:tblStylePr w:type="firstRow">
       <w:rPr>
+        <w:rFonts w:eastAsia="黑体"/>
         <w:sz w:val="24"/>
         <w:szCs w:val="24"/>
       </w:rPr>
@@ -8787,7 +9172,7 @@
       <w:spacing w:after="0" w:line="240" w:lineRule="auto"/>
     </w:pPr>
     <w:rPr>
-      <w:rFonts w:asciiTheme="majorHAnsi" w:cstheme="majorBidi" w:eastAsiaTheme="majorEastAsia" w:hAnsiTheme="majorHAnsi"/>
+      <w:rFonts w:asciiTheme="majorHAnsi" w:cstheme="majorBidi" w:hAnsiTheme="majorHAnsi" w:eastAsia="黑体"/>
       <w:color w:themeColor="text1" w:val="000000"/>
     </w:rPr>
     <w:tblPr>
@@ -8809,6 +9194,7 @@
     </w:tblPr>
     <w:tblStylePr w:type="firstRow">
       <w:rPr>
+        <w:rFonts w:eastAsia="黑体"/>
         <w:sz w:val="24"/>
         <w:szCs w:val="24"/>
       </w:rPr>
@@ -8915,7 +9301,7 @@
       <w:spacing w:after="0" w:line="240" w:lineRule="auto"/>
     </w:pPr>
     <w:rPr>
-      <w:rFonts w:asciiTheme="majorHAnsi" w:cstheme="majorBidi" w:eastAsiaTheme="majorEastAsia" w:hAnsiTheme="majorHAnsi"/>
+      <w:rFonts w:asciiTheme="majorHAnsi" w:cstheme="majorBidi" w:hAnsiTheme="majorHAnsi" w:eastAsia="黑体"/>
       <w:color w:themeColor="text1" w:val="000000"/>
     </w:rPr>
     <w:tblPr>
@@ -8937,6 +9323,7 @@
     </w:tblPr>
     <w:tblStylePr w:type="firstRow">
       <w:rPr>
+        <w:rFonts w:eastAsia="黑体"/>
         <w:sz w:val="24"/>
         <w:szCs w:val="24"/>
       </w:rPr>
@@ -9043,7 +9430,7 @@
       <w:spacing w:after="0" w:line="240" w:lineRule="auto"/>
     </w:pPr>
     <w:rPr>
-      <w:rFonts w:asciiTheme="majorHAnsi" w:cstheme="majorBidi" w:eastAsiaTheme="majorEastAsia" w:hAnsiTheme="majorHAnsi"/>
+      <w:rFonts w:asciiTheme="majorHAnsi" w:cstheme="majorBidi" w:hAnsiTheme="majorHAnsi" w:eastAsia="黑体"/>
       <w:color w:themeColor="text1" w:val="000000"/>
     </w:rPr>
     <w:tblPr>
@@ -9065,6 +9452,7 @@
     </w:tblPr>
     <w:tblStylePr w:type="firstRow">
       <w:rPr>
+        <w:rFonts w:eastAsia="黑体"/>
         <w:sz w:val="24"/>
         <w:szCs w:val="24"/>
       </w:rPr>
@@ -9171,7 +9559,7 @@
       <w:spacing w:after="0" w:line="240" w:lineRule="auto"/>
     </w:pPr>
     <w:rPr>
-      <w:rFonts w:asciiTheme="majorHAnsi" w:cstheme="majorBidi" w:eastAsiaTheme="majorEastAsia" w:hAnsiTheme="majorHAnsi"/>
+      <w:rFonts w:asciiTheme="majorHAnsi" w:cstheme="majorBidi" w:hAnsiTheme="majorHAnsi" w:eastAsia="黑体"/>
       <w:color w:themeColor="text1" w:val="000000"/>
     </w:rPr>
     <w:tblPr>
@@ -9193,6 +9581,7 @@
     </w:tblPr>
     <w:tblStylePr w:type="firstRow">
       <w:rPr>
+        <w:rFonts w:eastAsia="黑体"/>
         <w:sz w:val="24"/>
         <w:szCs w:val="24"/>
       </w:rPr>
@@ -9299,7 +9688,7 @@
       <w:spacing w:after="0" w:line="240" w:lineRule="auto"/>
     </w:pPr>
     <w:rPr>
-      <w:rFonts w:asciiTheme="majorHAnsi" w:cstheme="majorBidi" w:eastAsiaTheme="majorEastAsia" w:hAnsiTheme="majorHAnsi"/>
+      <w:rFonts w:asciiTheme="majorHAnsi" w:cstheme="majorBidi" w:hAnsiTheme="majorHAnsi" w:eastAsia="黑体"/>
       <w:color w:themeColor="text1" w:val="000000"/>
     </w:rPr>
     <w:tblPr>
@@ -9321,6 +9710,7 @@
     </w:tblPr>
     <w:tblStylePr w:type="firstRow">
       <w:rPr>
+        <w:rFonts w:eastAsia="黑体"/>
         <w:sz w:val="24"/>
         <w:szCs w:val="24"/>
       </w:rPr>
@@ -9450,12 +9840,14 @@
     </w:tcPr>
     <w:tblStylePr w:type="firstRow">
       <w:rPr>
+        <w:rFonts w:eastAsia="黑体"/>
         <w:b/>
         <w:bCs/>
       </w:rPr>
     </w:tblStylePr>
     <w:tblStylePr w:type="lastRow">
       <w:rPr>
+        <w:rFonts w:eastAsia="黑体"/>
         <w:b/>
         <w:bCs/>
       </w:rPr>
@@ -9468,12 +9860,14 @@
     </w:tblStylePr>
     <w:tblStylePr w:type="firstCol">
       <w:rPr>
+        <w:rFonts w:eastAsia="黑体"/>
         <w:b/>
         <w:bCs/>
       </w:rPr>
     </w:tblStylePr>
     <w:tblStylePr w:type="lastCol">
       <w:rPr>
+        <w:rFonts w:eastAsia="黑体"/>
         <w:b/>
         <w:bCs/>
       </w:rPr>
@@ -9523,12 +9917,14 @@
     </w:tcPr>
     <w:tblStylePr w:type="firstRow">
       <w:rPr>
+        <w:rFonts w:eastAsia="黑体"/>
         <w:b/>
         <w:bCs/>
       </w:rPr>
     </w:tblStylePr>
     <w:tblStylePr w:type="lastRow">
       <w:rPr>
+        <w:rFonts w:eastAsia="黑体"/>
         <w:b/>
         <w:bCs/>
       </w:rPr>
@@ -9541,12 +9937,14 @@
     </w:tblStylePr>
     <w:tblStylePr w:type="firstCol">
       <w:rPr>
+        <w:rFonts w:eastAsia="黑体"/>
         <w:b/>
         <w:bCs/>
       </w:rPr>
     </w:tblStylePr>
     <w:tblStylePr w:type="lastCol">
       <w:rPr>
+        <w:rFonts w:eastAsia="黑体"/>
         <w:b/>
         <w:bCs/>
       </w:rPr>
@@ -9596,12 +9994,14 @@
     </w:tcPr>
     <w:tblStylePr w:type="firstRow">
       <w:rPr>
+        <w:rFonts w:eastAsia="黑体"/>
         <w:b/>
         <w:bCs/>
       </w:rPr>
     </w:tblStylePr>
     <w:tblStylePr w:type="lastRow">
       <w:rPr>
+        <w:rFonts w:eastAsia="黑体"/>
         <w:b/>
         <w:bCs/>
       </w:rPr>
@@ -9614,12 +10014,14 @@
     </w:tblStylePr>
     <w:tblStylePr w:type="firstCol">
       <w:rPr>
+        <w:rFonts w:eastAsia="黑体"/>
         <w:b/>
         <w:bCs/>
       </w:rPr>
     </w:tblStylePr>
     <w:tblStylePr w:type="lastCol">
       <w:rPr>
+        <w:rFonts w:eastAsia="黑体"/>
         <w:b/>
         <w:bCs/>
       </w:rPr>
@@ -9669,12 +10071,14 @@
     </w:tcPr>
     <w:tblStylePr w:type="firstRow">
       <w:rPr>
+        <w:rFonts w:eastAsia="黑体"/>
         <w:b/>
         <w:bCs/>
       </w:rPr>
     </w:tblStylePr>
     <w:tblStylePr w:type="lastRow">
       <w:rPr>
+        <w:rFonts w:eastAsia="黑体"/>
         <w:b/>
         <w:bCs/>
       </w:rPr>
@@ -9687,12 +10091,14 @@
     </w:tblStylePr>
     <w:tblStylePr w:type="firstCol">
       <w:rPr>
+        <w:rFonts w:eastAsia="黑体"/>
         <w:b/>
         <w:bCs/>
       </w:rPr>
     </w:tblStylePr>
     <w:tblStylePr w:type="lastCol">
       <w:rPr>
+        <w:rFonts w:eastAsia="黑体"/>
         <w:b/>
         <w:bCs/>
       </w:rPr>
@@ -9742,12 +10148,14 @@
     </w:tcPr>
     <w:tblStylePr w:type="firstRow">
       <w:rPr>
+        <w:rFonts w:eastAsia="黑体"/>
         <w:b/>
         <w:bCs/>
       </w:rPr>
     </w:tblStylePr>
     <w:tblStylePr w:type="lastRow">
       <w:rPr>
+        <w:rFonts w:eastAsia="黑体"/>
         <w:b/>
         <w:bCs/>
       </w:rPr>
@@ -9760,12 +10168,14 @@
     </w:tblStylePr>
     <w:tblStylePr w:type="firstCol">
       <w:rPr>
+        <w:rFonts w:eastAsia="黑体"/>
         <w:b/>
         <w:bCs/>
       </w:rPr>
     </w:tblStylePr>
     <w:tblStylePr w:type="lastCol">
       <w:rPr>
+        <w:rFonts w:eastAsia="黑体"/>
         <w:b/>
         <w:bCs/>
       </w:rPr>
@@ -9815,12 +10225,14 @@
     </w:tcPr>
     <w:tblStylePr w:type="firstRow">
       <w:rPr>
+        <w:rFonts w:eastAsia="黑体"/>
         <w:b/>
         <w:bCs/>
       </w:rPr>
     </w:tblStylePr>
     <w:tblStylePr w:type="lastRow">
       <w:rPr>
+        <w:rFonts w:eastAsia="黑体"/>
         <w:b/>
         <w:bCs/>
       </w:rPr>
@@ -9833,12 +10245,14 @@
     </w:tblStylePr>
     <w:tblStylePr w:type="firstCol">
       <w:rPr>
+        <w:rFonts w:eastAsia="黑体"/>
         <w:b/>
         <w:bCs/>
       </w:rPr>
     </w:tblStylePr>
     <w:tblStylePr w:type="lastCol">
       <w:rPr>
+        <w:rFonts w:eastAsia="黑体"/>
         <w:b/>
         <w:bCs/>
       </w:rPr>
@@ -9888,12 +10302,14 @@
     </w:tcPr>
     <w:tblStylePr w:type="firstRow">
       <w:rPr>
+        <w:rFonts w:eastAsia="黑体"/>
         <w:b/>
         <w:bCs/>
       </w:rPr>
     </w:tblStylePr>
     <w:tblStylePr w:type="lastRow">
       <w:rPr>
+        <w:rFonts w:eastAsia="黑体"/>
         <w:b/>
         <w:bCs/>
       </w:rPr>
@@ -9906,12 +10322,14 @@
     </w:tblStylePr>
     <w:tblStylePr w:type="firstCol">
       <w:rPr>
+        <w:rFonts w:eastAsia="黑体"/>
         <w:b/>
         <w:bCs/>
       </w:rPr>
     </w:tblStylePr>
     <w:tblStylePr w:type="lastCol">
       <w:rPr>
+        <w:rFonts w:eastAsia="黑体"/>
         <w:b/>
         <w:bCs/>
       </w:rPr>
@@ -9938,7 +10356,7 @@
       <w:spacing w:after="0" w:line="240" w:lineRule="auto"/>
     </w:pPr>
     <w:rPr>
-      <w:rFonts w:asciiTheme="majorHAnsi" w:cstheme="majorBidi" w:eastAsiaTheme="majorEastAsia" w:hAnsiTheme="majorHAnsi"/>
+      <w:rFonts w:asciiTheme="majorHAnsi" w:cstheme="majorBidi" w:hAnsiTheme="majorHAnsi" w:eastAsia="黑体"/>
       <w:color w:themeColor="text1" w:val="000000"/>
     </w:rPr>
     <w:tblPr>
@@ -9965,6 +10383,7 @@
     </w:tcPr>
     <w:tblStylePr w:type="firstRow">
       <w:rPr>
+        <w:rFonts w:eastAsia="黑体"/>
         <w:b/>
         <w:bCs/>
         <w:color w:themeColor="text1" w:val="000000"/>
@@ -9976,6 +10395,7 @@
     </w:tblStylePr>
     <w:tblStylePr w:type="lastRow">
       <w:rPr>
+        <w:rFonts w:eastAsia="黑体"/>
         <w:b/>
         <w:bCs/>
         <w:color w:themeColor="text1" w:val="000000"/>
@@ -9995,6 +10415,7 @@
     </w:tblStylePr>
     <w:tblStylePr w:type="firstCol">
       <w:rPr>
+        <w:rFonts w:eastAsia="黑体"/>
         <w:b/>
         <w:bCs/>
         <w:color w:themeColor="text1" w:val="000000"/>
@@ -10014,6 +10435,7 @@
     </w:tblStylePr>
     <w:tblStylePr w:type="lastCol">
       <w:rPr>
+        <w:rFonts w:eastAsia="黑体"/>
         <w:b w:val="0"/>
         <w:bCs w:val="0"/>
         <w:color w:themeColor="text1" w:val="000000"/>
@@ -10063,7 +10485,7 @@
       <w:spacing w:after="0" w:line="240" w:lineRule="auto"/>
     </w:pPr>
     <w:rPr>
-      <w:rFonts w:asciiTheme="majorHAnsi" w:cstheme="majorBidi" w:eastAsiaTheme="majorEastAsia" w:hAnsiTheme="majorHAnsi"/>
+      <w:rFonts w:asciiTheme="majorHAnsi" w:cstheme="majorBidi" w:hAnsiTheme="majorHAnsi" w:eastAsia="黑体"/>
       <w:color w:themeColor="text1" w:val="000000"/>
     </w:rPr>
     <w:tblPr>
@@ -10090,6 +10512,7 @@
     </w:tcPr>
     <w:tblStylePr w:type="firstRow">
       <w:rPr>
+        <w:rFonts w:eastAsia="黑体"/>
         <w:b/>
         <w:bCs/>
         <w:color w:themeColor="text1" w:val="000000"/>
@@ -10101,6 +10524,7 @@
     </w:tblStylePr>
     <w:tblStylePr w:type="lastRow">
       <w:rPr>
+        <w:rFonts w:eastAsia="黑体"/>
         <w:b/>
         <w:bCs/>
         <w:color w:themeColor="text1" w:val="000000"/>
@@ -10120,6 +10544,7 @@
     </w:tblStylePr>
     <w:tblStylePr w:type="firstCol">
       <w:rPr>
+        <w:rFonts w:eastAsia="黑体"/>
         <w:b/>
         <w:bCs/>
         <w:color w:themeColor="text1" w:val="000000"/>
@@ -10139,6 +10564,7 @@
     </w:tblStylePr>
     <w:tblStylePr w:type="lastCol">
       <w:rPr>
+        <w:rFonts w:eastAsia="黑体"/>
         <w:b w:val="0"/>
         <w:bCs w:val="0"/>
         <w:color w:themeColor="text1" w:val="000000"/>
@@ -10188,7 +10614,7 @@
       <w:spacing w:after="0" w:line="240" w:lineRule="auto"/>
     </w:pPr>
     <w:rPr>
-      <w:rFonts w:asciiTheme="majorHAnsi" w:cstheme="majorBidi" w:eastAsiaTheme="majorEastAsia" w:hAnsiTheme="majorHAnsi"/>
+      <w:rFonts w:asciiTheme="majorHAnsi" w:cstheme="majorBidi" w:hAnsiTheme="majorHAnsi" w:eastAsia="黑体"/>
       <w:color w:themeColor="text1" w:val="000000"/>
     </w:rPr>
     <w:tblPr>
@@ -10215,6 +10641,7 @@
     </w:tcPr>
     <w:tblStylePr w:type="firstRow">
       <w:rPr>
+        <w:rFonts w:eastAsia="黑体"/>
         <w:b/>
         <w:bCs/>
         <w:color w:themeColor="text1" w:val="000000"/>
@@ -10226,6 +10653,7 @@
     </w:tblStylePr>
     <w:tblStylePr w:type="lastRow">
       <w:rPr>
+        <w:rFonts w:eastAsia="黑体"/>
         <w:b/>
         <w:bCs/>
         <w:color w:themeColor="text1" w:val="000000"/>
@@ -10245,6 +10673,7 @@
     </w:tblStylePr>
     <w:tblStylePr w:type="firstCol">
       <w:rPr>
+        <w:rFonts w:eastAsia="黑体"/>
         <w:b/>
         <w:bCs/>
         <w:color w:themeColor="text1" w:val="000000"/>
@@ -10264,6 +10693,7 @@
     </w:tblStylePr>
     <w:tblStylePr w:type="lastCol">
       <w:rPr>
+        <w:rFonts w:eastAsia="黑体"/>
         <w:b w:val="0"/>
         <w:bCs w:val="0"/>
         <w:color w:themeColor="text1" w:val="000000"/>
@@ -10313,7 +10743,7 @@
       <w:spacing w:after="0" w:line="240" w:lineRule="auto"/>
     </w:pPr>
     <w:rPr>
-      <w:rFonts w:asciiTheme="majorHAnsi" w:cstheme="majorBidi" w:eastAsiaTheme="majorEastAsia" w:hAnsiTheme="majorHAnsi"/>
+      <w:rFonts w:asciiTheme="majorHAnsi" w:cstheme="majorBidi" w:hAnsiTheme="majorHAnsi" w:eastAsia="黑体"/>
       <w:color w:themeColor="text1" w:val="000000"/>
     </w:rPr>
     <w:tblPr>
@@ -10340,6 +10770,7 @@
     </w:tcPr>
     <w:tblStylePr w:type="firstRow">
       <w:rPr>
+        <w:rFonts w:eastAsia="黑体"/>
         <w:b/>
         <w:bCs/>
         <w:color w:themeColor="text1" w:val="000000"/>
@@ -10351,6 +10782,7 @@
     </w:tblStylePr>
     <w:tblStylePr w:type="lastRow">
       <w:rPr>
+        <w:rFonts w:eastAsia="黑体"/>
         <w:b/>
         <w:bCs/>
         <w:color w:themeColor="text1" w:val="000000"/>
@@ -10370,6 +10802,7 @@
     </w:tblStylePr>
     <w:tblStylePr w:type="firstCol">
       <w:rPr>
+        <w:rFonts w:eastAsia="黑体"/>
         <w:b/>
         <w:bCs/>
         <w:color w:themeColor="text1" w:val="000000"/>
@@ -10389,6 +10822,7 @@
     </w:tblStylePr>
     <w:tblStylePr w:type="lastCol">
       <w:rPr>
+        <w:rFonts w:eastAsia="黑体"/>
         <w:b w:val="0"/>
         <w:bCs w:val="0"/>
         <w:color w:themeColor="text1" w:val="000000"/>
@@ -10438,7 +10872,7 @@
       <w:spacing w:after="0" w:line="240" w:lineRule="auto"/>
     </w:pPr>
     <w:rPr>
-      <w:rFonts w:asciiTheme="majorHAnsi" w:cstheme="majorBidi" w:eastAsiaTheme="majorEastAsia" w:hAnsiTheme="majorHAnsi"/>
+      <w:rFonts w:asciiTheme="majorHAnsi" w:cstheme="majorBidi" w:hAnsiTheme="majorHAnsi" w:eastAsia="黑体"/>
       <w:color w:themeColor="text1" w:val="000000"/>
     </w:rPr>
     <w:tblPr>
@@ -10465,6 +10899,7 @@
     </w:tcPr>
     <w:tblStylePr w:type="firstRow">
       <w:rPr>
+        <w:rFonts w:eastAsia="黑体"/>
         <w:b/>
         <w:bCs/>
         <w:color w:themeColor="text1" w:val="000000"/>
@@ -10476,6 +10911,7 @@
     </w:tblStylePr>
     <w:tblStylePr w:type="lastRow">
       <w:rPr>
+        <w:rFonts w:eastAsia="黑体"/>
         <w:b/>
         <w:bCs/>
         <w:color w:themeColor="text1" w:val="000000"/>
@@ -10495,6 +10931,7 @@
     </w:tblStylePr>
     <w:tblStylePr w:type="firstCol">
       <w:rPr>
+        <w:rFonts w:eastAsia="黑体"/>
         <w:b/>
         <w:bCs/>
         <w:color w:themeColor="text1" w:val="000000"/>
@@ -10514,6 +10951,7 @@
     </w:tblStylePr>
     <w:tblStylePr w:type="lastCol">
       <w:rPr>
+        <w:rFonts w:eastAsia="黑体"/>
         <w:b w:val="0"/>
         <w:bCs w:val="0"/>
         <w:color w:themeColor="text1" w:val="000000"/>
@@ -10563,7 +11001,7 @@
       <w:spacing w:after="0" w:line="240" w:lineRule="auto"/>
     </w:pPr>
     <w:rPr>
-      <w:rFonts w:asciiTheme="majorHAnsi" w:cstheme="majorBidi" w:eastAsiaTheme="majorEastAsia" w:hAnsiTheme="majorHAnsi"/>
+      <w:rFonts w:asciiTheme="majorHAnsi" w:cstheme="majorBidi" w:hAnsiTheme="majorHAnsi" w:eastAsia="黑体"/>
       <w:color w:themeColor="text1" w:val="000000"/>
     </w:rPr>
     <w:tblPr>
@@ -10590,6 +11028,7 @@
     </w:tcPr>
     <w:tblStylePr w:type="firstRow">
       <w:rPr>
+        <w:rFonts w:eastAsia="黑体"/>
         <w:b/>
         <w:bCs/>
         <w:color w:themeColor="text1" w:val="000000"/>
@@ -10601,6 +11040,7 @@
     </w:tblStylePr>
     <w:tblStylePr w:type="lastRow">
       <w:rPr>
+        <w:rFonts w:eastAsia="黑体"/>
         <w:b/>
         <w:bCs/>
         <w:color w:themeColor="text1" w:val="000000"/>
@@ -10620,6 +11060,7 @@
     </w:tblStylePr>
     <w:tblStylePr w:type="firstCol">
       <w:rPr>
+        <w:rFonts w:eastAsia="黑体"/>
         <w:b/>
         <w:bCs/>
         <w:color w:themeColor="text1" w:val="000000"/>
@@ -10639,6 +11080,7 @@
     </w:tblStylePr>
     <w:tblStylePr w:type="lastCol">
       <w:rPr>
+        <w:rFonts w:eastAsia="黑体"/>
         <w:b w:val="0"/>
         <w:bCs w:val="0"/>
         <w:color w:themeColor="text1" w:val="000000"/>
@@ -10688,7 +11130,7 @@
       <w:spacing w:after="0" w:line="240" w:lineRule="auto"/>
     </w:pPr>
     <w:rPr>
-      <w:rFonts w:asciiTheme="majorHAnsi" w:cstheme="majorBidi" w:eastAsiaTheme="majorEastAsia" w:hAnsiTheme="majorHAnsi"/>
+      <w:rFonts w:asciiTheme="majorHAnsi" w:cstheme="majorBidi" w:hAnsiTheme="majorHAnsi" w:eastAsia="黑体"/>
       <w:color w:themeColor="text1" w:val="000000"/>
     </w:rPr>
     <w:tblPr>
@@ -10715,6 +11157,7 @@
     </w:tcPr>
     <w:tblStylePr w:type="firstRow">
       <w:rPr>
+        <w:rFonts w:eastAsia="黑体"/>
         <w:b/>
         <w:bCs/>
         <w:color w:themeColor="text1" w:val="000000"/>
@@ -10726,6 +11169,7 @@
     </w:tblStylePr>
     <w:tblStylePr w:type="lastRow">
       <w:rPr>
+        <w:rFonts w:eastAsia="黑体"/>
         <w:b/>
         <w:bCs/>
         <w:color w:themeColor="text1" w:val="000000"/>
@@ -10745,6 +11189,7 @@
     </w:tblStylePr>
     <w:tblStylePr w:type="firstCol">
       <w:rPr>
+        <w:rFonts w:eastAsia="黑体"/>
         <w:b/>
         <w:bCs/>
         <w:color w:themeColor="text1" w:val="000000"/>
@@ -10764,6 +11209,7 @@
     </w:tblStylePr>
     <w:tblStylePr w:type="lastCol">
       <w:rPr>
+        <w:rFonts w:eastAsia="黑体"/>
         <w:b w:val="0"/>
         <w:bCs w:val="0"/>
         <w:color w:themeColor="text1" w:val="000000"/>
@@ -10836,6 +11282,7 @@
     </w:tcPr>
     <w:tblStylePr w:type="firstRow">
       <w:rPr>
+        <w:rFonts w:eastAsia="黑体"/>
         <w:b/>
         <w:bCs/>
         <w:i w:val="0"/>
@@ -10857,6 +11304,7 @@
     </w:tblStylePr>
     <w:tblStylePr w:type="lastRow">
       <w:rPr>
+        <w:rFonts w:eastAsia="黑体"/>
         <w:b/>
         <w:bCs/>
         <w:i w:val="0"/>
@@ -10878,6 +11326,7 @@
     </w:tblStylePr>
     <w:tblStylePr w:type="firstCol">
       <w:rPr>
+        <w:rFonts w:eastAsia="黑体"/>
         <w:b/>
         <w:bCs/>
         <w:i w:val="0"/>
@@ -10897,6 +11346,7 @@
     </w:tblStylePr>
     <w:tblStylePr w:type="lastCol">
       <w:rPr>
+        <w:rFonts w:eastAsia="黑体"/>
         <w:b/>
         <w:bCs/>
         <w:i w:val="0"/>
@@ -10977,6 +11427,7 @@
     </w:tcPr>
     <w:tblStylePr w:type="firstRow">
       <w:rPr>
+        <w:rFonts w:eastAsia="黑体"/>
         <w:b/>
         <w:bCs/>
         <w:i w:val="0"/>
@@ -10998,6 +11449,7 @@
     </w:tblStylePr>
     <w:tblStylePr w:type="lastRow">
       <w:rPr>
+        <w:rFonts w:eastAsia="黑体"/>
         <w:b/>
         <w:bCs/>
         <w:i w:val="0"/>
@@ -11019,6 +11471,7 @@
     </w:tblStylePr>
     <w:tblStylePr w:type="firstCol">
       <w:rPr>
+        <w:rFonts w:eastAsia="黑体"/>
         <w:b/>
         <w:bCs/>
         <w:i w:val="0"/>
@@ -11038,6 +11491,7 @@
     </w:tblStylePr>
     <w:tblStylePr w:type="lastCol">
       <w:rPr>
+        <w:rFonts w:eastAsia="黑体"/>
         <w:b/>
         <w:bCs/>
         <w:i w:val="0"/>
@@ -11118,6 +11572,7 @@
     </w:tcPr>
     <w:tblStylePr w:type="firstRow">
       <w:rPr>
+        <w:rFonts w:eastAsia="黑体"/>
         <w:b/>
         <w:bCs/>
         <w:i w:val="0"/>
@@ -11139,6 +11594,7 @@
     </w:tblStylePr>
     <w:tblStylePr w:type="lastRow">
       <w:rPr>
+        <w:rFonts w:eastAsia="黑体"/>
         <w:b/>
         <w:bCs/>
         <w:i w:val="0"/>
@@ -11160,6 +11616,7 @@
     </w:tblStylePr>
     <w:tblStylePr w:type="firstCol">
       <w:rPr>
+        <w:rFonts w:eastAsia="黑体"/>
         <w:b/>
         <w:bCs/>
         <w:i w:val="0"/>
@@ -11179,6 +11636,7 @@
     </w:tblStylePr>
     <w:tblStylePr w:type="lastCol">
       <w:rPr>
+        <w:rFonts w:eastAsia="黑体"/>
         <w:b/>
         <w:bCs/>
         <w:i w:val="0"/>
@@ -11259,6 +11717,7 @@
     </w:tcPr>
     <w:tblStylePr w:type="firstRow">
       <w:rPr>
+        <w:rFonts w:eastAsia="黑体"/>
         <w:b/>
         <w:bCs/>
         <w:i w:val="0"/>
@@ -11280,6 +11739,7 @@
     </w:tblStylePr>
     <w:tblStylePr w:type="lastRow">
       <w:rPr>
+        <w:rFonts w:eastAsia="黑体"/>
         <w:b/>
         <w:bCs/>
         <w:i w:val="0"/>
@@ -11301,6 +11761,7 @@
     </w:tblStylePr>
     <w:tblStylePr w:type="firstCol">
       <w:rPr>
+        <w:rFonts w:eastAsia="黑体"/>
         <w:b/>
         <w:bCs/>
         <w:i w:val="0"/>
@@ -11320,6 +11781,7 @@
     </w:tblStylePr>
     <w:tblStylePr w:type="lastCol">
       <w:rPr>
+        <w:rFonts w:eastAsia="黑体"/>
         <w:b/>
         <w:bCs/>
         <w:i w:val="0"/>
@@ -11400,6 +11862,7 @@
     </w:tcPr>
     <w:tblStylePr w:type="firstRow">
       <w:rPr>
+        <w:rFonts w:eastAsia="黑体"/>
         <w:b/>
         <w:bCs/>
         <w:i w:val="0"/>
@@ -11421,6 +11884,7 @@
     </w:tblStylePr>
     <w:tblStylePr w:type="lastRow">
       <w:rPr>
+        <w:rFonts w:eastAsia="黑体"/>
         <w:b/>
         <w:bCs/>
         <w:i w:val="0"/>
@@ -11442,6 +11906,7 @@
     </w:tblStylePr>
     <w:tblStylePr w:type="firstCol">
       <w:rPr>
+        <w:rFonts w:eastAsia="黑体"/>
         <w:b/>
         <w:bCs/>
         <w:i w:val="0"/>
@@ -11461,6 +11926,7 @@
     </w:tblStylePr>
     <w:tblStylePr w:type="lastCol">
       <w:rPr>
+        <w:rFonts w:eastAsia="黑体"/>
         <w:b/>
         <w:bCs/>
         <w:i w:val="0"/>
@@ -11541,6 +12007,7 @@
     </w:tcPr>
     <w:tblStylePr w:type="firstRow">
       <w:rPr>
+        <w:rFonts w:eastAsia="黑体"/>
         <w:b/>
         <w:bCs/>
         <w:i w:val="0"/>
@@ -11562,6 +12029,7 @@
     </w:tblStylePr>
     <w:tblStylePr w:type="lastRow">
       <w:rPr>
+        <w:rFonts w:eastAsia="黑体"/>
         <w:b/>
         <w:bCs/>
         <w:i w:val="0"/>
@@ -11583,6 +12051,7 @@
     </w:tblStylePr>
     <w:tblStylePr w:type="firstCol">
       <w:rPr>
+        <w:rFonts w:eastAsia="黑体"/>
         <w:b/>
         <w:bCs/>
         <w:i w:val="0"/>
@@ -11602,6 +12071,7 @@
     </w:tblStylePr>
     <w:tblStylePr w:type="lastCol">
       <w:rPr>
+        <w:rFonts w:eastAsia="黑体"/>
         <w:b/>
         <w:bCs/>
         <w:i w:val="0"/>
@@ -11682,6 +12152,7 @@
     </w:tcPr>
     <w:tblStylePr w:type="firstRow">
       <w:rPr>
+        <w:rFonts w:eastAsia="黑体"/>
         <w:b/>
         <w:bCs/>
         <w:i w:val="0"/>
@@ -11703,6 +12174,7 @@
     </w:tblStylePr>
     <w:tblStylePr w:type="lastRow">
       <w:rPr>
+        <w:rFonts w:eastAsia="黑体"/>
         <w:b/>
         <w:bCs/>
         <w:i w:val="0"/>
@@ -11724,6 +12196,7 @@
     </w:tblStylePr>
     <w:tblStylePr w:type="firstCol">
       <w:rPr>
+        <w:rFonts w:eastAsia="黑体"/>
         <w:b/>
         <w:bCs/>
         <w:i w:val="0"/>
@@ -11743,6 +12216,7 @@
     </w:tblStylePr>
     <w:tblStylePr w:type="lastCol">
       <w:rPr>
+        <w:rFonts w:eastAsia="黑体"/>
         <w:b/>
         <w:bCs/>
         <w:i w:val="0"/>
@@ -11800,6 +12274,7 @@
       <w:spacing w:after="0" w:line="240" w:lineRule="auto"/>
     </w:pPr>
     <w:rPr>
+      <w:rFonts w:eastAsia="黑体"/>
       <w:color w:themeColor="background1" w:val="FFFFFF"/>
     </w:rPr>
     <w:tblPr>
@@ -11818,6 +12293,7 @@
     </w:tcPr>
     <w:tblStylePr w:type="firstRow">
       <w:rPr>
+        <w:rFonts w:eastAsia="黑体"/>
         <w:b/>
         <w:bCs/>
       </w:rPr>
@@ -11914,6 +12390,7 @@
       <w:spacing w:after="0" w:line="240" w:lineRule="auto"/>
     </w:pPr>
     <w:rPr>
+      <w:rFonts w:eastAsia="黑体"/>
       <w:color w:themeColor="background1" w:val="FFFFFF"/>
     </w:rPr>
     <w:tblPr>
@@ -11932,6 +12409,7 @@
     </w:tcPr>
     <w:tblStylePr w:type="firstRow">
       <w:rPr>
+        <w:rFonts w:eastAsia="黑体"/>
         <w:b/>
         <w:bCs/>
       </w:rPr>
@@ -12028,6 +12506,7 @@
       <w:spacing w:after="0" w:line="240" w:lineRule="auto"/>
     </w:pPr>
     <w:rPr>
+      <w:rFonts w:eastAsia="黑体"/>
       <w:color w:themeColor="background1" w:val="FFFFFF"/>
     </w:rPr>
     <w:tblPr>
@@ -12046,6 +12525,7 @@
     </w:tcPr>
     <w:tblStylePr w:type="firstRow">
       <w:rPr>
+        <w:rFonts w:eastAsia="黑体"/>
         <w:b/>
         <w:bCs/>
       </w:rPr>
@@ -12142,6 +12622,7 @@
       <w:spacing w:after="0" w:line="240" w:lineRule="auto"/>
     </w:pPr>
     <w:rPr>
+      <w:rFonts w:eastAsia="黑体"/>
       <w:color w:themeColor="background1" w:val="FFFFFF"/>
     </w:rPr>
     <w:tblPr>
@@ -12160,6 +12641,7 @@
     </w:tcPr>
     <w:tblStylePr w:type="firstRow">
       <w:rPr>
+        <w:rFonts w:eastAsia="黑体"/>
         <w:b/>
         <w:bCs/>
       </w:rPr>
@@ -12256,6 +12738,7 @@
       <w:spacing w:after="0" w:line="240" w:lineRule="auto"/>
     </w:pPr>
     <w:rPr>
+      <w:rFonts w:eastAsia="黑体"/>
       <w:color w:themeColor="background1" w:val="FFFFFF"/>
     </w:rPr>
     <w:tblPr>
@@ -12274,6 +12757,7 @@
     </w:tcPr>
     <w:tblStylePr w:type="firstRow">
       <w:rPr>
+        <w:rFonts w:eastAsia="黑体"/>
         <w:b/>
         <w:bCs/>
       </w:rPr>
@@ -12370,6 +12854,7 @@
       <w:spacing w:after="0" w:line="240" w:lineRule="auto"/>
     </w:pPr>
     <w:rPr>
+      <w:rFonts w:eastAsia="黑体"/>
       <w:color w:themeColor="background1" w:val="FFFFFF"/>
     </w:rPr>
     <w:tblPr>
@@ -12388,6 +12873,7 @@
     </w:tcPr>
     <w:tblStylePr w:type="firstRow">
       <w:rPr>
+        <w:rFonts w:eastAsia="黑体"/>
         <w:b/>
         <w:bCs/>
       </w:rPr>
@@ -12484,6 +12970,7 @@
       <w:spacing w:after="0" w:line="240" w:lineRule="auto"/>
     </w:pPr>
     <w:rPr>
+      <w:rFonts w:eastAsia="黑体"/>
       <w:color w:themeColor="background1" w:val="FFFFFF"/>
     </w:rPr>
     <w:tblPr>
@@ -12502,6 +12989,7 @@
     </w:tcPr>
     <w:tblStylePr w:type="firstRow">
       <w:rPr>
+        <w:rFonts w:eastAsia="黑体"/>
         <w:b/>
         <w:bCs/>
       </w:rPr>
@@ -12598,6 +13086,7 @@
       <w:spacing w:after="0" w:line="240" w:lineRule="auto"/>
     </w:pPr>
     <w:rPr>
+      <w:rFonts w:eastAsia="黑体"/>
       <w:color w:themeColor="text1" w:val="000000"/>
     </w:rPr>
     <w:tblPr>
@@ -12624,6 +13113,7 @@
     </w:tcPr>
     <w:tblStylePr w:type="firstRow">
       <w:rPr>
+        <w:rFonts w:eastAsia="黑体"/>
         <w:b/>
         <w:bCs/>
       </w:rPr>
@@ -12642,6 +13132,7 @@
     </w:tblStylePr>
     <w:tblStylePr w:type="lastRow">
       <w:rPr>
+        <w:rFonts w:eastAsia="黑体"/>
         <w:b/>
         <w:bCs/>
         <w:color w:themeColor="background1" w:val="FFFFFF"/>
@@ -12656,6 +13147,7 @@
     </w:tblStylePr>
     <w:tblStylePr w:type="firstCol">
       <w:rPr>
+        <w:rFonts w:eastAsia="黑体"/>
         <w:color w:themeColor="background1" w:val="FFFFFF"/>
       </w:rPr>
       <w:tblPr/>
@@ -12673,6 +13165,7 @@
     </w:tblStylePr>
     <w:tblStylePr w:type="lastCol">
       <w:rPr>
+        <w:rFonts w:eastAsia="黑体"/>
         <w:color w:themeColor="background1" w:val="FFFFFF"/>
       </w:rPr>
       <w:tblPr/>
@@ -12702,11 +13195,13 @@
     </w:tblStylePr>
     <w:tblStylePr w:type="neCell">
       <w:rPr>
+        <w:rFonts w:eastAsia="黑体"/>
         <w:color w:themeColor="text1" w:val="000000"/>
       </w:rPr>
     </w:tblStylePr>
     <w:tblStylePr w:type="nwCell">
       <w:rPr>
+        <w:rFonts w:eastAsia="黑体"/>
         <w:color w:themeColor="text1" w:val="000000"/>
       </w:rPr>
     </w:tblStylePr>
@@ -12720,6 +13215,7 @@
       <w:spacing w:after="0" w:line="240" w:lineRule="auto"/>
     </w:pPr>
     <w:rPr>
+      <w:rFonts w:eastAsia="黑体"/>
       <w:color w:themeColor="text1" w:val="000000"/>
     </w:rPr>
     <w:tblPr>
@@ -12746,6 +13242,7 @@
     </w:tcPr>
     <w:tblStylePr w:type="firstRow">
       <w:rPr>
+        <w:rFonts w:eastAsia="黑体"/>
         <w:b/>
         <w:bCs/>
       </w:rPr>
@@ -12764,6 +13261,7 @@
     </w:tblStylePr>
     <w:tblStylePr w:type="lastRow">
       <w:rPr>
+        <w:rFonts w:eastAsia="黑体"/>
         <w:b/>
         <w:bCs/>
         <w:color w:themeColor="background1" w:val="FFFFFF"/>
@@ -12778,6 +13276,7 @@
     </w:tblStylePr>
     <w:tblStylePr w:type="firstCol">
       <w:rPr>
+        <w:rFonts w:eastAsia="黑体"/>
         <w:color w:themeColor="background1" w:val="FFFFFF"/>
       </w:rPr>
       <w:tblPr/>
@@ -12795,6 +13294,7 @@
     </w:tblStylePr>
     <w:tblStylePr w:type="lastCol">
       <w:rPr>
+        <w:rFonts w:eastAsia="黑体"/>
         <w:color w:themeColor="background1" w:val="FFFFFF"/>
       </w:rPr>
       <w:tblPr/>
@@ -12824,11 +13324,13 @@
     </w:tblStylePr>
     <w:tblStylePr w:type="neCell">
       <w:rPr>
+        <w:rFonts w:eastAsia="黑体"/>
         <w:color w:themeColor="text1" w:val="000000"/>
       </w:rPr>
     </w:tblStylePr>
     <w:tblStylePr w:type="nwCell">
       <w:rPr>
+        <w:rFonts w:eastAsia="黑体"/>
         <w:color w:themeColor="text1" w:val="000000"/>
       </w:rPr>
     </w:tblStylePr>
@@ -12842,6 +13344,7 @@
       <w:spacing w:after="0" w:line="240" w:lineRule="auto"/>
     </w:pPr>
     <w:rPr>
+      <w:rFonts w:eastAsia="黑体"/>
       <w:color w:themeColor="text1" w:val="000000"/>
     </w:rPr>
     <w:tblPr>
@@ -12868,6 +13371,7 @@
     </w:tcPr>
     <w:tblStylePr w:type="firstRow">
       <w:rPr>
+        <w:rFonts w:eastAsia="黑体"/>
         <w:b/>
         <w:bCs/>
       </w:rPr>
@@ -12886,6 +13390,7 @@
     </w:tblStylePr>
     <w:tblStylePr w:type="lastRow">
       <w:rPr>
+        <w:rFonts w:eastAsia="黑体"/>
         <w:b/>
         <w:bCs/>
         <w:color w:themeColor="background1" w:val="FFFFFF"/>
@@ -12900,6 +13405,7 @@
     </w:tblStylePr>
     <w:tblStylePr w:type="firstCol">
       <w:rPr>
+        <w:rFonts w:eastAsia="黑体"/>
         <w:color w:themeColor="background1" w:val="FFFFFF"/>
       </w:rPr>
       <w:tblPr/>
@@ -12917,6 +13423,7 @@
     </w:tblStylePr>
     <w:tblStylePr w:type="lastCol">
       <w:rPr>
+        <w:rFonts w:eastAsia="黑体"/>
         <w:color w:themeColor="background1" w:val="FFFFFF"/>
       </w:rPr>
       <w:tblPr/>
@@ -12946,11 +13453,13 @@
     </w:tblStylePr>
     <w:tblStylePr w:type="neCell">
       <w:rPr>
+        <w:rFonts w:eastAsia="黑体"/>
         <w:color w:themeColor="text1" w:val="000000"/>
       </w:rPr>
     </w:tblStylePr>
     <w:tblStylePr w:type="nwCell">
       <w:rPr>
+        <w:rFonts w:eastAsia="黑体"/>
         <w:color w:themeColor="text1" w:val="000000"/>
       </w:rPr>
     </w:tblStylePr>
@@ -12964,6 +13473,7 @@
       <w:spacing w:after="0" w:line="240" w:lineRule="auto"/>
     </w:pPr>
     <w:rPr>
+      <w:rFonts w:eastAsia="黑体"/>
       <w:color w:themeColor="text1" w:val="000000"/>
     </w:rPr>
     <w:tblPr>
@@ -12990,6 +13500,7 @@
     </w:tcPr>
     <w:tblStylePr w:type="firstRow">
       <w:rPr>
+        <w:rFonts w:eastAsia="黑体"/>
         <w:b/>
         <w:bCs/>
       </w:rPr>
@@ -13008,6 +13519,7 @@
     </w:tblStylePr>
     <w:tblStylePr w:type="lastRow">
       <w:rPr>
+        <w:rFonts w:eastAsia="黑体"/>
         <w:b/>
         <w:bCs/>
         <w:color w:themeColor="background1" w:val="FFFFFF"/>
@@ -13022,6 +13534,7 @@
     </w:tblStylePr>
     <w:tblStylePr w:type="firstCol">
       <w:rPr>
+        <w:rFonts w:eastAsia="黑体"/>
         <w:color w:themeColor="background1" w:val="FFFFFF"/>
       </w:rPr>
       <w:tblPr/>
@@ -13039,6 +13552,7 @@
     </w:tblStylePr>
     <w:tblStylePr w:type="lastCol">
       <w:rPr>
+        <w:rFonts w:eastAsia="黑体"/>
         <w:color w:themeColor="background1" w:val="FFFFFF"/>
       </w:rPr>
       <w:tblPr/>
@@ -13076,6 +13590,7 @@
       <w:spacing w:after="0" w:line="240" w:lineRule="auto"/>
     </w:pPr>
     <w:rPr>
+      <w:rFonts w:eastAsia="黑体"/>
       <w:color w:themeColor="text1" w:val="000000"/>
     </w:rPr>
     <w:tblPr>
@@ -13102,6 +13617,7 @@
     </w:tcPr>
     <w:tblStylePr w:type="firstRow">
       <w:rPr>
+        <w:rFonts w:eastAsia="黑体"/>
         <w:b/>
         <w:bCs/>
       </w:rPr>
@@ -13120,6 +13636,7 @@
     </w:tblStylePr>
     <w:tblStylePr w:type="lastRow">
       <w:rPr>
+        <w:rFonts w:eastAsia="黑体"/>
         <w:b/>
         <w:bCs/>
         <w:color w:themeColor="background1" w:val="FFFFFF"/>
@@ -13134,6 +13651,7 @@
     </w:tblStylePr>
     <w:tblStylePr w:type="firstCol">
       <w:rPr>
+        <w:rFonts w:eastAsia="黑体"/>
         <w:color w:themeColor="background1" w:val="FFFFFF"/>
       </w:rPr>
       <w:tblPr/>
@@ -13151,6 +13669,7 @@
     </w:tblStylePr>
     <w:tblStylePr w:type="lastCol">
       <w:rPr>
+        <w:rFonts w:eastAsia="黑体"/>
         <w:color w:themeColor="background1" w:val="FFFFFF"/>
       </w:rPr>
       <w:tblPr/>
@@ -13180,11 +13699,13 @@
     </w:tblStylePr>
     <w:tblStylePr w:type="neCell">
       <w:rPr>
+        <w:rFonts w:eastAsia="黑体"/>
         <w:color w:themeColor="text1" w:val="000000"/>
       </w:rPr>
     </w:tblStylePr>
     <w:tblStylePr w:type="nwCell">
       <w:rPr>
+        <w:rFonts w:eastAsia="黑体"/>
         <w:color w:themeColor="text1" w:val="000000"/>
       </w:rPr>
     </w:tblStylePr>
@@ -13198,6 +13719,7 @@
       <w:spacing w:after="0" w:line="240" w:lineRule="auto"/>
     </w:pPr>
     <w:rPr>
+      <w:rFonts w:eastAsia="黑体"/>
       <w:color w:themeColor="text1" w:val="000000"/>
     </w:rPr>
     <w:tblPr>
@@ -13224,6 +13746,7 @@
     </w:tcPr>
     <w:tblStylePr w:type="firstRow">
       <w:rPr>
+        <w:rFonts w:eastAsia="黑体"/>
         <w:b/>
         <w:bCs/>
       </w:rPr>
@@ -13242,6 +13765,7 @@
     </w:tblStylePr>
     <w:tblStylePr w:type="lastRow">
       <w:rPr>
+        <w:rFonts w:eastAsia="黑体"/>
         <w:b/>
         <w:bCs/>
         <w:color w:themeColor="background1" w:val="FFFFFF"/>
@@ -13256,6 +13780,7 @@
     </w:tblStylePr>
     <w:tblStylePr w:type="firstCol">
       <w:rPr>
+        <w:rFonts w:eastAsia="黑体"/>
         <w:color w:themeColor="background1" w:val="FFFFFF"/>
       </w:rPr>
       <w:tblPr/>
@@ -13273,6 +13798,7 @@
     </w:tblStylePr>
     <w:tblStylePr w:type="lastCol">
       <w:rPr>
+        <w:rFonts w:eastAsia="黑体"/>
         <w:color w:themeColor="background1" w:val="FFFFFF"/>
       </w:rPr>
       <w:tblPr/>
@@ -13302,11 +13828,13 @@
     </w:tblStylePr>
     <w:tblStylePr w:type="neCell">
       <w:rPr>
+        <w:rFonts w:eastAsia="黑体"/>
         <w:color w:themeColor="text1" w:val="000000"/>
       </w:rPr>
     </w:tblStylePr>
     <w:tblStylePr w:type="nwCell">
       <w:rPr>
+        <w:rFonts w:eastAsia="黑体"/>
         <w:color w:themeColor="text1" w:val="000000"/>
       </w:rPr>
     </w:tblStylePr>
@@ -13320,6 +13848,7 @@
       <w:spacing w:after="0" w:line="240" w:lineRule="auto"/>
     </w:pPr>
     <w:rPr>
+      <w:rFonts w:eastAsia="黑体"/>
       <w:color w:themeColor="text1" w:val="000000"/>
     </w:rPr>
     <w:tblPr>
@@ -13346,6 +13875,7 @@
     </w:tcPr>
     <w:tblStylePr w:type="firstRow">
       <w:rPr>
+        <w:rFonts w:eastAsia="黑体"/>
         <w:b/>
         <w:bCs/>
       </w:rPr>
@@ -13364,6 +13894,7 @@
     </w:tblStylePr>
     <w:tblStylePr w:type="lastRow">
       <w:rPr>
+        <w:rFonts w:eastAsia="黑体"/>
         <w:b/>
         <w:bCs/>
         <w:color w:themeColor="background1" w:val="FFFFFF"/>
@@ -13378,6 +13909,7 @@
     </w:tblStylePr>
     <w:tblStylePr w:type="firstCol">
       <w:rPr>
+        <w:rFonts w:eastAsia="黑体"/>
         <w:color w:themeColor="background1" w:val="FFFFFF"/>
       </w:rPr>
       <w:tblPr/>
@@ -13395,6 +13927,7 @@
     </w:tblStylePr>
     <w:tblStylePr w:type="lastCol">
       <w:rPr>
+        <w:rFonts w:eastAsia="黑体"/>
         <w:color w:themeColor="background1" w:val="FFFFFF"/>
       </w:rPr>
       <w:tblPr/>
@@ -13424,11 +13957,13 @@
     </w:tblStylePr>
     <w:tblStylePr w:type="neCell">
       <w:rPr>
+        <w:rFonts w:eastAsia="黑体"/>
         <w:color w:themeColor="text1" w:val="000000"/>
       </w:rPr>
     </w:tblStylePr>
     <w:tblStylePr w:type="nwCell">
       <w:rPr>
+        <w:rFonts w:eastAsia="黑体"/>
         <w:color w:themeColor="text1" w:val="000000"/>
       </w:rPr>
     </w:tblStylePr>
@@ -13442,6 +13977,7 @@
       <w:spacing w:after="0" w:line="240" w:lineRule="auto"/>
     </w:pPr>
     <w:rPr>
+      <w:rFonts w:eastAsia="黑体"/>
       <w:color w:themeColor="text1" w:val="000000"/>
     </w:rPr>
     <w:tblPr>
@@ -13460,6 +13996,7 @@
     </w:tcPr>
     <w:tblStylePr w:type="firstRow">
       <w:rPr>
+        <w:rFonts w:eastAsia="黑体"/>
         <w:b/>
         <w:bCs/>
         <w:color w:themeColor="background1" w:val="FFFFFF"/>
@@ -13474,6 +14011,7 @@
     </w:tblStylePr>
     <w:tblStylePr w:type="lastRow">
       <w:rPr>
+        <w:rFonts w:eastAsia="黑体"/>
         <w:b/>
         <w:bCs/>
         <w:color w:themeColor="accent2" w:themeShade="CC" w:val="9E3A38"/>
@@ -13488,12 +14026,14 @@
     </w:tblStylePr>
     <w:tblStylePr w:type="firstCol">
       <w:rPr>
+        <w:rFonts w:eastAsia="黑体"/>
         <w:b/>
         <w:bCs/>
       </w:rPr>
     </w:tblStylePr>
     <w:tblStylePr w:type="lastCol">
       <w:rPr>
+        <w:rFonts w:eastAsia="黑体"/>
         <w:b/>
         <w:bCs/>
       </w:rPr>
@@ -13528,6 +14068,7 @@
       <w:spacing w:after="0" w:line="240" w:lineRule="auto"/>
     </w:pPr>
     <w:rPr>
+      <w:rFonts w:eastAsia="黑体"/>
       <w:color w:themeColor="text1" w:val="000000"/>
     </w:rPr>
     <w:tblPr>
@@ -13546,6 +14087,7 @@
     </w:tcPr>
     <w:tblStylePr w:type="firstRow">
       <w:rPr>
+        <w:rFonts w:eastAsia="黑体"/>
         <w:b/>
         <w:bCs/>
         <w:color w:themeColor="background1" w:val="FFFFFF"/>
@@ -13560,6 +14102,7 @@
     </w:tblStylePr>
     <w:tblStylePr w:type="lastRow">
       <w:rPr>
+        <w:rFonts w:eastAsia="黑体"/>
         <w:b/>
         <w:bCs/>
         <w:color w:themeColor="accent2" w:themeShade="CC" w:val="9E3A38"/>
@@ -13574,12 +14117,14 @@
     </w:tblStylePr>
     <w:tblStylePr w:type="firstCol">
       <w:rPr>
+        <w:rFonts w:eastAsia="黑体"/>
         <w:b/>
         <w:bCs/>
       </w:rPr>
     </w:tblStylePr>
     <w:tblStylePr w:type="lastCol">
       <w:rPr>
+        <w:rFonts w:eastAsia="黑体"/>
         <w:b/>
         <w:bCs/>
       </w:rPr>
@@ -13614,6 +14159,7 @@
       <w:spacing w:after="0" w:line="240" w:lineRule="auto"/>
     </w:pPr>
     <w:rPr>
+      <w:rFonts w:eastAsia="黑体"/>
       <w:color w:themeColor="text1" w:val="000000"/>
     </w:rPr>
     <w:tblPr>
@@ -13632,6 +14178,7 @@
     </w:tcPr>
     <w:tblStylePr w:type="firstRow">
       <w:rPr>
+        <w:rFonts w:eastAsia="黑体"/>
         <w:b/>
         <w:bCs/>
         <w:color w:themeColor="background1" w:val="FFFFFF"/>
@@ -13646,6 +14193,7 @@
     </w:tblStylePr>
     <w:tblStylePr w:type="lastRow">
       <w:rPr>
+        <w:rFonts w:eastAsia="黑体"/>
         <w:b/>
         <w:bCs/>
         <w:color w:themeColor="accent2" w:themeShade="CC" w:val="9E3A38"/>
@@ -13660,12 +14208,14 @@
     </w:tblStylePr>
     <w:tblStylePr w:type="firstCol">
       <w:rPr>
+        <w:rFonts w:eastAsia="黑体"/>
         <w:b/>
         <w:bCs/>
       </w:rPr>
     </w:tblStylePr>
     <w:tblStylePr w:type="lastCol">
       <w:rPr>
+        <w:rFonts w:eastAsia="黑体"/>
         <w:b/>
         <w:bCs/>
       </w:rPr>
@@ -13700,6 +14250,7 @@
       <w:spacing w:after="0" w:line="240" w:lineRule="auto"/>
     </w:pPr>
     <w:rPr>
+      <w:rFonts w:eastAsia="黑体"/>
       <w:color w:themeColor="text1" w:val="000000"/>
     </w:rPr>
     <w:tblPr>
@@ -13718,6 +14269,7 @@
     </w:tcPr>
     <w:tblStylePr w:type="firstRow">
       <w:rPr>
+        <w:rFonts w:eastAsia="黑体"/>
         <w:b/>
         <w:bCs/>
         <w:color w:themeColor="background1" w:val="FFFFFF"/>
@@ -13732,6 +14284,7 @@
     </w:tblStylePr>
     <w:tblStylePr w:type="lastRow">
       <w:rPr>
+        <w:rFonts w:eastAsia="黑体"/>
         <w:b/>
         <w:bCs/>
         <w:color w:themeColor="accent4" w:themeShade="CC" w:val="664E82"/>
@@ -13746,12 +14299,14 @@
     </w:tblStylePr>
     <w:tblStylePr w:type="firstCol">
       <w:rPr>
+        <w:rFonts w:eastAsia="黑体"/>
         <w:b/>
         <w:bCs/>
       </w:rPr>
     </w:tblStylePr>
     <w:tblStylePr w:type="lastCol">
       <w:rPr>
+        <w:rFonts w:eastAsia="黑体"/>
         <w:b/>
         <w:bCs/>
       </w:rPr>
@@ -13786,6 +14341,7 @@
       <w:spacing w:after="0" w:line="240" w:lineRule="auto"/>
     </w:pPr>
     <w:rPr>
+      <w:rFonts w:eastAsia="黑体"/>
       <w:color w:themeColor="text1" w:val="000000"/>
     </w:rPr>
     <w:tblPr>
@@ -13804,6 +14360,7 @@
     </w:tcPr>
     <w:tblStylePr w:type="firstRow">
       <w:rPr>
+        <w:rFonts w:eastAsia="黑体"/>
         <w:b/>
         <w:bCs/>
         <w:color w:themeColor="background1" w:val="FFFFFF"/>
@@ -13818,6 +14375,7 @@
     </w:tblStylePr>
     <w:tblStylePr w:type="lastRow">
       <w:rPr>
+        <w:rFonts w:eastAsia="黑体"/>
         <w:b/>
         <w:bCs/>
         <w:color w:themeColor="accent3" w:themeShade="CC" w:val="7E9C40"/>
@@ -13832,12 +14390,14 @@
     </w:tblStylePr>
     <w:tblStylePr w:type="firstCol">
       <w:rPr>
+        <w:rFonts w:eastAsia="黑体"/>
         <w:b/>
         <w:bCs/>
       </w:rPr>
     </w:tblStylePr>
     <w:tblStylePr w:type="lastCol">
       <w:rPr>
+        <w:rFonts w:eastAsia="黑体"/>
         <w:b/>
         <w:bCs/>
       </w:rPr>
@@ -13872,6 +14432,7 @@
       <w:spacing w:after="0" w:line="240" w:lineRule="auto"/>
     </w:pPr>
     <w:rPr>
+      <w:rFonts w:eastAsia="黑体"/>
       <w:color w:themeColor="text1" w:val="000000"/>
     </w:rPr>
     <w:tblPr>
@@ -13890,6 +14451,7 @@
     </w:tcPr>
     <w:tblStylePr w:type="firstRow">
       <w:rPr>
+        <w:rFonts w:eastAsia="黑体"/>
         <w:b/>
         <w:bCs/>
         <w:color w:themeColor="background1" w:val="FFFFFF"/>
@@ -13904,6 +14466,7 @@
     </w:tblStylePr>
     <w:tblStylePr w:type="lastRow">
       <w:rPr>
+        <w:rFonts w:eastAsia="黑体"/>
         <w:b/>
         <w:bCs/>
         <w:color w:themeColor="accent6" w:themeShade="CC" w:val="F2730A"/>
@@ -13918,12 +14481,14 @@
     </w:tblStylePr>
     <w:tblStylePr w:type="firstCol">
       <w:rPr>
+        <w:rFonts w:eastAsia="黑体"/>
         <w:b/>
         <w:bCs/>
       </w:rPr>
     </w:tblStylePr>
     <w:tblStylePr w:type="lastCol">
       <w:rPr>
+        <w:rFonts w:eastAsia="黑体"/>
         <w:b/>
         <w:bCs/>
       </w:rPr>
@@ -13958,6 +14523,7 @@
       <w:spacing w:after="0" w:line="240" w:lineRule="auto"/>
     </w:pPr>
     <w:rPr>
+      <w:rFonts w:eastAsia="黑体"/>
       <w:color w:themeColor="text1" w:val="000000"/>
     </w:rPr>
     <w:tblPr>
@@ -13976,6 +14542,7 @@
     </w:tcPr>
     <w:tblStylePr w:type="firstRow">
       <w:rPr>
+        <w:rFonts w:eastAsia="黑体"/>
         <w:b/>
         <w:bCs/>
         <w:color w:themeColor="background1" w:val="FFFFFF"/>
@@ -13990,6 +14557,7 @@
     </w:tblStylePr>
     <w:tblStylePr w:type="lastRow">
       <w:rPr>
+        <w:rFonts w:eastAsia="黑体"/>
         <w:b/>
         <w:bCs/>
         <w:color w:themeColor="accent5" w:themeShade="CC" w:val="348DA5"/>
@@ -14004,12 +14572,14 @@
     </w:tblStylePr>
     <w:tblStylePr w:type="firstCol">
       <w:rPr>
+        <w:rFonts w:eastAsia="黑体"/>
         <w:b/>
         <w:bCs/>
       </w:rPr>
     </w:tblStylePr>
     <w:tblStylePr w:type="lastCol">
       <w:rPr>
+        <w:rFonts w:eastAsia="黑体"/>
         <w:b/>
         <w:bCs/>
       </w:rPr>
@@ -14044,6 +14614,7 @@
       <w:spacing w:after="0" w:line="240" w:lineRule="auto"/>
     </w:pPr>
     <w:rPr>
+      <w:rFonts w:eastAsia="黑体"/>
       <w:color w:themeColor="text1" w:val="000000"/>
     </w:rPr>
     <w:tblPr>
@@ -14065,6 +14636,7 @@
     </w:tcPr>
     <w:tblStylePr w:type="firstRow">
       <w:rPr>
+        <w:rFonts w:eastAsia="黑体"/>
         <w:b/>
         <w:bCs/>
       </w:rPr>
@@ -14075,6 +14647,7 @@
     </w:tblStylePr>
     <w:tblStylePr w:type="lastRow">
       <w:rPr>
+        <w:rFonts w:eastAsia="黑体"/>
         <w:b/>
         <w:bCs/>
         <w:color w:themeColor="text1" w:val="000000"/>
@@ -14086,6 +14659,7 @@
     </w:tblStylePr>
     <w:tblStylePr w:type="firstCol">
       <w:rPr>
+        <w:rFonts w:eastAsia="黑体"/>
         <w:color w:themeColor="background1" w:val="FFFFFF"/>
       </w:rPr>
       <w:tblPr/>
@@ -14095,6 +14669,7 @@
     </w:tblStylePr>
     <w:tblStylePr w:type="lastCol">
       <w:rPr>
+        <w:rFonts w:eastAsia="黑体"/>
         <w:color w:themeColor="background1" w:val="FFFFFF"/>
       </w:rPr>
       <w:tblPr/>
@@ -14124,6 +14699,7 @@
       <w:spacing w:after="0" w:line="240" w:lineRule="auto"/>
     </w:pPr>
     <w:rPr>
+      <w:rFonts w:eastAsia="黑体"/>
       <w:color w:themeColor="text1" w:val="000000"/>
     </w:rPr>
     <w:tblPr>
@@ -14145,6 +14721,7 @@
     </w:tcPr>
     <w:tblStylePr w:type="firstRow">
       <w:rPr>
+        <w:rFonts w:eastAsia="黑体"/>
         <w:b/>
         <w:bCs/>
       </w:rPr>
@@ -14155,6 +14732,7 @@
     </w:tblStylePr>
     <w:tblStylePr w:type="lastRow">
       <w:rPr>
+        <w:rFonts w:eastAsia="黑体"/>
         <w:b/>
         <w:bCs/>
         <w:color w:themeColor="text1" w:val="000000"/>
@@ -14166,6 +14744,7 @@
     </w:tblStylePr>
     <w:tblStylePr w:type="firstCol">
       <w:rPr>
+        <w:rFonts w:eastAsia="黑体"/>
         <w:color w:themeColor="background1" w:val="FFFFFF"/>
       </w:rPr>
       <w:tblPr/>
@@ -14175,6 +14754,7 @@
     </w:tblStylePr>
     <w:tblStylePr w:type="lastCol">
       <w:rPr>
+        <w:rFonts w:eastAsia="黑体"/>
         <w:color w:themeColor="background1" w:val="FFFFFF"/>
       </w:rPr>
       <w:tblPr/>
@@ -14204,6 +14784,7 @@
       <w:spacing w:after="0" w:line="240" w:lineRule="auto"/>
     </w:pPr>
     <w:rPr>
+      <w:rFonts w:eastAsia="黑体"/>
       <w:color w:themeColor="text1" w:val="000000"/>
     </w:rPr>
     <w:tblPr>
@@ -14225,6 +14806,7 @@
     </w:tcPr>
     <w:tblStylePr w:type="firstRow">
       <w:rPr>
+        <w:rFonts w:eastAsia="黑体"/>
         <w:b/>
         <w:bCs/>
       </w:rPr>
@@ -14235,6 +14817,7 @@
     </w:tblStylePr>
     <w:tblStylePr w:type="lastRow">
       <w:rPr>
+        <w:rFonts w:eastAsia="黑体"/>
         <w:b/>
         <w:bCs/>
         <w:color w:themeColor="text1" w:val="000000"/>
@@ -14246,6 +14829,7 @@
     </w:tblStylePr>
     <w:tblStylePr w:type="firstCol">
       <w:rPr>
+        <w:rFonts w:eastAsia="黑体"/>
         <w:color w:themeColor="background1" w:val="FFFFFF"/>
       </w:rPr>
       <w:tblPr/>
@@ -14255,6 +14839,7 @@
     </w:tblStylePr>
     <w:tblStylePr w:type="lastCol">
       <w:rPr>
+        <w:rFonts w:eastAsia="黑体"/>
         <w:color w:themeColor="background1" w:val="FFFFFF"/>
       </w:rPr>
       <w:tblPr/>
@@ -14284,6 +14869,7 @@
       <w:spacing w:after="0" w:line="240" w:lineRule="auto"/>
     </w:pPr>
     <w:rPr>
+      <w:rFonts w:eastAsia="黑体"/>
       <w:color w:themeColor="text1" w:val="000000"/>
     </w:rPr>
     <w:tblPr>
@@ -14305,6 +14891,7 @@
     </w:tcPr>
     <w:tblStylePr w:type="firstRow">
       <w:rPr>
+        <w:rFonts w:eastAsia="黑体"/>
         <w:b/>
         <w:bCs/>
       </w:rPr>
@@ -14315,6 +14902,7 @@
     </w:tblStylePr>
     <w:tblStylePr w:type="lastRow">
       <w:rPr>
+        <w:rFonts w:eastAsia="黑体"/>
         <w:b/>
         <w:bCs/>
         <w:color w:themeColor="text1" w:val="000000"/>
@@ -14326,6 +14914,7 @@
     </w:tblStylePr>
     <w:tblStylePr w:type="firstCol">
       <w:rPr>
+        <w:rFonts w:eastAsia="黑体"/>
         <w:color w:themeColor="background1" w:val="FFFFFF"/>
       </w:rPr>
       <w:tblPr/>
@@ -14335,6 +14924,7 @@
     </w:tblStylePr>
     <w:tblStylePr w:type="lastCol">
       <w:rPr>
+        <w:rFonts w:eastAsia="黑体"/>
         <w:color w:themeColor="background1" w:val="FFFFFF"/>
       </w:rPr>
       <w:tblPr/>
@@ -14364,6 +14954,7 @@
       <w:spacing w:after="0" w:line="240" w:lineRule="auto"/>
     </w:pPr>
     <w:rPr>
+      <w:rFonts w:eastAsia="黑体"/>
       <w:color w:themeColor="text1" w:val="000000"/>
     </w:rPr>
     <w:tblPr>
@@ -14385,6 +14976,7 @@
     </w:tcPr>
     <w:tblStylePr w:type="firstRow">
       <w:rPr>
+        <w:rFonts w:eastAsia="黑体"/>
         <w:b/>
         <w:bCs/>
       </w:rPr>
@@ -14395,6 +14987,7 @@
     </w:tblStylePr>
     <w:tblStylePr w:type="lastRow">
       <w:rPr>
+        <w:rFonts w:eastAsia="黑体"/>
         <w:b/>
         <w:bCs/>
         <w:color w:themeColor="text1" w:val="000000"/>
@@ -14406,6 +14999,7 @@
     </w:tblStylePr>
     <w:tblStylePr w:type="firstCol">
       <w:rPr>
+        <w:rFonts w:eastAsia="黑体"/>
         <w:color w:themeColor="background1" w:val="FFFFFF"/>
       </w:rPr>
       <w:tblPr/>
@@ -14415,6 +15009,7 @@
     </w:tblStylePr>
     <w:tblStylePr w:type="lastCol">
       <w:rPr>
+        <w:rFonts w:eastAsia="黑体"/>
         <w:color w:themeColor="background1" w:val="FFFFFF"/>
       </w:rPr>
       <w:tblPr/>
@@ -14444,6 +15039,7 @@
       <w:spacing w:after="0" w:line="240" w:lineRule="auto"/>
     </w:pPr>
     <w:rPr>
+      <w:rFonts w:eastAsia="黑体"/>
       <w:color w:themeColor="text1" w:val="000000"/>
     </w:rPr>
     <w:tblPr>
@@ -14465,6 +15061,7 @@
     </w:tcPr>
     <w:tblStylePr w:type="firstRow">
       <w:rPr>
+        <w:rFonts w:eastAsia="黑体"/>
         <w:b/>
         <w:bCs/>
       </w:rPr>
@@ -14475,6 +15072,7 @@
     </w:tblStylePr>
     <w:tblStylePr w:type="lastRow">
       <w:rPr>
+        <w:rFonts w:eastAsia="黑体"/>
         <w:b/>
         <w:bCs/>
         <w:color w:themeColor="text1" w:val="000000"/>
@@ -14486,6 +15084,7 @@
     </w:tblStylePr>
     <w:tblStylePr w:type="firstCol">
       <w:rPr>
+        <w:rFonts w:eastAsia="黑体"/>
         <w:color w:themeColor="background1" w:val="FFFFFF"/>
       </w:rPr>
       <w:tblPr/>
@@ -14495,6 +15094,7 @@
     </w:tblStylePr>
     <w:tblStylePr w:type="lastCol">
       <w:rPr>
+        <w:rFonts w:eastAsia="黑体"/>
         <w:color w:themeColor="background1" w:val="FFFFFF"/>
       </w:rPr>
       <w:tblPr/>
@@ -14524,6 +15124,7 @@
       <w:spacing w:after="0" w:line="240" w:lineRule="auto"/>
     </w:pPr>
     <w:rPr>
+      <w:rFonts w:eastAsia="黑体"/>
       <w:color w:themeColor="text1" w:val="000000"/>
     </w:rPr>
     <w:tblPr>
@@ -14545,6 +15146,7 @@
     </w:tcPr>
     <w:tblStylePr w:type="firstRow">
       <w:rPr>
+        <w:rFonts w:eastAsia="黑体"/>
         <w:b/>
         <w:bCs/>
       </w:rPr>
@@ -14555,6 +15157,7 @@
     </w:tblStylePr>
     <w:tblStylePr w:type="lastRow">
       <w:rPr>
+        <w:rFonts w:eastAsia="黑体"/>
         <w:b/>
         <w:bCs/>
         <w:color w:themeColor="text1" w:val="000000"/>
@@ -14566,6 +15169,7 @@
     </w:tblStylePr>
     <w:tblStylePr w:type="firstCol">
       <w:rPr>
+        <w:rFonts w:eastAsia="黑体"/>
         <w:color w:themeColor="background1" w:val="FFFFFF"/>
       </w:rPr>
       <w:tblPr/>
@@ -14575,6 +15179,7 @@
     </w:tblStylePr>
     <w:tblStylePr w:type="lastCol">
       <w:rPr>
+        <w:rFonts w:eastAsia="黑体"/>
         <w:color w:themeColor="background1" w:val="FFFFFF"/>
       </w:rPr>
       <w:tblPr/>
@@ -14607,6 +15212,7 @@
     <w:name w:val="KeywordTok"/>
     <w:basedOn w:val="VerbatimChar"/>
     <w:rPr>
+      <w:rFonts w:eastAsia="黑体"/>
       <w:b/>
       <w:color w:val="007020"/>
     </w:rPr>
@@ -14615,6 +15221,7 @@
     <w:name w:val="DataTypeTok"/>
     <w:basedOn w:val="VerbatimChar"/>
     <w:rPr>
+      <w:rFonts w:eastAsia="黑体"/>
       <w:color w:val="902000"/>
     </w:rPr>
   </w:style>
@@ -14622,6 +15229,7 @@
     <w:name w:val="DecValTok"/>
     <w:basedOn w:val="VerbatimChar"/>
     <w:rPr>
+      <w:rFonts w:eastAsia="黑体"/>
       <w:color w:val="40a070"/>
     </w:rPr>
   </w:style>
@@ -14629,6 +15237,7 @@
     <w:name w:val="BaseNTok"/>
     <w:basedOn w:val="VerbatimChar"/>
     <w:rPr>
+      <w:rFonts w:eastAsia="黑体"/>
       <w:color w:val="40a070"/>
     </w:rPr>
   </w:style>
@@ -14636,6 +15245,7 @@
     <w:name w:val="FloatTok"/>
     <w:basedOn w:val="VerbatimChar"/>
     <w:rPr>
+      <w:rFonts w:eastAsia="黑体"/>
       <w:color w:val="40a070"/>
     </w:rPr>
   </w:style>
@@ -14643,6 +15253,7 @@
     <w:name w:val="ConstantTok"/>
     <w:basedOn w:val="VerbatimChar"/>
     <w:rPr>
+      <w:rFonts w:eastAsia="黑体"/>
       <w:color w:val="880000"/>
     </w:rPr>
   </w:style>
@@ -14650,6 +15261,7 @@
     <w:name w:val="CharTok"/>
     <w:basedOn w:val="VerbatimChar"/>
     <w:rPr>
+      <w:rFonts w:eastAsia="黑体"/>
       <w:color w:val="4070a0"/>
     </w:rPr>
   </w:style>
@@ -14657,6 +15269,7 @@
     <w:name w:val="SpecialCharTok"/>
     <w:basedOn w:val="VerbatimChar"/>
     <w:rPr>
+      <w:rFonts w:eastAsia="黑体"/>
       <w:color w:val="4070a0"/>
     </w:rPr>
   </w:style>
@@ -14664,6 +15277,7 @@
     <w:name w:val="StringTok"/>
     <w:basedOn w:val="VerbatimChar"/>
     <w:rPr>
+      <w:rFonts w:eastAsia="黑体"/>
       <w:color w:val="4070a0"/>
     </w:rPr>
   </w:style>
@@ -14671,6 +15285,7 @@
     <w:name w:val="VerbatimStringTok"/>
     <w:basedOn w:val="VerbatimChar"/>
     <w:rPr>
+      <w:rFonts w:eastAsia="黑体"/>
       <w:color w:val="4070a0"/>
     </w:rPr>
   </w:style>
@@ -14678,6 +15293,7 @@
     <w:name w:val="SpecialStringTok"/>
     <w:basedOn w:val="VerbatimChar"/>
     <w:rPr>
+      <w:rFonts w:eastAsia="黑体"/>
       <w:color w:val="bb6688"/>
     </w:rPr>
   </w:style>
@@ -14685,6 +15301,7 @@
     <w:name w:val="ImportTok"/>
     <w:basedOn w:val="VerbatimChar"/>
     <w:rPr>
+      <w:rFonts w:eastAsia="黑体"/>
       <w:b/>
       <w:color w:val="008000"/>
     </w:rPr>
@@ -14693,6 +15310,7 @@
     <w:name w:val="CommentTok"/>
     <w:basedOn w:val="VerbatimChar"/>
     <w:rPr>
+      <w:rFonts w:eastAsia="黑体"/>
       <w:i/>
       <w:color w:val="60a0b0"/>
     </w:rPr>
@@ -14701,6 +15319,7 @@
     <w:name w:val="DocumentationTok"/>
     <w:basedOn w:val="VerbatimChar"/>
     <w:rPr>
+      <w:rFonts w:eastAsia="黑体"/>
       <w:i/>
       <w:color w:val="ba2121"/>
     </w:rPr>
@@ -14709,6 +15328,7 @@
     <w:name w:val="AnnotationTok"/>
     <w:basedOn w:val="VerbatimChar"/>
     <w:rPr>
+      <w:rFonts w:eastAsia="黑体"/>
       <w:b/>
       <w:i/>
       <w:color w:val="60a0b0"/>
@@ -14718,6 +15338,7 @@
     <w:name w:val="CommentVarTok"/>
     <w:basedOn w:val="VerbatimChar"/>
     <w:rPr>
+      <w:rFonts w:eastAsia="黑体"/>
       <w:b/>
       <w:i/>
       <w:color w:val="60a0b0"/>
@@ -14727,6 +15348,7 @@
     <w:name w:val="OtherTok"/>
     <w:basedOn w:val="VerbatimChar"/>
     <w:rPr>
+      <w:rFonts w:eastAsia="黑体"/>
       <w:color w:val="007020"/>
     </w:rPr>
   </w:style>
@@ -14734,6 +15356,7 @@
     <w:name w:val="FunctionTok"/>
     <w:basedOn w:val="VerbatimChar"/>
     <w:rPr>
+      <w:rFonts w:eastAsia="黑体"/>
       <w:color w:val="06287e"/>
     </w:rPr>
   </w:style>
@@ -14741,6 +15364,7 @@
     <w:name w:val="VariableTok"/>
     <w:basedOn w:val="VerbatimChar"/>
     <w:rPr>
+      <w:rFonts w:eastAsia="黑体"/>
       <w:color w:val="19177c"/>
     </w:rPr>
   </w:style>
@@ -14748,6 +15372,7 @@
     <w:name w:val="ControlFlowTok"/>
     <w:basedOn w:val="VerbatimChar"/>
     <w:rPr>
+      <w:rFonts w:eastAsia="黑体"/>
       <w:b/>
       <w:color w:val="007020"/>
     </w:rPr>
@@ -14756,6 +15381,7 @@
     <w:name w:val="OperatorTok"/>
     <w:basedOn w:val="VerbatimChar"/>
     <w:rPr>
+      <w:rFonts w:eastAsia="黑体"/>
       <w:color w:val="666666"/>
     </w:rPr>
   </w:style>
@@ -14763,18 +15389,22 @@
     <w:name w:val="BuiltInTok"/>
     <w:basedOn w:val="VerbatimChar"/>
     <w:rPr>
+      <w:rFonts w:eastAsia="黑体"/>
       <w:color w:val="008000"/>
     </w:rPr>
   </w:style>
   <w:style w:type="character" w:customStyle="1" w:styleId="ExtensionTok">
     <w:name w:val="ExtensionTok"/>
     <w:basedOn w:val="VerbatimChar"/>
-    <w:rPr/>
+    <w:rPr>
+      <w:rFonts w:eastAsia="黑体"/>
+    </w:rPr>
   </w:style>
   <w:style w:type="character" w:customStyle="1" w:styleId="PreprocessorTok">
     <w:name w:val="PreprocessorTok"/>
     <w:basedOn w:val="VerbatimChar"/>
     <w:rPr>
+      <w:rFonts w:eastAsia="黑体"/>
       <w:color w:val="bc7a00"/>
     </w:rPr>
   </w:style>
@@ -14782,18 +15412,22 @@
     <w:name w:val="AttributeTok"/>
     <w:basedOn w:val="VerbatimChar"/>
     <w:rPr>
+      <w:rFonts w:eastAsia="黑体"/>
       <w:color w:val="7d9029"/>
     </w:rPr>
   </w:style>
   <w:style w:type="character" w:customStyle="1" w:styleId="RegionMarkerTok">
     <w:name w:val="RegionMarkerTok"/>
     <w:basedOn w:val="VerbatimChar"/>
-    <w:rPr/>
+    <w:rPr>
+      <w:rFonts w:eastAsia="黑体"/>
+    </w:rPr>
   </w:style>
   <w:style w:type="character" w:customStyle="1" w:styleId="InformationTok">
     <w:name w:val="InformationTok"/>
     <w:basedOn w:val="VerbatimChar"/>
     <w:rPr>
+      <w:rFonts w:eastAsia="黑体"/>
       <w:b/>
       <w:i/>
       <w:color w:val="60a0b0"/>
@@ -14803,6 +15437,7 @@
     <w:name w:val="WarningTok"/>
     <w:basedOn w:val="VerbatimChar"/>
     <w:rPr>
+      <w:rFonts w:eastAsia="黑体"/>
       <w:b/>
       <w:i/>
       <w:color w:val="60a0b0"/>
@@ -14812,6 +15447,7 @@
     <w:name w:val="AlertTok"/>
     <w:basedOn w:val="VerbatimChar"/>
     <w:rPr>
+      <w:rFonts w:eastAsia="黑体"/>
       <w:b/>
       <w:color w:val="ff0000"/>
     </w:rPr>
@@ -14820,6 +15456,7 @@
     <w:name w:val="ErrorTok"/>
     <w:basedOn w:val="VerbatimChar"/>
     <w:rPr>
+      <w:rFonts w:eastAsia="黑体"/>
       <w:b/>
       <w:color w:val="ff0000"/>
     </w:rPr>
@@ -14827,7 +15464,9 @@
   <w:style w:type="character" w:customStyle="1" w:styleId="NormalTok">
     <w:name w:val="NormalTok"/>
     <w:basedOn w:val="VerbatimChar"/>
-    <w:rPr/>
+    <w:rPr>
+      <w:rFonts w:eastAsia="黑体"/>
+    </w:rPr>
   </w:style>
 </w:styles>
 </file>
@@ -14876,12 +15515,12 @@
     <a:fontScheme name="Office">
       <a:majorFont>
         <a:latin typeface="Calibri"/>
-        <a:ea typeface=""/>
+        <a:ea typeface="黑体"/>
         <a:cs typeface=""/>
         <a:font script="Jpan" typeface="ＭＳ ゴシック"/>
         <a:font script="Hang" typeface="맑은 고딕"/>
-        <a:font script="Hans" typeface="宋体"/>
-        <a:font script="Hant" typeface="新細明體"/>
+        <a:font script="Hans" typeface="黑体"/>
+        <a:font script="Hant" typeface="黑体"/>
         <a:font script="Arab" typeface="Times New Roman"/>
         <a:font script="Hebr" typeface="Times New Roman"/>
         <a:font script="Thai" typeface="Angsana New"/>
@@ -14911,12 +15550,12 @@
       </a:majorFont>
       <a:minorFont>
         <a:latin typeface="Cambria"/>
-        <a:ea typeface=""/>
+        <a:ea typeface="黑体"/>
         <a:cs typeface=""/>
         <a:font script="Jpan" typeface="ＭＳ 明朝"/>
         <a:font script="Hang" typeface="맑은 고딕"/>
-        <a:font script="Hans" typeface="宋体"/>
-        <a:font script="Hant" typeface="新細明體"/>
+        <a:font script="Hans" typeface="黑体"/>
+        <a:font script="Hant" typeface="黑体"/>
         <a:font script="Arab" typeface="Arial"/>
         <a:font script="Hebr" typeface="Arial"/>
         <a:font script="Thai" typeface="Cordia New"/>

--- a/08-传感器电路/09-距离与位置传感器电路/电位器位置检测电路/电位器位置检测电路.docx
+++ b/08-传感器电路/09-距离与位置传感器电路/电位器位置检测电路/电位器位置检测电路.docx
@@ -2444,7 +2444,7 @@
           <w:color w:val="555555"/>
           <w:sz w:val="21"/>
         </w:rPr>
-        <w:t>材料收集者：杜文杰，WX手机：19519196569，QQ:3478827729</w:t>
+        <w:t>材料收集者：杜文杰，微信/手机：19519196569，QQ:3478827729</w:t>
       </w:r>
     </w:p>
     <w:sectPr>
